--- a/labs/lab-3/3309_Саранча_ЛР3.docx
+++ b/labs/lab-3/3309_Саранча_ЛР3.docx
@@ -1,6 +1,6 @@
 
 <file path=word/document.xml><?xml version="1.0" encoding="utf-8"?>
-<w:document xmlns:wpc="http://schemas.microsoft.com/office/word/2010/wordprocessingCanvas" xmlns:cx="http://schemas.microsoft.com/office/drawing/2014/chartex" xmlns:cx1="http://schemas.microsoft.com/office/drawing/2015/9/8/chartex" xmlns:cx2="http://schemas.microsoft.com/office/drawing/2015/10/21/chartex" xmlns:cx3="http://schemas.microsoft.com/office/drawing/2016/5/9/chartex" xmlns:cx4="http://schemas.microsoft.com/office/drawing/2016/5/10/chartex" xmlns:cx5="http://schemas.microsoft.com/office/drawing/2016/5/11/chartex" xmlns:cx6="http://schemas.microsoft.com/office/drawing/2016/5/12/chartex" xmlns:cx7="http://schemas.microsoft.com/office/drawing/2016/5/13/chartex" xmlns:cx8="http://schemas.microsoft.com/office/drawing/2016/5/14/chartex" xmlns:mc="http://schemas.openxmlformats.org/markup-compatibility/2006" xmlns:aink="http://schemas.microsoft.com/office/drawing/2016/ink" xmlns:am3d="http://schemas.microsoft.com/office/drawing/2017/model3d" xmlns:o="urn:schemas-microsoft-com:office:office" xmlns:oel="http://schemas.microsoft.com/office/2019/extlst" xmlns:r="http://schemas.openxmlformats.org/officeDocument/2006/relationships" xmlns:m="http://schemas.openxmlformats.org/officeDocument/2006/math" xmlns:v="urn:schemas-microsoft-com:vml" xmlns:wp14="http://schemas.microsoft.com/office/word/2010/wordprocessingDrawing" xmlns:wp="http://schemas.openxmlformats.org/drawingml/2006/wordprocessingDrawing" xmlns:w10="urn:schemas-microsoft-com:office:word" xmlns:w="http://schemas.openxmlformats.org/wordprocessingml/2006/main" xmlns:w14="http://schemas.microsoft.com/office/word/2010/wordml" xmlns:w15="http://schemas.microsoft.com/office/word/2012/wordml" xmlns:w16cex="http://schemas.microsoft.com/office/word/2018/wordml/cex" xmlns:w16cid="http://schemas.microsoft.com/office/word/2016/wordml/cid" xmlns:w16="http://schemas.microsoft.com/office/word/2018/wordml" xmlns:w16du="http://schemas.microsoft.com/office/word/2023/wordml/word16du" xmlns:w16sdtdh="http://schemas.microsoft.com/office/word/2020/wordml/sdtdatahash" xmlns:w16sdtfl="http://schemas.microsoft.com/office/word/2024/wordml/sdtformatlock" xmlns:w16se="http://schemas.microsoft.com/office/word/2015/wordml/symex" xmlns:wpg="http://schemas.microsoft.com/office/word/2010/wordprocessingGroup" xmlns:wpi="http://schemas.microsoft.com/office/word/2010/wordprocessingInk" xmlns:wne="http://schemas.microsoft.com/office/word/2006/wordml" xmlns:wps="http://schemas.microsoft.com/office/word/2010/wordprocessingShape" xmlns:a="http://schemas.openxmlformats.org/drawingml/2006/main" xmlns:pic="http://schemas.openxmlformats.org/drawingml/2006/picture" xmlns:a14="http://schemas.microsoft.com/office/drawing/2010/main" mc:Ignorable="w14 w15 w16se w16cid w16 w16cex w16sdtdh w16sdtfl w16du wp14">
+<w:document xmlns:wpc="http://schemas.microsoft.com/office/word/2010/wordprocessingCanvas" xmlns:mc="http://schemas.openxmlformats.org/markup-compatibility/2006" xmlns:o="urn:schemas-microsoft-com:office:office" xmlns:r="http://schemas.openxmlformats.org/officeDocument/2006/relationships" xmlns:m="http://schemas.openxmlformats.org/officeDocument/2006/math" xmlns:v="urn:schemas-microsoft-com:vml" xmlns:wp14="http://schemas.microsoft.com/office/word/2010/wordprocessingDrawing" xmlns:wp="http://schemas.openxmlformats.org/drawingml/2006/wordprocessingDrawing" xmlns:w="http://schemas.openxmlformats.org/wordprocessingml/2006/main" xmlns:w14="http://schemas.microsoft.com/office/word/2010/wordml" xmlns:w10="urn:schemas-microsoft-com:office:word" xmlns:w15="http://schemas.microsoft.com/office/word/2012/wordml" xmlns:wpg="http://schemas.microsoft.com/office/word/2010/wordprocessingGroup" xmlns:wpi="http://schemas.microsoft.com/office/word/2010/wordprocessingInk" xmlns:wne="http://schemas.microsoft.com/office/word/2006/wordml" xmlns:wps="http://schemas.microsoft.com/office/word/2010/wordprocessingShape" xmlns:wpsCustomData="http://www.wps.cn/officeDocument/2013/wpsCustomData" mc:Ignorable="w14 w15 wp14">
   <w:body>
     <w:p>
       <w:pPr>
@@ -50,7 +50,7 @@
         <w:rPr>
           <w:rFonts w:ascii="Times New Roman" w:hAnsi="Times New Roman" w:eastAsia="Times New Roman" w:cs="Times New Roman"/>
         </w:rPr>
-        <w:br/>
+        <w:br w:type="textWrapping"/>
       </w:r>
     </w:p>
     <w:p>
@@ -132,7 +132,7 @@
         <w:rPr>
           <w:rFonts w:ascii="Times New Roman" w:hAnsi="Times New Roman" w:eastAsia="Times New Roman" w:cs="Times New Roman"/>
         </w:rPr>
-        <w:br/>
+        <w:br w:type="textWrapping"/>
       </w:r>
     </w:p>
     <w:p>
@@ -170,7 +170,7 @@
           <w:rFonts w:ascii="Times New Roman" w:hAnsi="Times New Roman" w:eastAsia="Times New Roman" w:cs="Times New Roman"/>
           <w:b/>
         </w:rPr>
-        <w:br/>
+        <w:br w:type="textWrapping"/>
       </w:r>
       <w:r>
         <w:rPr>
@@ -275,7 +275,7 @@
           <w:rFonts w:ascii="Times New Roman" w:hAnsi="Times New Roman" w:eastAsia="Times New Roman" w:cs="Times New Roman"/>
           <w:i/>
         </w:rPr>
-        <w:br/>
+        <w:br w:type="textWrapping"/>
       </w:r>
       <w:r>
         <w:rPr>
@@ -305,7 +305,29 @@
           <w:szCs w:val="32"/>
           <w:lang w:val="ru-RU"/>
         </w:rPr>
-        <w:t>Саранча</w:t>
+        <w:t>Саранча Павел Александрович</w:t>
+      </w:r>
+      <w:r>
+        <w:rPr>
+          <w:rFonts w:ascii="Times New Roman" w:hAnsi="Times New Roman" w:eastAsia="Times New Roman" w:cs="Times New Roman"/>
+          <w:sz w:val="32"/>
+          <w:szCs w:val="32"/>
+        </w:rPr>
+        <w:t xml:space="preserve">, </w:t>
+      </w:r>
+      <w:r>
+        <w:rPr>
+          <w:rFonts w:ascii="Times New Roman" w:hAnsi="Times New Roman" w:eastAsia="Times New Roman" w:cs="Times New Roman"/>
+        </w:rPr>
+        <w:br w:type="textWrapping"/>
+      </w:r>
+      <w:r>
+        <w:rPr>
+          <w:rFonts w:ascii="Times New Roman" w:hAnsi="Times New Roman" w:eastAsia="Times New Roman" w:cs="Times New Roman"/>
+          <w:sz w:val="32"/>
+          <w:szCs w:val="32"/>
+        </w:rPr>
+        <w:t>группа P33</w:t>
       </w:r>
       <w:r>
         <w:rPr>
@@ -314,101 +336,61 @@
           <w:szCs w:val="32"/>
           <w:lang w:val="ru-RU"/>
         </w:rPr>
-        <w:t xml:space="preserve"> Павел Александрович</w:t>
-      </w:r>
-      <w:r>
+        <w:t>09</w:t>
+      </w:r>
+    </w:p>
+    <w:p>
+      <w:pPr>
+        <w:spacing w:after="160" w:line="240" w:lineRule="auto"/>
+        <w:jc w:val="right"/>
         <w:rPr>
           <w:rFonts w:ascii="Times New Roman" w:hAnsi="Times New Roman" w:eastAsia="Times New Roman" w:cs="Times New Roman"/>
           <w:sz w:val="32"/>
           <w:szCs w:val="32"/>
         </w:rPr>
-        <w:t xml:space="preserve">, </w:t>
-      </w:r>
-      <w:r>
-        <w:rPr>
-          <w:rFonts w:ascii="Times New Roman" w:hAnsi="Times New Roman" w:eastAsia="Times New Roman" w:cs="Times New Roman"/>
-        </w:rPr>
-        <w:br/>
-      </w:r>
-      <w:r>
-        <w:rPr>
-          <w:rFonts w:ascii="Times New Roman" w:hAnsi="Times New Roman" w:eastAsia="Times New Roman" w:cs="Times New Roman"/>
+      </w:pPr>
+    </w:p>
+    <w:p>
+      <w:pPr>
+        <w:spacing w:line="240" w:lineRule="auto"/>
+        <w:jc w:val="right"/>
+        <w:rPr>
+          <w:rFonts w:ascii="Times New Roman" w:hAnsi="Times New Roman" w:eastAsia="Times New Roman" w:cs="Times New Roman"/>
+          <w:i/>
           <w:sz w:val="32"/>
           <w:szCs w:val="32"/>
         </w:rPr>
-        <w:t>группа P33</w:t>
-      </w:r>
-      <w:r>
+      </w:pPr>
+      <w:r>
+        <w:rPr>
+          <w:rFonts w:ascii="Times New Roman" w:hAnsi="Times New Roman" w:eastAsia="Times New Roman" w:cs="Times New Roman"/>
+          <w:i/>
+          <w:sz w:val="32"/>
+          <w:szCs w:val="32"/>
+        </w:rPr>
+        <w:t>Преподаватель:</w:t>
+      </w:r>
+    </w:p>
+    <w:p>
+      <w:pPr>
+        <w:wordWrap w:val="0"/>
+        <w:spacing w:after="160" w:line="240" w:lineRule="auto"/>
+        <w:jc w:val="right"/>
         <w:rPr>
           <w:rFonts w:ascii="Times New Roman" w:hAnsi="Times New Roman" w:eastAsia="Times New Roman" w:cs="Times New Roman"/>
           <w:sz w:val="32"/>
           <w:szCs w:val="32"/>
           <w:lang w:val="ru-RU"/>
         </w:rPr>
-        <w:t>09</w:t>
-      </w:r>
-    </w:p>
-    <w:p>
-      <w:pPr>
-        <w:spacing w:after="160" w:line="240" w:lineRule="auto"/>
-        <w:jc w:val="right"/>
-        <w:rPr>
-          <w:rFonts w:ascii="Times New Roman" w:hAnsi="Times New Roman" w:eastAsia="Times New Roman" w:cs="Times New Roman"/>
-          <w:sz w:val="32"/>
-          <w:szCs w:val="32"/>
-        </w:rPr>
-      </w:pPr>
-    </w:p>
-    <w:p>
-      <w:pPr>
-        <w:spacing w:line="240" w:lineRule="auto"/>
-        <w:jc w:val="right"/>
-        <w:rPr>
-          <w:rFonts w:ascii="Times New Roman" w:hAnsi="Times New Roman" w:eastAsia="Times New Roman" w:cs="Times New Roman"/>
-          <w:i/>
-          <w:sz w:val="32"/>
-          <w:szCs w:val="32"/>
-        </w:rPr>
-      </w:pPr>
-      <w:r>
-        <w:rPr>
-          <w:rFonts w:ascii="Times New Roman" w:hAnsi="Times New Roman" w:eastAsia="Times New Roman" w:cs="Times New Roman"/>
-          <w:i/>
-          <w:sz w:val="32"/>
-          <w:szCs w:val="32"/>
-        </w:rPr>
-        <w:t>Преподаватель:</w:t>
-      </w:r>
-    </w:p>
-    <w:p>
-      <w:pPr>
-        <w:wordWrap w:val="0"/>
-        <w:spacing w:after="160" w:line="240" w:lineRule="auto"/>
-        <w:jc w:val="right"/>
+      </w:pPr>
+      <w:r>
         <w:rPr>
           <w:rFonts w:ascii="Times New Roman" w:hAnsi="Times New Roman" w:eastAsia="Times New Roman" w:cs="Times New Roman"/>
           <w:sz w:val="32"/>
           <w:szCs w:val="32"/>
           <w:lang w:val="ru-RU"/>
         </w:rPr>
-      </w:pPr>
-      <w:r>
-        <w:rPr>
-          <w:rFonts w:ascii="Times New Roman" w:hAnsi="Times New Roman" w:eastAsia="Times New Roman" w:cs="Times New Roman"/>
-          <w:sz w:val="32"/>
-          <w:szCs w:val="32"/>
-          <w:lang w:val="ru-RU"/>
-        </w:rPr>
-        <w:t>Алиев</w:t>
-      </w:r>
-      <w:r>
-        <w:rPr>
-          <w:rFonts w:ascii="Times New Roman" w:hAnsi="Times New Roman" w:eastAsia="Times New Roman" w:cs="Times New Roman"/>
-          <w:sz w:val="32"/>
-          <w:szCs w:val="32"/>
-          <w:lang w:val="ru-RU"/>
-        </w:rPr>
-        <w:t xml:space="preserve"> Тауфик Измайлович</w:t>
+        <w:t>Алиев Тауфик Измайлович</w:t>
       </w:r>
     </w:p>
     <w:p>
@@ -515,16 +497,16 @@
         <w:spacing w:line="240" w:lineRule="auto"/>
         <w:jc w:val="left"/>
         <w:rPr>
-          <w:b w:val="1"/>
-          <w:bCs w:val="1"/>
+          <w:b/>
+          <w:bCs/>
           <w:sz w:val="32"/>
           <w:szCs w:val="32"/>
         </w:rPr>
       </w:pPr>
       <w:r>
         <w:rPr>
-          <w:b w:val="1"/>
-          <w:bCs w:val="1"/>
+          <w:b/>
+          <w:bCs/>
           <w:sz w:val="32"/>
           <w:szCs w:val="32"/>
         </w:rPr>
@@ -536,8 +518,8 @@
         <w:spacing w:line="240" w:lineRule="auto"/>
         <w:jc w:val="left"/>
         <w:rPr>
-          <w:b w:val="1"/>
-          <w:bCs w:val="1"/>
+          <w:b/>
+          <w:bCs/>
           <w:sz w:val="32"/>
           <w:szCs w:val="32"/>
         </w:rPr>
@@ -554,13 +536,13 @@
       <w:sdtContent>
         <w:p>
           <w:pPr>
-            <w:pStyle w:val="TOC1"/>
+            <w:pStyle w:val="11"/>
             <w:tabs>
               <w:tab w:val="right" w:leader="dot" w:pos="10770"/>
             </w:tabs>
             <w:bidi w:val="0"/>
             <w:rPr>
-              <w:rStyle w:val="Hyperlink"/>
+              <w:rStyle w:val="10"/>
             </w:rPr>
           </w:pPr>
           <w:r>
@@ -572,937 +554,1167 @@
           <w:r>
             <w:fldChar w:fldCharType="separate"/>
           </w:r>
-          <w:hyperlink w:anchor="_Toc1760294237">
-            <w:r>
-              <w:rPr>
-                <w:rStyle w:val="Hyperlink"/>
-              </w:rPr>
-              <w:t>Цель работы</w:t>
-            </w:r>
-            <w:r>
-              <w:tab/>
-            </w:r>
-            <w:r>
-              <w:fldChar w:fldCharType="begin"/>
-            </w:r>
-            <w:r>
-              <w:instrText xml:space="preserve">PAGEREF _Toc1760294237 \h</w:instrText>
-            </w:r>
-            <w:r>
-              <w:fldChar w:fldCharType="separate"/>
-            </w:r>
-            <w:r>
-              <w:rPr>
-                <w:rStyle w:val="Hyperlink"/>
-              </w:rPr>
-              <w:t>2</w:t>
-            </w:r>
-            <w:r>
-              <w:fldChar w:fldCharType="end"/>
-            </w:r>
-          </w:hyperlink>
+          <w:r>
+            <w:fldChar w:fldCharType="begin"/>
+          </w:r>
+          <w:r>
+            <w:instrText xml:space="preserve"> HYPERLINK \l "_Toc1760294237" \h </w:instrText>
+          </w:r>
+          <w:r>
+            <w:fldChar w:fldCharType="separate"/>
+          </w:r>
+          <w:r>
+            <w:rPr>
+              <w:rStyle w:val="10"/>
+            </w:rPr>
+            <w:t>Цель работы</w:t>
+          </w:r>
+          <w:r>
+            <w:tab/>
+          </w:r>
+          <w:r>
+            <w:fldChar w:fldCharType="begin"/>
+          </w:r>
+          <w:r>
+            <w:instrText xml:space="preserve">PAGEREF _Toc1760294237 \h</w:instrText>
+          </w:r>
+          <w:r>
+            <w:fldChar w:fldCharType="separate"/>
+          </w:r>
+          <w:r>
+            <w:rPr>
+              <w:rStyle w:val="10"/>
+            </w:rPr>
+            <w:t>2</w:t>
+          </w:r>
+          <w:r>
+            <w:fldChar w:fldCharType="end"/>
+          </w:r>
+          <w:r>
+            <w:fldChar w:fldCharType="end"/>
+          </w:r>
         </w:p>
         <w:p>
           <w:pPr>
-            <w:pStyle w:val="TOC2"/>
+            <w:pStyle w:val="12"/>
             <w:tabs>
               <w:tab w:val="right" w:leader="dot" w:pos="10770"/>
             </w:tabs>
             <w:bidi w:val="0"/>
             <w:rPr>
-              <w:rStyle w:val="Hyperlink"/>
+              <w:rStyle w:val="10"/>
             </w:rPr>
           </w:pPr>
-          <w:hyperlink w:anchor="_Toc242780879">
-            <w:r>
-              <w:rPr>
-                <w:rStyle w:val="Hyperlink"/>
-              </w:rPr>
-              <w:t>Краткое описание работы</w:t>
-            </w:r>
-            <w:r>
-              <w:tab/>
-            </w:r>
-            <w:r>
-              <w:fldChar w:fldCharType="begin"/>
-            </w:r>
-            <w:r>
-              <w:instrText xml:space="preserve">PAGEREF _Toc242780879 \h</w:instrText>
-            </w:r>
-            <w:r>
-              <w:fldChar w:fldCharType="separate"/>
-            </w:r>
-            <w:r>
-              <w:rPr>
-                <w:rStyle w:val="Hyperlink"/>
-              </w:rPr>
-              <w:t>3</w:t>
-            </w:r>
-            <w:r>
-              <w:fldChar w:fldCharType="end"/>
-            </w:r>
-          </w:hyperlink>
+          <w:r>
+            <w:fldChar w:fldCharType="begin"/>
+          </w:r>
+          <w:r>
+            <w:instrText xml:space="preserve"> HYPERLINK \l "_Toc242780879" \h </w:instrText>
+          </w:r>
+          <w:r>
+            <w:fldChar w:fldCharType="separate"/>
+          </w:r>
+          <w:r>
+            <w:rPr>
+              <w:rStyle w:val="10"/>
+            </w:rPr>
+            <w:t>Краткое описание работы</w:t>
+          </w:r>
+          <w:r>
+            <w:tab/>
+          </w:r>
+          <w:r>
+            <w:fldChar w:fldCharType="begin"/>
+          </w:r>
+          <w:r>
+            <w:instrText xml:space="preserve">PAGEREF _Toc242780879 \h</w:instrText>
+          </w:r>
+          <w:r>
+            <w:fldChar w:fldCharType="separate"/>
+          </w:r>
+          <w:r>
+            <w:rPr>
+              <w:rStyle w:val="10"/>
+            </w:rPr>
+            <w:t>3</w:t>
+          </w:r>
+          <w:r>
+            <w:fldChar w:fldCharType="end"/>
+          </w:r>
+          <w:r>
+            <w:fldChar w:fldCharType="end"/>
+          </w:r>
         </w:p>
         <w:p>
           <w:pPr>
-            <w:pStyle w:val="TOC2"/>
+            <w:pStyle w:val="12"/>
             <w:tabs>
               <w:tab w:val="right" w:leader="dot" w:pos="10770"/>
             </w:tabs>
             <w:bidi w:val="0"/>
             <w:rPr>
-              <w:rStyle w:val="Hyperlink"/>
+              <w:rStyle w:val="10"/>
             </w:rPr>
           </w:pPr>
-          <w:hyperlink w:anchor="_Toc1401207708">
-            <w:r>
-              <w:rPr>
-                <w:rStyle w:val="Hyperlink"/>
-              </w:rPr>
-              <w:t>Вариант</w:t>
-            </w:r>
-            <w:r>
-              <w:tab/>
-            </w:r>
-            <w:r>
-              <w:fldChar w:fldCharType="begin"/>
-            </w:r>
-            <w:r>
-              <w:instrText xml:space="preserve">PAGEREF _Toc1401207708 \h</w:instrText>
-            </w:r>
-            <w:r>
-              <w:fldChar w:fldCharType="separate"/>
-            </w:r>
-            <w:r>
-              <w:rPr>
-                <w:rStyle w:val="Hyperlink"/>
-              </w:rPr>
-              <w:t>3</w:t>
-            </w:r>
-            <w:r>
-              <w:fldChar w:fldCharType="end"/>
-            </w:r>
-          </w:hyperlink>
+          <w:r>
+            <w:fldChar w:fldCharType="begin"/>
+          </w:r>
+          <w:r>
+            <w:instrText xml:space="preserve"> HYPERLINK \l "_Toc1401207708" \h </w:instrText>
+          </w:r>
+          <w:r>
+            <w:fldChar w:fldCharType="separate"/>
+          </w:r>
+          <w:r>
+            <w:rPr>
+              <w:rStyle w:val="10"/>
+            </w:rPr>
+            <w:t>Вариант</w:t>
+          </w:r>
+          <w:r>
+            <w:tab/>
+          </w:r>
+          <w:r>
+            <w:fldChar w:fldCharType="begin"/>
+          </w:r>
+          <w:r>
+            <w:instrText xml:space="preserve">PAGEREF _Toc1401207708 \h</w:instrText>
+          </w:r>
+          <w:r>
+            <w:fldChar w:fldCharType="separate"/>
+          </w:r>
+          <w:r>
+            <w:rPr>
+              <w:rStyle w:val="10"/>
+            </w:rPr>
+            <w:t>3</w:t>
+          </w:r>
+          <w:r>
+            <w:fldChar w:fldCharType="end"/>
+          </w:r>
+          <w:r>
+            <w:fldChar w:fldCharType="end"/>
+          </w:r>
         </w:p>
         <w:p>
           <w:pPr>
-            <w:pStyle w:val="TOC1"/>
+            <w:pStyle w:val="11"/>
             <w:tabs>
               <w:tab w:val="right" w:leader="dot" w:pos="10770"/>
             </w:tabs>
             <w:bidi w:val="0"/>
             <w:rPr>
-              <w:rStyle w:val="Hyperlink"/>
+              <w:rStyle w:val="10"/>
             </w:rPr>
           </w:pPr>
-          <w:hyperlink w:anchor="_Toc802433826">
-            <w:r>
-              <w:rPr>
-                <w:rStyle w:val="Hyperlink"/>
-              </w:rPr>
-              <w:t>Этап 1. Сеть с одним маршрутизатором</w:t>
-            </w:r>
-            <w:r>
-              <w:tab/>
-            </w:r>
-            <w:r>
-              <w:fldChar w:fldCharType="begin"/>
-            </w:r>
-            <w:r>
-              <w:instrText xml:space="preserve">PAGEREF _Toc802433826 \h</w:instrText>
-            </w:r>
-            <w:r>
-              <w:fldChar w:fldCharType="separate"/>
-            </w:r>
-            <w:r>
-              <w:rPr>
-                <w:rStyle w:val="Hyperlink"/>
-              </w:rPr>
-              <w:t>4</w:t>
-            </w:r>
-            <w:r>
-              <w:fldChar w:fldCharType="end"/>
-            </w:r>
-          </w:hyperlink>
+          <w:r>
+            <w:fldChar w:fldCharType="begin"/>
+          </w:r>
+          <w:r>
+            <w:instrText xml:space="preserve"> HYPERLINK \l "_Toc802433826" \h </w:instrText>
+          </w:r>
+          <w:r>
+            <w:fldChar w:fldCharType="separate"/>
+          </w:r>
+          <w:r>
+            <w:rPr>
+              <w:rStyle w:val="10"/>
+            </w:rPr>
+            <w:t>Этап 1. Сеть с одним маршрутизатором</w:t>
+          </w:r>
+          <w:r>
+            <w:tab/>
+          </w:r>
+          <w:r>
+            <w:fldChar w:fldCharType="begin"/>
+          </w:r>
+          <w:r>
+            <w:instrText xml:space="preserve">PAGEREF _Toc802433826 \h</w:instrText>
+          </w:r>
+          <w:r>
+            <w:fldChar w:fldCharType="separate"/>
+          </w:r>
+          <w:r>
+            <w:rPr>
+              <w:rStyle w:val="10"/>
+            </w:rPr>
+            <w:t>4</w:t>
+          </w:r>
+          <w:r>
+            <w:fldChar w:fldCharType="end"/>
+          </w:r>
+          <w:r>
+            <w:fldChar w:fldCharType="end"/>
+          </w:r>
         </w:p>
         <w:p>
           <w:pPr>
-            <w:pStyle w:val="TOC2"/>
+            <w:pStyle w:val="12"/>
             <w:tabs>
               <w:tab w:val="right" w:leader="dot" w:pos="10770"/>
             </w:tabs>
             <w:bidi w:val="0"/>
             <w:rPr>
-              <w:rStyle w:val="Hyperlink"/>
+              <w:rStyle w:val="10"/>
             </w:rPr>
           </w:pPr>
-          <w:hyperlink w:anchor="_Toc1504655337">
-            <w:r>
-              <w:rPr>
-                <w:rStyle w:val="Hyperlink"/>
-              </w:rPr>
-              <w:t>Построение сети</w:t>
-            </w:r>
-            <w:r>
-              <w:tab/>
-            </w:r>
-            <w:r>
-              <w:fldChar w:fldCharType="begin"/>
-            </w:r>
-            <w:r>
-              <w:instrText xml:space="preserve">PAGEREF _Toc1504655337 \h</w:instrText>
-            </w:r>
-            <w:r>
-              <w:fldChar w:fldCharType="separate"/>
-            </w:r>
-            <w:r>
-              <w:rPr>
-                <w:rStyle w:val="Hyperlink"/>
-              </w:rPr>
-              <w:t>5</w:t>
-            </w:r>
-            <w:r>
-              <w:fldChar w:fldCharType="end"/>
-            </w:r>
-          </w:hyperlink>
+          <w:r>
+            <w:fldChar w:fldCharType="begin"/>
+          </w:r>
+          <w:r>
+            <w:instrText xml:space="preserve"> HYPERLINK \l "_Toc1504655337" \h </w:instrText>
+          </w:r>
+          <w:r>
+            <w:fldChar w:fldCharType="separate"/>
+          </w:r>
+          <w:r>
+            <w:rPr>
+              <w:rStyle w:val="10"/>
+            </w:rPr>
+            <w:t>Построение сети</w:t>
+          </w:r>
+          <w:r>
+            <w:tab/>
+          </w:r>
+          <w:r>
+            <w:fldChar w:fldCharType="begin"/>
+          </w:r>
+          <w:r>
+            <w:instrText xml:space="preserve">PAGEREF _Toc1504655337 \h</w:instrText>
+          </w:r>
+          <w:r>
+            <w:fldChar w:fldCharType="separate"/>
+          </w:r>
+          <w:r>
+            <w:rPr>
+              <w:rStyle w:val="10"/>
+            </w:rPr>
+            <w:t>5</w:t>
+          </w:r>
+          <w:r>
+            <w:fldChar w:fldCharType="end"/>
+          </w:r>
+          <w:r>
+            <w:fldChar w:fldCharType="end"/>
+          </w:r>
         </w:p>
         <w:p>
           <w:pPr>
-            <w:pStyle w:val="TOC2"/>
+            <w:pStyle w:val="12"/>
             <w:tabs>
               <w:tab w:val="right" w:leader="dot" w:pos="10770"/>
             </w:tabs>
             <w:bidi w:val="0"/>
             <w:rPr>
-              <w:rStyle w:val="Hyperlink"/>
+              <w:rStyle w:val="10"/>
             </w:rPr>
           </w:pPr>
-          <w:hyperlink w:anchor="_Toc1679030105">
-            <w:r>
-              <w:rPr>
-                <w:rStyle w:val="Hyperlink"/>
-              </w:rPr>
-              <w:t>Таблица маршрутизации</w:t>
-            </w:r>
-            <w:r>
-              <w:tab/>
-            </w:r>
-            <w:r>
-              <w:fldChar w:fldCharType="begin"/>
-            </w:r>
-            <w:r>
-              <w:instrText xml:space="preserve">PAGEREF _Toc1679030105 \h</w:instrText>
-            </w:r>
-            <w:r>
-              <w:fldChar w:fldCharType="separate"/>
-            </w:r>
-            <w:r>
-              <w:rPr>
-                <w:rStyle w:val="Hyperlink"/>
-              </w:rPr>
-              <w:t>5</w:t>
-            </w:r>
-            <w:r>
-              <w:fldChar w:fldCharType="end"/>
-            </w:r>
-          </w:hyperlink>
+          <w:r>
+            <w:fldChar w:fldCharType="begin"/>
+          </w:r>
+          <w:r>
+            <w:instrText xml:space="preserve"> HYPERLINK \l "_Toc1679030105" \h </w:instrText>
+          </w:r>
+          <w:r>
+            <w:fldChar w:fldCharType="separate"/>
+          </w:r>
+          <w:r>
+            <w:rPr>
+              <w:rStyle w:val="10"/>
+            </w:rPr>
+            <w:t>Таблица маршрутизации</w:t>
+          </w:r>
+          <w:r>
+            <w:tab/>
+          </w:r>
+          <w:r>
+            <w:fldChar w:fldCharType="begin"/>
+          </w:r>
+          <w:r>
+            <w:instrText xml:space="preserve">PAGEREF _Toc1679030105 \h</w:instrText>
+          </w:r>
+          <w:r>
+            <w:fldChar w:fldCharType="separate"/>
+          </w:r>
+          <w:r>
+            <w:rPr>
+              <w:rStyle w:val="10"/>
+            </w:rPr>
+            <w:t>5</w:t>
+          </w:r>
+          <w:r>
+            <w:fldChar w:fldCharType="end"/>
+          </w:r>
+          <w:r>
+            <w:fldChar w:fldCharType="end"/>
+          </w:r>
         </w:p>
         <w:p>
           <w:pPr>
-            <w:pStyle w:val="TOC2"/>
+            <w:pStyle w:val="12"/>
             <w:tabs>
               <w:tab w:val="right" w:leader="dot" w:pos="10770"/>
             </w:tabs>
             <w:bidi w:val="0"/>
             <w:rPr>
-              <w:rStyle w:val="Hyperlink"/>
+              <w:rStyle w:val="10"/>
             </w:rPr>
           </w:pPr>
-          <w:hyperlink w:anchor="_Toc1286291000">
-            <w:r>
-              <w:rPr>
-                <w:rStyle w:val="Hyperlink"/>
-              </w:rPr>
-              <w:t>Настройка компьютеров</w:t>
-            </w:r>
-            <w:r>
-              <w:tab/>
-            </w:r>
-            <w:r>
-              <w:fldChar w:fldCharType="begin"/>
-            </w:r>
-            <w:r>
-              <w:instrText xml:space="preserve">PAGEREF _Toc1286291000 \h</w:instrText>
-            </w:r>
-            <w:r>
-              <w:fldChar w:fldCharType="separate"/>
-            </w:r>
-            <w:r>
-              <w:rPr>
-                <w:rStyle w:val="Hyperlink"/>
-              </w:rPr>
-              <w:t>6</w:t>
-            </w:r>
-            <w:r>
-              <w:fldChar w:fldCharType="end"/>
-            </w:r>
-          </w:hyperlink>
+          <w:r>
+            <w:fldChar w:fldCharType="begin"/>
+          </w:r>
+          <w:r>
+            <w:instrText xml:space="preserve"> HYPERLINK \l "_Toc1286291000" \h </w:instrText>
+          </w:r>
+          <w:r>
+            <w:fldChar w:fldCharType="separate"/>
+          </w:r>
+          <w:r>
+            <w:rPr>
+              <w:rStyle w:val="10"/>
+            </w:rPr>
+            <w:t>Настройка компьютеров</w:t>
+          </w:r>
+          <w:r>
+            <w:tab/>
+          </w:r>
+          <w:r>
+            <w:fldChar w:fldCharType="begin"/>
+          </w:r>
+          <w:r>
+            <w:instrText xml:space="preserve">PAGEREF _Toc1286291000 \h</w:instrText>
+          </w:r>
+          <w:r>
+            <w:fldChar w:fldCharType="separate"/>
+          </w:r>
+          <w:r>
+            <w:rPr>
+              <w:rStyle w:val="10"/>
+            </w:rPr>
+            <w:t>6</w:t>
+          </w:r>
+          <w:r>
+            <w:fldChar w:fldCharType="end"/>
+          </w:r>
+          <w:r>
+            <w:fldChar w:fldCharType="end"/>
+          </w:r>
         </w:p>
         <w:p>
           <w:pPr>
-            <w:pStyle w:val="TOC2"/>
+            <w:pStyle w:val="12"/>
             <w:tabs>
               <w:tab w:val="right" w:leader="dot" w:pos="10770"/>
             </w:tabs>
             <w:bidi w:val="0"/>
             <w:rPr>
-              <w:rStyle w:val="Hyperlink"/>
+              <w:rStyle w:val="10"/>
             </w:rPr>
           </w:pPr>
-          <w:hyperlink w:anchor="_Toc573087930">
-            <w:r>
-              <w:rPr>
-                <w:rStyle w:val="Hyperlink"/>
-              </w:rPr>
-              <w:t>Тестирование сети</w:t>
-            </w:r>
-            <w:r>
-              <w:tab/>
-            </w:r>
-            <w:r>
-              <w:fldChar w:fldCharType="begin"/>
-            </w:r>
-            <w:r>
-              <w:instrText xml:space="preserve">PAGEREF _Toc573087930 \h</w:instrText>
-            </w:r>
-            <w:r>
-              <w:fldChar w:fldCharType="separate"/>
-            </w:r>
-            <w:r>
-              <w:rPr>
-                <w:rStyle w:val="Hyperlink"/>
-              </w:rPr>
-              <w:t>7</w:t>
-            </w:r>
-            <w:r>
-              <w:fldChar w:fldCharType="end"/>
-            </w:r>
-          </w:hyperlink>
+          <w:r>
+            <w:fldChar w:fldCharType="begin"/>
+          </w:r>
+          <w:r>
+            <w:instrText xml:space="preserve"> HYPERLINK \l "_Toc573087930" \h </w:instrText>
+          </w:r>
+          <w:r>
+            <w:fldChar w:fldCharType="separate"/>
+          </w:r>
+          <w:r>
+            <w:rPr>
+              <w:rStyle w:val="10"/>
+            </w:rPr>
+            <w:t>Тестирование сети</w:t>
+          </w:r>
+          <w:r>
+            <w:tab/>
+          </w:r>
+          <w:r>
+            <w:fldChar w:fldCharType="begin"/>
+          </w:r>
+          <w:r>
+            <w:instrText xml:space="preserve">PAGEREF _Toc573087930 \h</w:instrText>
+          </w:r>
+          <w:r>
+            <w:fldChar w:fldCharType="separate"/>
+          </w:r>
+          <w:r>
+            <w:rPr>
+              <w:rStyle w:val="10"/>
+            </w:rPr>
+            <w:t>7</w:t>
+          </w:r>
+          <w:r>
+            <w:fldChar w:fldCharType="end"/>
+          </w:r>
+          <w:r>
+            <w:fldChar w:fldCharType="end"/>
+          </w:r>
         </w:p>
         <w:p>
           <w:pPr>
-            <w:pStyle w:val="TOC2"/>
+            <w:pStyle w:val="12"/>
             <w:tabs>
               <w:tab w:val="right" w:leader="dot" w:pos="10770"/>
             </w:tabs>
             <w:bidi w:val="0"/>
             <w:rPr>
-              <w:rStyle w:val="Hyperlink"/>
+              <w:rStyle w:val="10"/>
             </w:rPr>
           </w:pPr>
-          <w:hyperlink w:anchor="_Toc461944068">
-            <w:r>
-              <w:rPr>
-                <w:rStyle w:val="Hyperlink"/>
-              </w:rPr>
-              <w:t>Отправка пакетов</w:t>
-            </w:r>
-            <w:r>
-              <w:tab/>
-            </w:r>
-            <w:r>
-              <w:fldChar w:fldCharType="begin"/>
-            </w:r>
-            <w:r>
-              <w:instrText xml:space="preserve">PAGEREF _Toc461944068 \h</w:instrText>
-            </w:r>
-            <w:r>
-              <w:fldChar w:fldCharType="separate"/>
-            </w:r>
-            <w:r>
-              <w:rPr>
-                <w:rStyle w:val="Hyperlink"/>
-              </w:rPr>
-              <w:t>8</w:t>
-            </w:r>
-            <w:r>
-              <w:fldChar w:fldCharType="end"/>
-            </w:r>
-          </w:hyperlink>
+          <w:r>
+            <w:fldChar w:fldCharType="begin"/>
+          </w:r>
+          <w:r>
+            <w:instrText xml:space="preserve"> HYPERLINK \l "_Toc461944068" \h </w:instrText>
+          </w:r>
+          <w:r>
+            <w:fldChar w:fldCharType="separate"/>
+          </w:r>
+          <w:r>
+            <w:rPr>
+              <w:rStyle w:val="10"/>
+            </w:rPr>
+            <w:t>Отправка пакетов</w:t>
+          </w:r>
+          <w:r>
+            <w:tab/>
+          </w:r>
+          <w:r>
+            <w:fldChar w:fldCharType="begin"/>
+          </w:r>
+          <w:r>
+            <w:instrText xml:space="preserve">PAGEREF _Toc461944068 \h</w:instrText>
+          </w:r>
+          <w:r>
+            <w:fldChar w:fldCharType="separate"/>
+          </w:r>
+          <w:r>
+            <w:rPr>
+              <w:rStyle w:val="10"/>
+            </w:rPr>
+            <w:t>8</w:t>
+          </w:r>
+          <w:r>
+            <w:fldChar w:fldCharType="end"/>
+          </w:r>
+          <w:r>
+            <w:fldChar w:fldCharType="end"/>
+          </w:r>
         </w:p>
         <w:p>
           <w:pPr>
-            <w:pStyle w:val="TOC1"/>
+            <w:pStyle w:val="11"/>
             <w:tabs>
               <w:tab w:val="right" w:leader="dot" w:pos="10770"/>
             </w:tabs>
             <w:bidi w:val="0"/>
             <w:rPr>
-              <w:rStyle w:val="Hyperlink"/>
+              <w:rStyle w:val="10"/>
             </w:rPr>
           </w:pPr>
-          <w:hyperlink w:anchor="_Toc881018196">
-            <w:r>
-              <w:rPr>
-                <w:rStyle w:val="Hyperlink"/>
-              </w:rPr>
-              <w:t>Этап 2. Сеть с двумя маршрутизаторами</w:t>
-            </w:r>
-            <w:r>
-              <w:tab/>
-            </w:r>
-            <w:r>
-              <w:fldChar w:fldCharType="begin"/>
-            </w:r>
-            <w:r>
-              <w:instrText xml:space="preserve">PAGEREF _Toc881018196 \h</w:instrText>
-            </w:r>
-            <w:r>
-              <w:fldChar w:fldCharType="separate"/>
-            </w:r>
-            <w:r>
-              <w:rPr>
-                <w:rStyle w:val="Hyperlink"/>
-              </w:rPr>
-              <w:t>9</w:t>
-            </w:r>
-            <w:r>
-              <w:fldChar w:fldCharType="end"/>
-            </w:r>
-          </w:hyperlink>
+          <w:r>
+            <w:fldChar w:fldCharType="begin"/>
+          </w:r>
+          <w:r>
+            <w:instrText xml:space="preserve"> HYPERLINK \l "_Toc881018196" \h </w:instrText>
+          </w:r>
+          <w:r>
+            <w:fldChar w:fldCharType="separate"/>
+          </w:r>
+          <w:r>
+            <w:rPr>
+              <w:rStyle w:val="10"/>
+            </w:rPr>
+            <w:t>Этап 2. Сеть с двумя маршрутизаторами</w:t>
+          </w:r>
+          <w:r>
+            <w:tab/>
+          </w:r>
+          <w:r>
+            <w:fldChar w:fldCharType="begin"/>
+          </w:r>
+          <w:r>
+            <w:instrText xml:space="preserve">PAGEREF _Toc881018196 \h</w:instrText>
+          </w:r>
+          <w:r>
+            <w:fldChar w:fldCharType="separate"/>
+          </w:r>
+          <w:r>
+            <w:rPr>
+              <w:rStyle w:val="10"/>
+            </w:rPr>
+            <w:t>9</w:t>
+          </w:r>
+          <w:r>
+            <w:fldChar w:fldCharType="end"/>
+          </w:r>
+          <w:r>
+            <w:fldChar w:fldCharType="end"/>
+          </w:r>
         </w:p>
         <w:p>
           <w:pPr>
-            <w:pStyle w:val="TOC2"/>
+            <w:pStyle w:val="12"/>
             <w:tabs>
               <w:tab w:val="right" w:leader="dot" w:pos="10770"/>
             </w:tabs>
             <w:bidi w:val="0"/>
             <w:rPr>
-              <w:rStyle w:val="Hyperlink"/>
+              <w:rStyle w:val="10"/>
             </w:rPr>
           </w:pPr>
-          <w:hyperlink w:anchor="_Toc2013818215">
-            <w:r>
-              <w:rPr>
-                <w:rStyle w:val="Hyperlink"/>
-              </w:rPr>
-              <w:t>Построение сети</w:t>
-            </w:r>
-            <w:r>
-              <w:tab/>
-            </w:r>
-            <w:r>
-              <w:fldChar w:fldCharType="begin"/>
-            </w:r>
-            <w:r>
-              <w:instrText xml:space="preserve">PAGEREF _Toc2013818215 \h</w:instrText>
-            </w:r>
-            <w:r>
-              <w:fldChar w:fldCharType="separate"/>
-            </w:r>
-            <w:r>
-              <w:rPr>
-                <w:rStyle w:val="Hyperlink"/>
-              </w:rPr>
-              <w:t>10</w:t>
-            </w:r>
-            <w:r>
-              <w:fldChar w:fldCharType="end"/>
-            </w:r>
-          </w:hyperlink>
+          <w:r>
+            <w:fldChar w:fldCharType="begin"/>
+          </w:r>
+          <w:r>
+            <w:instrText xml:space="preserve"> HYPERLINK \l "_Toc2013818215" \h </w:instrText>
+          </w:r>
+          <w:r>
+            <w:fldChar w:fldCharType="separate"/>
+          </w:r>
+          <w:r>
+            <w:rPr>
+              <w:rStyle w:val="10"/>
+            </w:rPr>
+            <w:t>Построение сети</w:t>
+          </w:r>
+          <w:r>
+            <w:tab/>
+          </w:r>
+          <w:r>
+            <w:fldChar w:fldCharType="begin"/>
+          </w:r>
+          <w:r>
+            <w:instrText xml:space="preserve">PAGEREF _Toc2013818215 \h</w:instrText>
+          </w:r>
+          <w:r>
+            <w:fldChar w:fldCharType="separate"/>
+          </w:r>
+          <w:r>
+            <w:rPr>
+              <w:rStyle w:val="10"/>
+            </w:rPr>
+            <w:t>10</w:t>
+          </w:r>
+          <w:r>
+            <w:fldChar w:fldCharType="end"/>
+          </w:r>
+          <w:r>
+            <w:fldChar w:fldCharType="end"/>
+          </w:r>
         </w:p>
         <w:p>
           <w:pPr>
-            <w:pStyle w:val="TOC2"/>
+            <w:pStyle w:val="12"/>
             <w:tabs>
               <w:tab w:val="right" w:leader="dot" w:pos="10770"/>
             </w:tabs>
             <w:bidi w:val="0"/>
             <w:rPr>
-              <w:rStyle w:val="Hyperlink"/>
+              <w:rStyle w:val="10"/>
             </w:rPr>
           </w:pPr>
-          <w:hyperlink w:anchor="_Toc1512414041">
-            <w:r>
-              <w:rPr>
-                <w:rStyle w:val="Hyperlink"/>
-              </w:rPr>
-              <w:t>Таблица маршрутизации</w:t>
-            </w:r>
-            <w:r>
-              <w:tab/>
-            </w:r>
-            <w:r>
-              <w:fldChar w:fldCharType="begin"/>
-            </w:r>
-            <w:r>
-              <w:instrText xml:space="preserve">PAGEREF _Toc1512414041 \h</w:instrText>
-            </w:r>
-            <w:r>
-              <w:fldChar w:fldCharType="separate"/>
-            </w:r>
-            <w:r>
-              <w:rPr>
-                <w:rStyle w:val="Hyperlink"/>
-              </w:rPr>
-              <w:t>10</w:t>
-            </w:r>
-            <w:r>
-              <w:fldChar w:fldCharType="end"/>
-            </w:r>
-          </w:hyperlink>
+          <w:r>
+            <w:fldChar w:fldCharType="begin"/>
+          </w:r>
+          <w:r>
+            <w:instrText xml:space="preserve"> HYPERLINK \l "_Toc1512414041" \h </w:instrText>
+          </w:r>
+          <w:r>
+            <w:fldChar w:fldCharType="separate"/>
+          </w:r>
+          <w:r>
+            <w:rPr>
+              <w:rStyle w:val="10"/>
+            </w:rPr>
+            <w:t>Таблица маршрутизации</w:t>
+          </w:r>
+          <w:r>
+            <w:tab/>
+          </w:r>
+          <w:r>
+            <w:fldChar w:fldCharType="begin"/>
+          </w:r>
+          <w:r>
+            <w:instrText xml:space="preserve">PAGEREF _Toc1512414041 \h</w:instrText>
+          </w:r>
+          <w:r>
+            <w:fldChar w:fldCharType="separate"/>
+          </w:r>
+          <w:r>
+            <w:rPr>
+              <w:rStyle w:val="10"/>
+            </w:rPr>
+            <w:t>10</w:t>
+          </w:r>
+          <w:r>
+            <w:fldChar w:fldCharType="end"/>
+          </w:r>
+          <w:r>
+            <w:fldChar w:fldCharType="end"/>
+          </w:r>
         </w:p>
         <w:p>
           <w:pPr>
-            <w:pStyle w:val="TOC2"/>
+            <w:pStyle w:val="12"/>
             <w:tabs>
               <w:tab w:val="right" w:leader="dot" w:pos="10770"/>
             </w:tabs>
             <w:bidi w:val="0"/>
             <w:rPr>
-              <w:rStyle w:val="Hyperlink"/>
+              <w:rStyle w:val="10"/>
             </w:rPr>
           </w:pPr>
-          <w:hyperlink w:anchor="_Toc1801771193">
-            <w:r>
-              <w:rPr>
-                <w:rStyle w:val="Hyperlink"/>
-              </w:rPr>
-              <w:t>Тестирование сети</w:t>
-            </w:r>
-            <w:r>
-              <w:tab/>
-            </w:r>
-            <w:r>
-              <w:fldChar w:fldCharType="begin"/>
-            </w:r>
-            <w:r>
-              <w:instrText xml:space="preserve">PAGEREF _Toc1801771193 \h</w:instrText>
-            </w:r>
-            <w:r>
-              <w:fldChar w:fldCharType="separate"/>
-            </w:r>
-            <w:r>
-              <w:rPr>
-                <w:rStyle w:val="Hyperlink"/>
-              </w:rPr>
-              <w:t>11</w:t>
-            </w:r>
-            <w:r>
-              <w:fldChar w:fldCharType="end"/>
-            </w:r>
-          </w:hyperlink>
+          <w:r>
+            <w:fldChar w:fldCharType="begin"/>
+          </w:r>
+          <w:r>
+            <w:instrText xml:space="preserve"> HYPERLINK \l "_Toc1801771193" \h </w:instrText>
+          </w:r>
+          <w:r>
+            <w:fldChar w:fldCharType="separate"/>
+          </w:r>
+          <w:r>
+            <w:rPr>
+              <w:rStyle w:val="10"/>
+            </w:rPr>
+            <w:t>Тестирование сети</w:t>
+          </w:r>
+          <w:r>
+            <w:tab/>
+          </w:r>
+          <w:r>
+            <w:fldChar w:fldCharType="begin"/>
+          </w:r>
+          <w:r>
+            <w:instrText xml:space="preserve">PAGEREF _Toc1801771193 \h</w:instrText>
+          </w:r>
+          <w:r>
+            <w:fldChar w:fldCharType="separate"/>
+          </w:r>
+          <w:r>
+            <w:rPr>
+              <w:rStyle w:val="10"/>
+            </w:rPr>
+            <w:t>11</w:t>
+          </w:r>
+          <w:r>
+            <w:fldChar w:fldCharType="end"/>
+          </w:r>
+          <w:r>
+            <w:fldChar w:fldCharType="end"/>
+          </w:r>
         </w:p>
         <w:p>
           <w:pPr>
-            <w:pStyle w:val="TOC2"/>
+            <w:pStyle w:val="12"/>
             <w:tabs>
               <w:tab w:val="right" w:leader="dot" w:pos="10770"/>
             </w:tabs>
             <w:bidi w:val="0"/>
             <w:rPr>
-              <w:rStyle w:val="Hyperlink"/>
+              <w:rStyle w:val="10"/>
             </w:rPr>
           </w:pPr>
-          <w:hyperlink w:anchor="_Toc1726150743">
-            <w:r>
-              <w:rPr>
-                <w:rStyle w:val="Hyperlink"/>
-              </w:rPr>
-              <w:t>Отправка пакетов</w:t>
-            </w:r>
-            <w:r>
-              <w:tab/>
-            </w:r>
-            <w:r>
-              <w:fldChar w:fldCharType="begin"/>
-            </w:r>
-            <w:r>
-              <w:instrText xml:space="preserve">PAGEREF _Toc1726150743 \h</w:instrText>
-            </w:r>
-            <w:r>
-              <w:fldChar w:fldCharType="separate"/>
-            </w:r>
-            <w:r>
-              <w:rPr>
-                <w:rStyle w:val="Hyperlink"/>
-              </w:rPr>
-              <w:t>12</w:t>
-            </w:r>
-            <w:r>
-              <w:fldChar w:fldCharType="end"/>
-            </w:r>
-          </w:hyperlink>
+          <w:r>
+            <w:fldChar w:fldCharType="begin"/>
+          </w:r>
+          <w:r>
+            <w:instrText xml:space="preserve"> HYPERLINK \l "_Toc1726150743" \h </w:instrText>
+          </w:r>
+          <w:r>
+            <w:fldChar w:fldCharType="separate"/>
+          </w:r>
+          <w:r>
+            <w:rPr>
+              <w:rStyle w:val="10"/>
+            </w:rPr>
+            <w:t>Отправка пакетов</w:t>
+          </w:r>
+          <w:r>
+            <w:tab/>
+          </w:r>
+          <w:r>
+            <w:fldChar w:fldCharType="begin"/>
+          </w:r>
+          <w:r>
+            <w:instrText xml:space="preserve">PAGEREF _Toc1726150743 \h</w:instrText>
+          </w:r>
+          <w:r>
+            <w:fldChar w:fldCharType="separate"/>
+          </w:r>
+          <w:r>
+            <w:rPr>
+              <w:rStyle w:val="10"/>
+            </w:rPr>
+            <w:t>12</w:t>
+          </w:r>
+          <w:r>
+            <w:fldChar w:fldCharType="end"/>
+          </w:r>
+          <w:r>
+            <w:fldChar w:fldCharType="end"/>
+          </w:r>
         </w:p>
         <w:p>
           <w:pPr>
-            <w:pStyle w:val="TOC1"/>
+            <w:pStyle w:val="11"/>
             <w:tabs>
               <w:tab w:val="right" w:leader="dot" w:pos="10770"/>
             </w:tabs>
             <w:bidi w:val="0"/>
             <w:rPr>
-              <w:rStyle w:val="Hyperlink"/>
+              <w:rStyle w:val="10"/>
             </w:rPr>
           </w:pPr>
-          <w:hyperlink w:anchor="_Toc1979975189">
-            <w:r>
-              <w:rPr>
-                <w:rStyle w:val="Hyperlink"/>
-              </w:rPr>
-              <w:t>Этап 3. Сеть с тремя маршрутизаторами</w:t>
-            </w:r>
-            <w:r>
-              <w:tab/>
-            </w:r>
-            <w:r>
-              <w:fldChar w:fldCharType="begin"/>
-            </w:r>
-            <w:r>
-              <w:instrText xml:space="preserve">PAGEREF _Toc1979975189 \h</w:instrText>
-            </w:r>
-            <w:r>
-              <w:fldChar w:fldCharType="separate"/>
-            </w:r>
-            <w:r>
-              <w:rPr>
-                <w:rStyle w:val="Hyperlink"/>
-              </w:rPr>
-              <w:t>12</w:t>
-            </w:r>
-            <w:r>
-              <w:fldChar w:fldCharType="end"/>
-            </w:r>
-          </w:hyperlink>
+          <w:r>
+            <w:fldChar w:fldCharType="begin"/>
+          </w:r>
+          <w:r>
+            <w:instrText xml:space="preserve"> HYPERLINK \l "_Toc1979975189" \h </w:instrText>
+          </w:r>
+          <w:r>
+            <w:fldChar w:fldCharType="separate"/>
+          </w:r>
+          <w:r>
+            <w:rPr>
+              <w:rStyle w:val="10"/>
+            </w:rPr>
+            <w:t>Этап 3. Сеть с тремя маршрутизаторами</w:t>
+          </w:r>
+          <w:r>
+            <w:tab/>
+          </w:r>
+          <w:r>
+            <w:fldChar w:fldCharType="begin"/>
+          </w:r>
+          <w:r>
+            <w:instrText xml:space="preserve">PAGEREF _Toc1979975189 \h</w:instrText>
+          </w:r>
+          <w:r>
+            <w:fldChar w:fldCharType="separate"/>
+          </w:r>
+          <w:r>
+            <w:rPr>
+              <w:rStyle w:val="10"/>
+            </w:rPr>
+            <w:t>12</w:t>
+          </w:r>
+          <w:r>
+            <w:fldChar w:fldCharType="end"/>
+          </w:r>
+          <w:r>
+            <w:fldChar w:fldCharType="end"/>
+          </w:r>
         </w:p>
         <w:p>
           <w:pPr>
-            <w:pStyle w:val="TOC2"/>
+            <w:pStyle w:val="12"/>
             <w:tabs>
               <w:tab w:val="right" w:leader="dot" w:pos="10770"/>
             </w:tabs>
             <w:bidi w:val="0"/>
             <w:rPr>
-              <w:rStyle w:val="Hyperlink"/>
+              <w:rStyle w:val="10"/>
             </w:rPr>
           </w:pPr>
-          <w:hyperlink w:anchor="_Toc1801567111">
-            <w:r>
-              <w:rPr>
-                <w:rStyle w:val="Hyperlink"/>
-              </w:rPr>
-              <w:t>Построение сети</w:t>
-            </w:r>
-            <w:r>
-              <w:tab/>
-            </w:r>
-            <w:r>
-              <w:fldChar w:fldCharType="begin"/>
-            </w:r>
-            <w:r>
-              <w:instrText xml:space="preserve">PAGEREF _Toc1801567111 \h</w:instrText>
-            </w:r>
-            <w:r>
-              <w:fldChar w:fldCharType="separate"/>
-            </w:r>
-            <w:r>
-              <w:rPr>
-                <w:rStyle w:val="Hyperlink"/>
-              </w:rPr>
-              <w:t>13</w:t>
-            </w:r>
-            <w:r>
-              <w:fldChar w:fldCharType="end"/>
-            </w:r>
-          </w:hyperlink>
+          <w:r>
+            <w:fldChar w:fldCharType="begin"/>
+          </w:r>
+          <w:r>
+            <w:instrText xml:space="preserve"> HYPERLINK \l "_Toc1801567111" \h </w:instrText>
+          </w:r>
+          <w:r>
+            <w:fldChar w:fldCharType="separate"/>
+          </w:r>
+          <w:r>
+            <w:rPr>
+              <w:rStyle w:val="10"/>
+            </w:rPr>
+            <w:t>Построение сети</w:t>
+          </w:r>
+          <w:r>
+            <w:tab/>
+          </w:r>
+          <w:r>
+            <w:fldChar w:fldCharType="begin"/>
+          </w:r>
+          <w:r>
+            <w:instrText xml:space="preserve">PAGEREF _Toc1801567111 \h</w:instrText>
+          </w:r>
+          <w:r>
+            <w:fldChar w:fldCharType="separate"/>
+          </w:r>
+          <w:r>
+            <w:rPr>
+              <w:rStyle w:val="10"/>
+            </w:rPr>
+            <w:t>13</w:t>
+          </w:r>
+          <w:r>
+            <w:fldChar w:fldCharType="end"/>
+          </w:r>
+          <w:r>
+            <w:fldChar w:fldCharType="end"/>
+          </w:r>
         </w:p>
         <w:p>
           <w:pPr>
-            <w:pStyle w:val="TOC2"/>
+            <w:pStyle w:val="12"/>
             <w:tabs>
               <w:tab w:val="right" w:leader="dot" w:pos="10770"/>
             </w:tabs>
             <w:bidi w:val="0"/>
             <w:rPr>
-              <w:rStyle w:val="Hyperlink"/>
+              <w:rStyle w:val="10"/>
             </w:rPr>
           </w:pPr>
-          <w:hyperlink w:anchor="_Toc1902150913">
-            <w:r>
-              <w:rPr>
-                <w:rStyle w:val="Hyperlink"/>
-              </w:rPr>
-              <w:t>Таблица маршрутизации</w:t>
-            </w:r>
-            <w:r>
-              <w:tab/>
-            </w:r>
-            <w:r>
-              <w:fldChar w:fldCharType="begin"/>
-            </w:r>
-            <w:r>
-              <w:instrText xml:space="preserve">PAGEREF _Toc1902150913 \h</w:instrText>
-            </w:r>
-            <w:r>
-              <w:fldChar w:fldCharType="separate"/>
-            </w:r>
-            <w:r>
-              <w:rPr>
-                <w:rStyle w:val="Hyperlink"/>
-              </w:rPr>
-              <w:t>13</w:t>
-            </w:r>
-            <w:r>
-              <w:fldChar w:fldCharType="end"/>
-            </w:r>
-          </w:hyperlink>
+          <w:r>
+            <w:fldChar w:fldCharType="begin"/>
+          </w:r>
+          <w:r>
+            <w:instrText xml:space="preserve"> HYPERLINK \l "_Toc1902150913" \h </w:instrText>
+          </w:r>
+          <w:r>
+            <w:fldChar w:fldCharType="separate"/>
+          </w:r>
+          <w:r>
+            <w:rPr>
+              <w:rStyle w:val="10"/>
+            </w:rPr>
+            <w:t>Таблица маршрутизации</w:t>
+          </w:r>
+          <w:r>
+            <w:tab/>
+          </w:r>
+          <w:r>
+            <w:fldChar w:fldCharType="begin"/>
+          </w:r>
+          <w:r>
+            <w:instrText xml:space="preserve">PAGEREF _Toc1902150913 \h</w:instrText>
+          </w:r>
+          <w:r>
+            <w:fldChar w:fldCharType="separate"/>
+          </w:r>
+          <w:r>
+            <w:rPr>
+              <w:rStyle w:val="10"/>
+            </w:rPr>
+            <w:t>13</w:t>
+          </w:r>
+          <w:r>
+            <w:fldChar w:fldCharType="end"/>
+          </w:r>
+          <w:r>
+            <w:fldChar w:fldCharType="end"/>
+          </w:r>
         </w:p>
         <w:p>
           <w:pPr>
-            <w:pStyle w:val="TOC2"/>
+            <w:pStyle w:val="12"/>
             <w:tabs>
               <w:tab w:val="right" w:leader="dot" w:pos="10770"/>
             </w:tabs>
             <w:bidi w:val="0"/>
             <w:rPr>
-              <w:rStyle w:val="Hyperlink"/>
+              <w:rStyle w:val="10"/>
             </w:rPr>
           </w:pPr>
-          <w:hyperlink w:anchor="_Toc772780739">
-            <w:r>
-              <w:rPr>
-                <w:rStyle w:val="Hyperlink"/>
-              </w:rPr>
-              <w:t>Настройка компьютеров</w:t>
-            </w:r>
-            <w:r>
-              <w:tab/>
-            </w:r>
-            <w:r>
-              <w:fldChar w:fldCharType="begin"/>
-            </w:r>
-            <w:r>
-              <w:instrText xml:space="preserve">PAGEREF _Toc772780739 \h</w:instrText>
-            </w:r>
-            <w:r>
-              <w:fldChar w:fldCharType="separate"/>
-            </w:r>
-            <w:r>
-              <w:rPr>
-                <w:rStyle w:val="Hyperlink"/>
-              </w:rPr>
-              <w:t>15</w:t>
-            </w:r>
-            <w:r>
-              <w:fldChar w:fldCharType="end"/>
-            </w:r>
-          </w:hyperlink>
+          <w:r>
+            <w:fldChar w:fldCharType="begin"/>
+          </w:r>
+          <w:r>
+            <w:instrText xml:space="preserve"> HYPERLINK \l "_Toc772780739" \h </w:instrText>
+          </w:r>
+          <w:r>
+            <w:fldChar w:fldCharType="separate"/>
+          </w:r>
+          <w:r>
+            <w:rPr>
+              <w:rStyle w:val="10"/>
+            </w:rPr>
+            <w:t>Настройка компьютеров</w:t>
+          </w:r>
+          <w:r>
+            <w:tab/>
+          </w:r>
+          <w:r>
+            <w:fldChar w:fldCharType="begin"/>
+          </w:r>
+          <w:r>
+            <w:instrText xml:space="preserve">PAGEREF _Toc772780739 \h</w:instrText>
+          </w:r>
+          <w:r>
+            <w:fldChar w:fldCharType="separate"/>
+          </w:r>
+          <w:r>
+            <w:rPr>
+              <w:rStyle w:val="10"/>
+            </w:rPr>
+            <w:t>15</w:t>
+          </w:r>
+          <w:r>
+            <w:fldChar w:fldCharType="end"/>
+          </w:r>
+          <w:r>
+            <w:fldChar w:fldCharType="end"/>
+          </w:r>
         </w:p>
         <w:p>
           <w:pPr>
-            <w:pStyle w:val="TOC2"/>
+            <w:pStyle w:val="12"/>
             <w:tabs>
               <w:tab w:val="right" w:leader="dot" w:pos="10770"/>
             </w:tabs>
             <w:bidi w:val="0"/>
             <w:rPr>
-              <w:rStyle w:val="Hyperlink"/>
+              <w:rStyle w:val="10"/>
             </w:rPr>
           </w:pPr>
-          <w:hyperlink w:anchor="_Toc1910320161">
-            <w:r>
-              <w:rPr>
-                <w:rStyle w:val="Hyperlink"/>
-              </w:rPr>
-              <w:t>Тестирование сети</w:t>
-            </w:r>
-            <w:r>
-              <w:tab/>
-            </w:r>
-            <w:r>
-              <w:fldChar w:fldCharType="begin"/>
-            </w:r>
-            <w:r>
-              <w:instrText xml:space="preserve">PAGEREF _Toc1910320161 \h</w:instrText>
-            </w:r>
-            <w:r>
-              <w:fldChar w:fldCharType="separate"/>
-            </w:r>
-            <w:r>
-              <w:rPr>
-                <w:rStyle w:val="Hyperlink"/>
-              </w:rPr>
-              <w:t>15</w:t>
-            </w:r>
-            <w:r>
-              <w:fldChar w:fldCharType="end"/>
-            </w:r>
-          </w:hyperlink>
+          <w:r>
+            <w:fldChar w:fldCharType="begin"/>
+          </w:r>
+          <w:r>
+            <w:instrText xml:space="preserve"> HYPERLINK \l "_Toc1910320161" \h </w:instrText>
+          </w:r>
+          <w:r>
+            <w:fldChar w:fldCharType="separate"/>
+          </w:r>
+          <w:r>
+            <w:rPr>
+              <w:rStyle w:val="10"/>
+            </w:rPr>
+            <w:t>Тестирование сети</w:t>
+          </w:r>
+          <w:r>
+            <w:tab/>
+          </w:r>
+          <w:r>
+            <w:fldChar w:fldCharType="begin"/>
+          </w:r>
+          <w:r>
+            <w:instrText xml:space="preserve">PAGEREF _Toc1910320161 \h</w:instrText>
+          </w:r>
+          <w:r>
+            <w:fldChar w:fldCharType="separate"/>
+          </w:r>
+          <w:r>
+            <w:rPr>
+              <w:rStyle w:val="10"/>
+            </w:rPr>
+            <w:t>15</w:t>
+          </w:r>
+          <w:r>
+            <w:fldChar w:fldCharType="end"/>
+          </w:r>
+          <w:r>
+            <w:fldChar w:fldCharType="end"/>
+          </w:r>
         </w:p>
         <w:p>
           <w:pPr>
-            <w:pStyle w:val="TOC2"/>
+            <w:pStyle w:val="12"/>
             <w:tabs>
               <w:tab w:val="right" w:leader="dot" w:pos="10770"/>
             </w:tabs>
             <w:bidi w:val="0"/>
             <w:rPr>
-              <w:rStyle w:val="Hyperlink"/>
+              <w:rStyle w:val="10"/>
             </w:rPr>
           </w:pPr>
-          <w:hyperlink w:anchor="_Toc1691146282">
-            <w:r>
-              <w:rPr>
-                <w:rStyle w:val="Hyperlink"/>
-              </w:rPr>
-              <w:t>Отправка пакетов</w:t>
-            </w:r>
-            <w:r>
-              <w:tab/>
-            </w:r>
-            <w:r>
-              <w:fldChar w:fldCharType="begin"/>
-            </w:r>
-            <w:r>
-              <w:instrText xml:space="preserve">PAGEREF _Toc1691146282 \h</w:instrText>
-            </w:r>
-            <w:r>
-              <w:fldChar w:fldCharType="separate"/>
-            </w:r>
-            <w:r>
-              <w:rPr>
-                <w:rStyle w:val="Hyperlink"/>
-              </w:rPr>
-              <w:t>15</w:t>
-            </w:r>
-            <w:r>
-              <w:fldChar w:fldCharType="end"/>
-            </w:r>
-          </w:hyperlink>
+          <w:r>
+            <w:fldChar w:fldCharType="begin"/>
+          </w:r>
+          <w:r>
+            <w:instrText xml:space="preserve"> HYPERLINK \l "_Toc1691146282" \h </w:instrText>
+          </w:r>
+          <w:r>
+            <w:fldChar w:fldCharType="separate"/>
+          </w:r>
+          <w:r>
+            <w:rPr>
+              <w:rStyle w:val="10"/>
+            </w:rPr>
+            <w:t>Отправка пакетов</w:t>
+          </w:r>
+          <w:r>
+            <w:tab/>
+          </w:r>
+          <w:r>
+            <w:fldChar w:fldCharType="begin"/>
+          </w:r>
+          <w:r>
+            <w:instrText xml:space="preserve">PAGEREF _Toc1691146282 \h</w:instrText>
+          </w:r>
+          <w:r>
+            <w:fldChar w:fldCharType="separate"/>
+          </w:r>
+          <w:r>
+            <w:rPr>
+              <w:rStyle w:val="10"/>
+            </w:rPr>
+            <w:t>15</w:t>
+          </w:r>
+          <w:r>
+            <w:fldChar w:fldCharType="end"/>
+          </w:r>
+          <w:r>
+            <w:fldChar w:fldCharType="end"/>
+          </w:r>
         </w:p>
         <w:p>
           <w:pPr>
-            <w:pStyle w:val="TOC1"/>
+            <w:pStyle w:val="11"/>
             <w:tabs>
               <w:tab w:val="right" w:leader="dot" w:pos="10770"/>
             </w:tabs>
             <w:bidi w:val="0"/>
             <w:rPr>
-              <w:rStyle w:val="Hyperlink"/>
+              <w:rStyle w:val="10"/>
             </w:rPr>
           </w:pPr>
-          <w:hyperlink w:anchor="_Toc498160531">
-            <w:r>
-              <w:rPr>
-                <w:rStyle w:val="Hyperlink"/>
-              </w:rPr>
-              <w:t>Динамическая маршрутизация по протоколу RIP</w:t>
-            </w:r>
-            <w:r>
-              <w:tab/>
-            </w:r>
-            <w:r>
-              <w:fldChar w:fldCharType="begin"/>
-            </w:r>
-            <w:r>
-              <w:instrText xml:space="preserve">PAGEREF _Toc498160531 \h</w:instrText>
-            </w:r>
-            <w:r>
-              <w:fldChar w:fldCharType="separate"/>
-            </w:r>
-            <w:r>
-              <w:rPr>
-                <w:rStyle w:val="Hyperlink"/>
-              </w:rPr>
-              <w:t>15</w:t>
-            </w:r>
-            <w:r>
-              <w:fldChar w:fldCharType="end"/>
-            </w:r>
-          </w:hyperlink>
+          <w:r>
+            <w:fldChar w:fldCharType="begin"/>
+          </w:r>
+          <w:r>
+            <w:instrText xml:space="preserve"> HYPERLINK \l "_Toc498160531" \h </w:instrText>
+          </w:r>
+          <w:r>
+            <w:fldChar w:fldCharType="separate"/>
+          </w:r>
+          <w:r>
+            <w:rPr>
+              <w:rStyle w:val="10"/>
+            </w:rPr>
+            <w:t>Динамическая маршрутизация по протоколу RIP</w:t>
+          </w:r>
+          <w:r>
+            <w:tab/>
+          </w:r>
+          <w:r>
+            <w:fldChar w:fldCharType="begin"/>
+          </w:r>
+          <w:r>
+            <w:instrText xml:space="preserve">PAGEREF _Toc498160531 \h</w:instrText>
+          </w:r>
+          <w:r>
+            <w:fldChar w:fldCharType="separate"/>
+          </w:r>
+          <w:r>
+            <w:rPr>
+              <w:rStyle w:val="10"/>
+            </w:rPr>
+            <w:t>15</w:t>
+          </w:r>
+          <w:r>
+            <w:fldChar w:fldCharType="end"/>
+          </w:r>
+          <w:r>
+            <w:fldChar w:fldCharType="end"/>
+          </w:r>
         </w:p>
         <w:p>
           <w:pPr>
-            <w:pStyle w:val="TOC1"/>
+            <w:pStyle w:val="11"/>
             <w:tabs>
               <w:tab w:val="right" w:leader="dot" w:pos="10770"/>
             </w:tabs>
             <w:bidi w:val="0"/>
             <w:rPr>
-              <w:rStyle w:val="Hyperlink"/>
+              <w:rStyle w:val="10"/>
             </w:rPr>
           </w:pPr>
-          <w:hyperlink w:anchor="_Toc48123083">
-            <w:r>
-              <w:rPr>
-                <w:rStyle w:val="Hyperlink"/>
-              </w:rPr>
-              <w:t>Автоматическое получение сетевых настроек по DHCP</w:t>
-            </w:r>
-            <w:r>
-              <w:tab/>
-            </w:r>
-            <w:r>
-              <w:fldChar w:fldCharType="begin"/>
-            </w:r>
-            <w:r>
-              <w:instrText xml:space="preserve">PAGEREF _Toc48123083 \h</w:instrText>
-            </w:r>
-            <w:r>
-              <w:fldChar w:fldCharType="separate"/>
-            </w:r>
-            <w:r>
-              <w:rPr>
-                <w:rStyle w:val="Hyperlink"/>
-              </w:rPr>
-              <w:t>15</w:t>
-            </w:r>
-            <w:r>
-              <w:fldChar w:fldCharType="end"/>
-            </w:r>
-          </w:hyperlink>
+          <w:r>
+            <w:fldChar w:fldCharType="begin"/>
+          </w:r>
+          <w:r>
+            <w:instrText xml:space="preserve"> HYPERLINK \l "_Toc48123083" \h </w:instrText>
+          </w:r>
+          <w:r>
+            <w:fldChar w:fldCharType="separate"/>
+          </w:r>
+          <w:r>
+            <w:rPr>
+              <w:rStyle w:val="10"/>
+            </w:rPr>
+            <w:t>Автоматическое получение сетевых настроек по DHCP</w:t>
+          </w:r>
+          <w:r>
+            <w:tab/>
+          </w:r>
+          <w:r>
+            <w:fldChar w:fldCharType="begin"/>
+          </w:r>
+          <w:r>
+            <w:instrText xml:space="preserve">PAGEREF _Toc48123083 \h</w:instrText>
+          </w:r>
+          <w:r>
+            <w:fldChar w:fldCharType="separate"/>
+          </w:r>
+          <w:r>
+            <w:rPr>
+              <w:rStyle w:val="10"/>
+            </w:rPr>
+            <w:t>15</w:t>
+          </w:r>
+          <w:r>
+            <w:fldChar w:fldCharType="end"/>
+          </w:r>
+          <w:r>
+            <w:fldChar w:fldCharType="end"/>
+          </w:r>
         </w:p>
         <w:p>
           <w:pPr>
-            <w:pStyle w:val="TOC1"/>
+            <w:pStyle w:val="11"/>
             <w:tabs>
               <w:tab w:val="right" w:leader="dot" w:pos="10770"/>
             </w:tabs>
             <w:bidi w:val="0"/>
             <w:rPr>
-              <w:rStyle w:val="Hyperlink"/>
+              <w:rStyle w:val="10"/>
             </w:rPr>
           </w:pPr>
-          <w:hyperlink w:anchor="_Toc371874213">
-            <w:r>
-              <w:rPr>
-                <w:rStyle w:val="Hyperlink"/>
-              </w:rPr>
-              <w:t>Вывод</w:t>
-            </w:r>
-            <w:r>
-              <w:tab/>
-            </w:r>
-            <w:r>
-              <w:fldChar w:fldCharType="begin"/>
-            </w:r>
-            <w:r>
-              <w:instrText xml:space="preserve">PAGEREF _Toc371874213 \h</w:instrText>
-            </w:r>
-            <w:r>
-              <w:fldChar w:fldCharType="separate"/>
-            </w:r>
-            <w:r>
-              <w:rPr>
-                <w:rStyle w:val="Hyperlink"/>
-              </w:rPr>
-              <w:t>15</w:t>
-            </w:r>
-            <w:r>
-              <w:fldChar w:fldCharType="end"/>
-            </w:r>
-          </w:hyperlink>
+          <w:r>
+            <w:fldChar w:fldCharType="begin"/>
+          </w:r>
+          <w:r>
+            <w:instrText xml:space="preserve"> HYPERLINK \l "_Toc371874213" \h </w:instrText>
+          </w:r>
+          <w:r>
+            <w:fldChar w:fldCharType="separate"/>
+          </w:r>
+          <w:r>
+            <w:rPr>
+              <w:rStyle w:val="10"/>
+            </w:rPr>
+            <w:t>Вывод</w:t>
+          </w:r>
+          <w:r>
+            <w:tab/>
+          </w:r>
+          <w:r>
+            <w:fldChar w:fldCharType="begin"/>
+          </w:r>
+          <w:r>
+            <w:instrText xml:space="preserve">PAGEREF _Toc371874213 \h</w:instrText>
+          </w:r>
+          <w:r>
+            <w:fldChar w:fldCharType="separate"/>
+          </w:r>
+          <w:r>
+            <w:rPr>
+              <w:rStyle w:val="10"/>
+            </w:rPr>
+            <w:t>15</w:t>
+          </w:r>
+          <w:r>
+            <w:fldChar w:fldCharType="end"/>
+          </w:r>
+          <w:r>
+            <w:fldChar w:fldCharType="end"/>
+          </w:r>
           <w:r>
             <w:fldChar w:fldCharType="end"/>
           </w:r>
@@ -1545,30 +1757,30 @@
     </w:p>
     <w:p>
       <w:pPr>
-        <w:pStyle w:val="1"/>
+        <w:pStyle w:val="2"/>
         <w:spacing w:before="0" w:after="0" w:line="240" w:lineRule="auto"/>
         <w:rPr>
           <w:rFonts w:ascii="Times New Roman" w:hAnsi="Times New Roman" w:eastAsia="Times New Roman" w:cs="Times New Roman"/>
-          <w:b w:val="1"/>
-          <w:bCs w:val="1"/>
+          <w:b/>
+          <w:bCs/>
           <w:sz w:val="32"/>
           <w:szCs w:val="32"/>
         </w:rPr>
       </w:pPr>
-      <w:bookmarkStart w:name="_ucvitdye73bf" w:id="1"/>
-      <w:bookmarkEnd w:id="1"/>
-      <w:bookmarkStart w:name="_Toc1760294237" w:id="436668950"/>
-      <w:r>
-        <w:rPr>
-          <w:rFonts w:ascii="Times New Roman" w:hAnsi="Times New Roman" w:eastAsia="Times New Roman" w:cs="Times New Roman"/>
-          <w:b w:val="1"/>
-          <w:bCs w:val="1"/>
+      <w:bookmarkStart w:id="0" w:name="_ucvitdye73bf"/>
+      <w:bookmarkEnd w:id="0"/>
+      <w:bookmarkStart w:id="1" w:name="_Toc1760294237"/>
+      <w:r>
+        <w:rPr>
+          <w:rFonts w:ascii="Times New Roman" w:hAnsi="Times New Roman" w:eastAsia="Times New Roman" w:cs="Times New Roman"/>
+          <w:b/>
+          <w:bCs/>
           <w:sz w:val="32"/>
           <w:szCs w:val="32"/>
         </w:rPr>
         <w:t>Цель работы</w:t>
       </w:r>
-      <w:bookmarkEnd w:id="436668950"/>
+      <w:bookmarkEnd w:id="1"/>
     </w:p>
     <w:p>
       <w:pPr>
@@ -1600,30 +1812,30 @@
     </w:p>
     <w:p>
       <w:pPr>
-        <w:pStyle w:val="2"/>
+        <w:pStyle w:val="3"/>
         <w:spacing w:before="0" w:line="240" w:lineRule="auto"/>
         <w:rPr>
           <w:rFonts w:ascii="Times New Roman" w:hAnsi="Times New Roman" w:eastAsia="Times New Roman" w:cs="Times New Roman"/>
-          <w:b w:val="1"/>
-          <w:bCs w:val="1"/>
-          <w:sz w:val="28"/>
-          <w:szCs w:val="28"/>
-        </w:rPr>
-      </w:pPr>
-      <w:bookmarkStart w:name="_10limrdai1zh" w:id="2"/>
+          <w:b/>
+          <w:bCs/>
+          <w:sz w:val="28"/>
+          <w:szCs w:val="28"/>
+        </w:rPr>
+      </w:pPr>
+      <w:bookmarkStart w:id="2" w:name="_10limrdai1zh"/>
       <w:bookmarkEnd w:id="2"/>
-      <w:bookmarkStart w:name="_Toc242780879" w:id="271944793"/>
-      <w:r>
-        <w:rPr>
-          <w:rFonts w:ascii="Times New Roman" w:hAnsi="Times New Roman" w:eastAsia="Times New Roman" w:cs="Times New Roman"/>
-          <w:b w:val="1"/>
-          <w:bCs w:val="1"/>
+      <w:bookmarkStart w:id="3" w:name="_Toc242780879"/>
+      <w:r>
+        <w:rPr>
+          <w:rFonts w:ascii="Times New Roman" w:hAnsi="Times New Roman" w:eastAsia="Times New Roman" w:cs="Times New Roman"/>
+          <w:b/>
+          <w:bCs/>
           <w:sz w:val="28"/>
           <w:szCs w:val="28"/>
         </w:rPr>
         <w:t>Краткое описание работы</w:t>
       </w:r>
-      <w:bookmarkEnd w:id="271944793"/>
+      <w:bookmarkEnd w:id="3"/>
     </w:p>
     <w:p>
       <w:pPr>
@@ -1794,30 +2006,30 @@
     </w:p>
     <w:p>
       <w:pPr>
-        <w:pStyle w:val="2"/>
+        <w:pStyle w:val="3"/>
         <w:spacing w:line="240" w:lineRule="auto"/>
         <w:rPr>
           <w:rFonts w:ascii="Times New Roman" w:hAnsi="Times New Roman" w:eastAsia="Times New Roman" w:cs="Times New Roman"/>
-          <w:b w:val="1"/>
-          <w:bCs w:val="1"/>
-          <w:sz w:val="28"/>
-          <w:szCs w:val="28"/>
-        </w:rPr>
-      </w:pPr>
-      <w:bookmarkStart w:name="_xegpdcqvi3sj" w:id="3"/>
-      <w:bookmarkEnd w:id="3"/>
-      <w:bookmarkStart w:name="_Toc1401207708" w:id="845545954"/>
-      <w:r>
-        <w:rPr>
-          <w:rFonts w:ascii="Times New Roman" w:hAnsi="Times New Roman" w:eastAsia="Times New Roman" w:cs="Times New Roman"/>
-          <w:b w:val="1"/>
-          <w:bCs w:val="1"/>
+          <w:b/>
+          <w:bCs/>
+          <w:sz w:val="28"/>
+          <w:szCs w:val="28"/>
+        </w:rPr>
+      </w:pPr>
+      <w:bookmarkStart w:id="4" w:name="_xegpdcqvi3sj"/>
+      <w:bookmarkEnd w:id="4"/>
+      <w:bookmarkStart w:id="5" w:name="_Toc1401207708"/>
+      <w:r>
+        <w:rPr>
+          <w:rFonts w:ascii="Times New Roman" w:hAnsi="Times New Roman" w:eastAsia="Times New Roman" w:cs="Times New Roman"/>
+          <w:b/>
+          <w:bCs/>
           <w:sz w:val="28"/>
           <w:szCs w:val="28"/>
         </w:rPr>
         <w:t>Вариант</w:t>
       </w:r>
-      <w:bookmarkEnd w:id="845545954"/>
+      <w:bookmarkEnd w:id="5"/>
     </w:p>
     <w:p>
       <w:pPr>
@@ -1840,8 +2052,8 @@
       <w:r>
         <w:rPr>
           <w:rFonts w:ascii="Times New Roman" w:hAnsi="Times New Roman" w:eastAsia="Times New Roman" w:cs="Times New Roman"/>
-          <w:b w:val="1"/>
-          <w:bCs w:val="1"/>
+          <w:b/>
+          <w:bCs/>
           <w:sz w:val="28"/>
           <w:szCs w:val="28"/>
         </w:rPr>
@@ -1850,33 +2062,28 @@
     </w:p>
     <w:p>
       <w:pPr>
-        <w:pStyle w:val="a"/>
         <w:spacing w:line="240" w:lineRule="auto"/>
       </w:pPr>
       <w:r>
         <w:drawing>
-          <wp:inline wp14:editId="17791E94" wp14:anchorId="3E074E8E">
-            <wp:extent cx="6847619" cy="533333"/>
+          <wp:inline distT="0" distB="0" distL="114300" distR="114300">
+            <wp:extent cx="6847205" cy="532765"/>
             <wp:effectExtent l="0" t="0" r="0" b="0"/>
             <wp:docPr id="1098757454" name="drawing"/>
             <wp:cNvGraphicFramePr>
-              <a:graphicFrameLocks noChangeAspect="1"/>
+              <a:graphicFrameLocks xmlns:a="http://schemas.openxmlformats.org/drawingml/2006/main" noChangeAspect="1"/>
             </wp:cNvGraphicFramePr>
-            <a:graphic>
-              <a:graphicData xmlns:a="http://schemas.openxmlformats.org/drawingml/2006/main" uri="http://schemas.openxmlformats.org/drawingml/2006/picture">
+            <a:graphic xmlns:a="http://schemas.openxmlformats.org/drawingml/2006/main">
+              <a:graphicData uri="http://schemas.openxmlformats.org/drawingml/2006/picture">
                 <pic:pic xmlns:pic="http://schemas.openxmlformats.org/drawingml/2006/picture">
                   <pic:nvPicPr>
-                    <pic:cNvPr id="1098757454" name="Picture 1098757454"/>
-                    <pic:cNvPicPr/>
+                    <pic:cNvPr id="1098757454" name="drawing"/>
+                    <pic:cNvPicPr>
+                      <a:picLocks noChangeAspect="1"/>
+                    </pic:cNvPicPr>
                   </pic:nvPicPr>
                   <pic:blipFill>
-                    <a:blip xmlns:r="http://schemas.openxmlformats.org/officeDocument/2006/relationships" r:embed="rId422396493">
-                      <a:extLst>
-                        <a:ext uri="{28A0092B-C50C-407E-A947-70E740481C1C}">
-                          <a14:useLocalDpi xmlns:a14="http://schemas.microsoft.com/office/drawing/2010/main"/>
-                        </a:ext>
-                      </a:extLst>
-                    </a:blip>
+                    <a:blip r:embed="rId8"/>
                     <a:stretch>
                       <a:fillRect/>
                     </a:stretch>
@@ -1898,28 +2105,24 @@
       </w:r>
       <w:r>
         <w:drawing>
-          <wp:inline wp14:editId="639E6D1C" wp14:anchorId="63DEDF78">
-            <wp:extent cx="6838095" cy="276190"/>
+          <wp:inline distT="0" distB="0" distL="114300" distR="114300">
+            <wp:extent cx="6837680" cy="275590"/>
             <wp:effectExtent l="0" t="0" r="0" b="0"/>
             <wp:docPr id="30172653" name="drawing"/>
             <wp:cNvGraphicFramePr>
-              <a:graphicFrameLocks noChangeAspect="1"/>
+              <a:graphicFrameLocks xmlns:a="http://schemas.openxmlformats.org/drawingml/2006/main" noChangeAspect="1"/>
             </wp:cNvGraphicFramePr>
-            <a:graphic>
-              <a:graphicData xmlns:a="http://schemas.openxmlformats.org/drawingml/2006/main" uri="http://schemas.openxmlformats.org/drawingml/2006/picture">
+            <a:graphic xmlns:a="http://schemas.openxmlformats.org/drawingml/2006/main">
+              <a:graphicData uri="http://schemas.openxmlformats.org/drawingml/2006/picture">
                 <pic:pic xmlns:pic="http://schemas.openxmlformats.org/drawingml/2006/picture">
                   <pic:nvPicPr>
-                    <pic:cNvPr id="30172653" name="Picture 30172653"/>
-                    <pic:cNvPicPr/>
+                    <pic:cNvPr id="30172653" name="drawing"/>
+                    <pic:cNvPicPr>
+                      <a:picLocks noChangeAspect="1"/>
+                    </pic:cNvPicPr>
                   </pic:nvPicPr>
                   <pic:blipFill>
-                    <a:blip xmlns:r="http://schemas.openxmlformats.org/officeDocument/2006/relationships" r:embed="rId596075676">
-                      <a:extLst>
-                        <a:ext uri="{28A0092B-C50C-407E-A947-70E740481C1C}">
-                          <a14:useLocalDpi xmlns:a14="http://schemas.microsoft.com/office/drawing/2010/main"/>
-                        </a:ext>
-                      </a:extLst>
-                    </a:blip>
+                    <a:blip r:embed="rId9"/>
                     <a:stretch>
                       <a:fillRect/>
                     </a:stretch>
@@ -1958,8 +2161,8 @@
         <w:spacing w:line="240" w:lineRule="auto"/>
         <w:rPr>
           <w:rFonts w:ascii="Times New Roman" w:hAnsi="Times New Roman" w:eastAsia="Times New Roman" w:cs="Times New Roman"/>
-          <w:b w:val="1"/>
-          <w:bCs w:val="1"/>
+          <w:b/>
+          <w:bCs/>
           <w:sz w:val="28"/>
           <w:szCs w:val="28"/>
         </w:rPr>
@@ -1975,9 +2178,8 @@
       <w:r>
         <w:rPr>
           <w:rFonts w:ascii="Times New Roman" w:hAnsi="Times New Roman" w:eastAsia="Times New Roman" w:cs="Times New Roman"/>
-          <w:b w:val="1"/>
-          <w:bCs w:val="1"/>
-          <w:noProof w:val="0"/>
+          <w:b/>
+          <w:bCs/>
           <w:sz w:val="28"/>
           <w:szCs w:val="28"/>
           <w:lang w:val="ru"/>
@@ -1998,7 +2200,7 @@
     </w:p>
     <w:p>
       <w:pPr>
-        <w:pStyle w:val="1"/>
+        <w:pStyle w:val="2"/>
         <w:spacing w:before="0" w:after="0" w:line="240" w:lineRule="auto"/>
         <w:rPr>
           <w:rFonts w:ascii="Times New Roman" w:hAnsi="Times New Roman" w:eastAsia="Times New Roman" w:cs="Times New Roman"/>
@@ -2007,38 +2209,38 @@
           <w:szCs w:val="32"/>
         </w:rPr>
       </w:pPr>
-      <w:bookmarkStart w:name="_bl35kj2cq5dc" w:colFirst="0" w:colLast="0" w:id="4"/>
-      <w:bookmarkEnd w:id="4"/>
+      <w:bookmarkStart w:id="6" w:name="_bl35kj2cq5dc" w:colFirst="0" w:colLast="0"/>
+      <w:bookmarkEnd w:id="6"/>
       <w:r>
         <w:br w:type="page"/>
       </w:r>
     </w:p>
     <w:p>
       <w:pPr>
-        <w:pStyle w:val="1"/>
+        <w:pStyle w:val="2"/>
         <w:spacing w:before="0" w:after="0" w:line="240" w:lineRule="auto"/>
         <w:rPr>
           <w:rFonts w:ascii="Times New Roman" w:hAnsi="Times New Roman" w:eastAsia="Times New Roman" w:cs="Times New Roman"/>
-          <w:b w:val="1"/>
-          <w:bCs w:val="1"/>
+          <w:b/>
+          <w:bCs/>
           <w:sz w:val="32"/>
           <w:szCs w:val="32"/>
         </w:rPr>
       </w:pPr>
-      <w:bookmarkStart w:name="_ecs114j81z87" w:id="5"/>
-      <w:bookmarkEnd w:id="5"/>
-      <w:bookmarkStart w:name="_Toc802433826" w:id="369625743"/>
-      <w:r>
-        <w:rPr>
-          <w:rFonts w:ascii="Times New Roman" w:hAnsi="Times New Roman" w:eastAsia="Times New Roman" w:cs="Times New Roman"/>
-          <w:b w:val="1"/>
-          <w:bCs w:val="1"/>
+      <w:bookmarkStart w:id="7" w:name="_ecs114j81z87"/>
+      <w:bookmarkEnd w:id="7"/>
+      <w:bookmarkStart w:id="8" w:name="_Toc802433826"/>
+      <w:r>
+        <w:rPr>
+          <w:rFonts w:ascii="Times New Roman" w:hAnsi="Times New Roman" w:eastAsia="Times New Roman" w:cs="Times New Roman"/>
+          <w:b/>
+          <w:bCs/>
           <w:sz w:val="32"/>
           <w:szCs w:val="32"/>
         </w:rPr>
         <w:t>Этап 1. Сеть с одним маршрутизатором</w:t>
       </w:r>
-      <w:bookmarkEnd w:id="369625743"/>
+      <w:bookmarkEnd w:id="8"/>
     </w:p>
     <w:p>
       <w:pPr>
@@ -2060,12 +2262,11 @@
       <w:r>
         <w:rPr>
           <w:rFonts w:ascii="Times New Roman" w:hAnsi="Times New Roman" w:eastAsia="Times New Roman" w:cs="Times New Roman"/>
-          <w:noProof/>
           <w:sz w:val="20"/>
           <w:szCs w:val="20"/>
         </w:rPr>
         <w:drawing>
-          <wp:inline distT="0" distB="0" distL="0" distR="0" wp14:anchorId="218FB337" wp14:editId="07777777">
+          <wp:inline distT="0" distB="0" distL="0" distR="0">
             <wp:extent cx="4408805" cy="1842770"/>
             <wp:effectExtent l="0" t="0" r="0" b="0"/>
             <wp:docPr id="6" name="image3.jpg"/>
@@ -2078,7 +2279,7 @@
                     <pic:cNvPicPr preferRelativeResize="0"/>
                   </pic:nvPicPr>
                   <pic:blipFill>
-                    <a:blip r:embed="rId9"/>
+                    <a:blip r:embed="rId10"/>
                     <a:srcRect/>
                     <a:stretch>
                       <a:fillRect/>
@@ -2112,7 +2313,7 @@
     </w:p>
     <w:p>
       <w:pPr>
-        <w:pStyle w:val="2"/>
+        <w:pStyle w:val="3"/>
         <w:spacing w:before="0" w:after="200" w:line="240" w:lineRule="auto"/>
         <w:rPr>
           <w:rFonts w:ascii="Times New Roman" w:hAnsi="Times New Roman" w:eastAsia="Times New Roman" w:cs="Times New Roman"/>
@@ -2120,20 +2321,20 @@
           <w:szCs w:val="28"/>
         </w:rPr>
       </w:pPr>
-      <w:bookmarkStart w:name="_dksg4sx0pp43" w:id="6"/>
-      <w:bookmarkEnd w:id="6"/>
-      <w:bookmarkStart w:name="_Toc1504655337" w:id="325020064"/>
-      <w:r>
-        <w:rPr>
-          <w:rFonts w:ascii="Times New Roman" w:hAnsi="Times New Roman" w:eastAsia="Times New Roman" w:cs="Times New Roman"/>
-          <w:b w:val="1"/>
-          <w:bCs w:val="1"/>
+      <w:bookmarkStart w:id="9" w:name="_dksg4sx0pp43"/>
+      <w:bookmarkEnd w:id="9"/>
+      <w:bookmarkStart w:id="10" w:name="_Toc1504655337"/>
+      <w:r>
+        <w:rPr>
+          <w:rFonts w:ascii="Times New Roman" w:hAnsi="Times New Roman" w:eastAsia="Times New Roman" w:cs="Times New Roman"/>
+          <w:b/>
+          <w:bCs/>
           <w:sz w:val="28"/>
           <w:szCs w:val="28"/>
         </w:rPr>
         <w:t>Построение сети</w:t>
       </w:r>
-      <w:bookmarkEnd w:id="325020064"/>
+      <w:bookmarkEnd w:id="10"/>
     </w:p>
     <w:p>
       <w:pPr>
@@ -2156,34 +2357,29 @@
     </w:p>
     <w:p>
       <w:pPr>
-        <w:pStyle w:val="a"/>
         <w:spacing w:after="381" w:line="240" w:lineRule="auto"/>
         <w:ind w:left="299"/>
       </w:pPr>
       <w:r>
         <w:drawing>
-          <wp:inline wp14:editId="493D5D72" wp14:anchorId="4FE611C8">
+          <wp:inline distT="0" distB="0" distL="114300" distR="114300">
             <wp:extent cx="6848475" cy="3924300"/>
             <wp:effectExtent l="0" t="0" r="0" b="0"/>
             <wp:docPr id="139549519" name="drawing"/>
             <wp:cNvGraphicFramePr>
-              <a:graphicFrameLocks noChangeAspect="1"/>
+              <a:graphicFrameLocks xmlns:a="http://schemas.openxmlformats.org/drawingml/2006/main" noChangeAspect="1"/>
             </wp:cNvGraphicFramePr>
-            <a:graphic>
-              <a:graphicData xmlns:a="http://schemas.openxmlformats.org/drawingml/2006/main" uri="http://schemas.openxmlformats.org/drawingml/2006/picture">
+            <a:graphic xmlns:a="http://schemas.openxmlformats.org/drawingml/2006/main">
+              <a:graphicData uri="http://schemas.openxmlformats.org/drawingml/2006/picture">
                 <pic:pic xmlns:pic="http://schemas.openxmlformats.org/drawingml/2006/picture">
                   <pic:nvPicPr>
-                    <pic:cNvPr id="139549519" name="Picture 139549519"/>
-                    <pic:cNvPicPr/>
+                    <pic:cNvPr id="139549519" name="drawing"/>
+                    <pic:cNvPicPr>
+                      <a:picLocks noChangeAspect="1"/>
+                    </pic:cNvPicPr>
                   </pic:nvPicPr>
                   <pic:blipFill>
-                    <a:blip xmlns:r="http://schemas.openxmlformats.org/officeDocument/2006/relationships" r:embed="rId541581384">
-                      <a:extLst>
-                        <a:ext uri="{28A0092B-C50C-407E-A947-70E740481C1C}">
-                          <a14:useLocalDpi xmlns:a14="http://schemas.microsoft.com/office/drawing/2010/main"/>
-                        </a:ext>
-                      </a:extLst>
-                    </a:blip>
+                    <a:blip r:embed="rId11"/>
                     <a:stretch>
                       <a:fillRect/>
                     </a:stretch>
@@ -2220,30 +2416,30 @@
     </w:p>
     <w:p>
       <w:pPr>
-        <w:pStyle w:val="2"/>
+        <w:pStyle w:val="3"/>
         <w:spacing w:before="200" w:after="200" w:line="240" w:lineRule="auto"/>
         <w:rPr>
           <w:rFonts w:ascii="Times New Roman" w:hAnsi="Times New Roman" w:eastAsia="Times New Roman" w:cs="Times New Roman"/>
-          <w:b w:val="1"/>
-          <w:bCs w:val="1"/>
-          <w:sz w:val="28"/>
-          <w:szCs w:val="28"/>
-        </w:rPr>
-      </w:pPr>
-      <w:bookmarkStart w:name="_nwmij0titxaj" w:id="7"/>
-      <w:bookmarkEnd w:id="7"/>
-      <w:bookmarkStart w:name="_Toc1679030105" w:id="217855593"/>
-      <w:r>
-        <w:rPr>
-          <w:rFonts w:ascii="Times New Roman" w:hAnsi="Times New Roman" w:eastAsia="Times New Roman" w:cs="Times New Roman"/>
-          <w:b w:val="1"/>
-          <w:bCs w:val="1"/>
+          <w:b/>
+          <w:bCs/>
+          <w:sz w:val="28"/>
+          <w:szCs w:val="28"/>
+        </w:rPr>
+      </w:pPr>
+      <w:bookmarkStart w:id="11" w:name="_nwmij0titxaj"/>
+      <w:bookmarkEnd w:id="11"/>
+      <w:bookmarkStart w:id="12" w:name="_Toc1679030105"/>
+      <w:r>
+        <w:rPr>
+          <w:rFonts w:ascii="Times New Roman" w:hAnsi="Times New Roman" w:eastAsia="Times New Roman" w:cs="Times New Roman"/>
+          <w:b/>
+          <w:bCs/>
           <w:sz w:val="28"/>
           <w:szCs w:val="28"/>
         </w:rPr>
         <w:t>Таблица маршрутизации</w:t>
       </w:r>
-      <w:bookmarkEnd w:id="217855593"/>
+      <w:bookmarkEnd w:id="12"/>
     </w:p>
     <w:p>
       <w:pPr>
@@ -2295,33 +2491,28 @@
     </w:p>
     <w:p>
       <w:pPr>
-        <w:pStyle w:val="a"/>
         <w:spacing w:after="431" w:line="240" w:lineRule="auto"/>
       </w:pPr>
       <w:r>
         <w:drawing>
-          <wp:inline wp14:editId="423D19F1" wp14:anchorId="1A121C3C">
+          <wp:inline distT="0" distB="0" distL="114300" distR="114300">
             <wp:extent cx="6848475" cy="3505200"/>
             <wp:effectExtent l="0" t="0" r="0" b="0"/>
             <wp:docPr id="606455344" name="drawing"/>
             <wp:cNvGraphicFramePr>
-              <a:graphicFrameLocks noChangeAspect="1"/>
+              <a:graphicFrameLocks xmlns:a="http://schemas.openxmlformats.org/drawingml/2006/main" noChangeAspect="1"/>
             </wp:cNvGraphicFramePr>
-            <a:graphic>
-              <a:graphicData xmlns:a="http://schemas.openxmlformats.org/drawingml/2006/main" uri="http://schemas.openxmlformats.org/drawingml/2006/picture">
+            <a:graphic xmlns:a="http://schemas.openxmlformats.org/drawingml/2006/main">
+              <a:graphicData uri="http://schemas.openxmlformats.org/drawingml/2006/picture">
                 <pic:pic xmlns:pic="http://schemas.openxmlformats.org/drawingml/2006/picture">
                   <pic:nvPicPr>
-                    <pic:cNvPr id="606455344" name="Picture 606455344"/>
-                    <pic:cNvPicPr/>
+                    <pic:cNvPr id="606455344" name="drawing"/>
+                    <pic:cNvPicPr>
+                      <a:picLocks noChangeAspect="1"/>
+                    </pic:cNvPicPr>
                   </pic:nvPicPr>
                   <pic:blipFill>
-                    <a:blip xmlns:r="http://schemas.openxmlformats.org/officeDocument/2006/relationships" r:embed="rId732140024">
-                      <a:extLst>
-                        <a:ext uri="{28A0092B-C50C-407E-A947-70E740481C1C}">
-                          <a14:useLocalDpi xmlns:a14="http://schemas.microsoft.com/office/drawing/2010/main"/>
-                        </a:ext>
-                      </a:extLst>
-                    </a:blip>
+                    <a:blip r:embed="rId12"/>
                     <a:stretch>
                       <a:fillRect/>
                     </a:stretch>
@@ -2416,33 +2607,28 @@
     </w:p>
     <w:p>
       <w:pPr>
-        <w:pStyle w:val="a"/>
         <w:spacing w:after="631" w:line="240" w:lineRule="auto"/>
       </w:pPr>
       <w:r>
         <w:drawing>
-          <wp:inline wp14:editId="1ECC912E" wp14:anchorId="508C0E54">
+          <wp:inline distT="0" distB="0" distL="114300" distR="114300">
             <wp:extent cx="6848475" cy="3552825"/>
             <wp:effectExtent l="0" t="0" r="0" b="0"/>
             <wp:docPr id="1587260485" name="drawing"/>
             <wp:cNvGraphicFramePr>
-              <a:graphicFrameLocks noChangeAspect="1"/>
+              <a:graphicFrameLocks xmlns:a="http://schemas.openxmlformats.org/drawingml/2006/main" noChangeAspect="1"/>
             </wp:cNvGraphicFramePr>
-            <a:graphic>
-              <a:graphicData xmlns:a="http://schemas.openxmlformats.org/drawingml/2006/main" uri="http://schemas.openxmlformats.org/drawingml/2006/picture">
+            <a:graphic xmlns:a="http://schemas.openxmlformats.org/drawingml/2006/main">
+              <a:graphicData uri="http://schemas.openxmlformats.org/drawingml/2006/picture">
                 <pic:pic xmlns:pic="http://schemas.openxmlformats.org/drawingml/2006/picture">
                   <pic:nvPicPr>
-                    <pic:cNvPr id="1587260485" name="Picture 1587260485"/>
-                    <pic:cNvPicPr/>
+                    <pic:cNvPr id="1587260485" name="drawing"/>
+                    <pic:cNvPicPr>
+                      <a:picLocks noChangeAspect="1"/>
+                    </pic:cNvPicPr>
                   </pic:nvPicPr>
                   <pic:blipFill>
-                    <a:blip xmlns:r="http://schemas.openxmlformats.org/officeDocument/2006/relationships" r:embed="rId1706491343">
-                      <a:extLst>
-                        <a:ext uri="{28A0092B-C50C-407E-A947-70E740481C1C}">
-                          <a14:useLocalDpi xmlns:a14="http://schemas.microsoft.com/office/drawing/2010/main"/>
-                        </a:ext>
-                      </a:extLst>
-                    </a:blip>
+                    <a:blip r:embed="rId13"/>
                     <a:stretch>
                       <a:fillRect/>
                     </a:stretch>
@@ -2465,30 +2651,30 @@
     </w:p>
     <w:p>
       <w:pPr>
-        <w:pStyle w:val="2"/>
+        <w:pStyle w:val="3"/>
         <w:spacing w:before="200" w:after="200" w:line="240" w:lineRule="auto"/>
         <w:rPr>
           <w:rFonts w:ascii="Times New Roman" w:hAnsi="Times New Roman" w:eastAsia="Times New Roman" w:cs="Times New Roman"/>
-          <w:b w:val="1"/>
-          <w:bCs w:val="1"/>
-          <w:sz w:val="28"/>
-          <w:szCs w:val="28"/>
-        </w:rPr>
-      </w:pPr>
-      <w:bookmarkStart w:name="_4xyebyfzjklu" w:id="8"/>
-      <w:bookmarkEnd w:id="8"/>
-      <w:bookmarkStart w:name="_Toc1286291000" w:id="1156281299"/>
-      <w:r>
-        <w:rPr>
-          <w:rFonts w:ascii="Times New Roman" w:hAnsi="Times New Roman" w:eastAsia="Times New Roman" w:cs="Times New Roman"/>
-          <w:b w:val="1"/>
-          <w:bCs w:val="1"/>
+          <w:b/>
+          <w:bCs/>
+          <w:sz w:val="28"/>
+          <w:szCs w:val="28"/>
+        </w:rPr>
+      </w:pPr>
+      <w:bookmarkStart w:id="13" w:name="_4xyebyfzjklu"/>
+      <w:bookmarkEnd w:id="13"/>
+      <w:bookmarkStart w:id="14" w:name="_Toc1286291000"/>
+      <w:r>
+        <w:rPr>
+          <w:rFonts w:ascii="Times New Roman" w:hAnsi="Times New Roman" w:eastAsia="Times New Roman" w:cs="Times New Roman"/>
+          <w:b/>
+          <w:bCs/>
           <w:sz w:val="28"/>
           <w:szCs w:val="28"/>
         </w:rPr>
         <w:t>Настройка компьютеров</w:t>
       </w:r>
-      <w:bookmarkEnd w:id="1156281299"/>
+      <w:bookmarkEnd w:id="14"/>
     </w:p>
     <w:p>
       <w:pPr>
@@ -2525,8 +2711,8 @@
       <w:r>
         <w:rPr>
           <w:rFonts w:ascii="Times New Roman" w:hAnsi="Times New Roman" w:eastAsia="Times New Roman" w:cs="Times New Roman"/>
-          <w:b w:val="1"/>
-          <w:bCs w:val="1"/>
+          <w:b/>
+          <w:bCs/>
           <w:sz w:val="28"/>
           <w:szCs w:val="28"/>
         </w:rPr>
@@ -2535,35 +2721,30 @@
     </w:p>
     <w:p>
       <w:pPr>
-        <w:pStyle w:val="a"/>
         <w:spacing w:after="334" w:line="240" w:lineRule="auto"/>
         <w:ind w:left="254" w:right="793"/>
         <w:jc w:val="both"/>
       </w:pPr>
       <w:r>
         <w:drawing>
-          <wp:inline wp14:editId="1CE2DCB8" wp14:anchorId="7ED7B2FA">
-            <wp:extent cx="2524477" cy="1228896"/>
+          <wp:inline distT="0" distB="0" distL="114300" distR="114300">
+            <wp:extent cx="2524125" cy="1228725"/>
             <wp:effectExtent l="0" t="0" r="0" b="0"/>
             <wp:docPr id="790735222" name="drawing"/>
             <wp:cNvGraphicFramePr>
-              <a:graphicFrameLocks noChangeAspect="1"/>
+              <a:graphicFrameLocks xmlns:a="http://schemas.openxmlformats.org/drawingml/2006/main" noChangeAspect="1"/>
             </wp:cNvGraphicFramePr>
-            <a:graphic>
-              <a:graphicData xmlns:a="http://schemas.openxmlformats.org/drawingml/2006/main" uri="http://schemas.openxmlformats.org/drawingml/2006/picture">
+            <a:graphic xmlns:a="http://schemas.openxmlformats.org/drawingml/2006/main">
+              <a:graphicData uri="http://schemas.openxmlformats.org/drawingml/2006/picture">
                 <pic:pic xmlns:pic="http://schemas.openxmlformats.org/drawingml/2006/picture">
                   <pic:nvPicPr>
-                    <pic:cNvPr id="790735222" name="Picture 790735222"/>
-                    <pic:cNvPicPr/>
+                    <pic:cNvPr id="790735222" name="drawing"/>
+                    <pic:cNvPicPr>
+                      <a:picLocks noChangeAspect="1"/>
+                    </pic:cNvPicPr>
                   </pic:nvPicPr>
                   <pic:blipFill>
-                    <a:blip xmlns:r="http://schemas.openxmlformats.org/officeDocument/2006/relationships" r:embed="rId751273622">
-                      <a:extLst>
-                        <a:ext uri="{28A0092B-C50C-407E-A947-70E740481C1C}">
-                          <a14:useLocalDpi xmlns:a14="http://schemas.microsoft.com/office/drawing/2010/main"/>
-                        </a:ext>
-                      </a:extLst>
-                    </a:blip>
+                    <a:blip r:embed="rId14"/>
                     <a:stretch>
                       <a:fillRect/>
                     </a:stretch>
@@ -2608,7 +2789,6 @@
     </w:p>
     <w:p>
       <w:pPr>
-        <w:pStyle w:val="a"/>
         <w:spacing w:after="334" w:line="240" w:lineRule="auto"/>
         <w:ind w:left="254" w:right="793"/>
         <w:jc w:val="both"/>
@@ -2623,28 +2803,24 @@
       </w:r>
       <w:r>
         <w:drawing>
-          <wp:inline wp14:editId="61C5AC3A" wp14:anchorId="19B42D4F">
-            <wp:extent cx="4029637" cy="3743847"/>
+          <wp:inline distT="0" distB="0" distL="114300" distR="114300">
+            <wp:extent cx="4029075" cy="3743325"/>
             <wp:effectExtent l="0" t="0" r="0" b="0"/>
             <wp:docPr id="577338639" name="drawing"/>
             <wp:cNvGraphicFramePr>
-              <a:graphicFrameLocks noChangeAspect="1"/>
+              <a:graphicFrameLocks xmlns:a="http://schemas.openxmlformats.org/drawingml/2006/main" noChangeAspect="1"/>
             </wp:cNvGraphicFramePr>
-            <a:graphic>
-              <a:graphicData xmlns:a="http://schemas.openxmlformats.org/drawingml/2006/main" uri="http://schemas.openxmlformats.org/drawingml/2006/picture">
+            <a:graphic xmlns:a="http://schemas.openxmlformats.org/drawingml/2006/main">
+              <a:graphicData uri="http://schemas.openxmlformats.org/drawingml/2006/picture">
                 <pic:pic xmlns:pic="http://schemas.openxmlformats.org/drawingml/2006/picture">
                   <pic:nvPicPr>
-                    <pic:cNvPr id="577338639" name="Picture 577338639"/>
-                    <pic:cNvPicPr/>
+                    <pic:cNvPr id="577338639" name="drawing"/>
+                    <pic:cNvPicPr>
+                      <a:picLocks noChangeAspect="1"/>
+                    </pic:cNvPicPr>
                   </pic:nvPicPr>
                   <pic:blipFill>
-                    <a:blip xmlns:r="http://schemas.openxmlformats.org/officeDocument/2006/relationships" r:embed="rId1666339122">
-                      <a:extLst>
-                        <a:ext uri="{28A0092B-C50C-407E-A947-70E740481C1C}">
-                          <a14:useLocalDpi xmlns:a14="http://schemas.microsoft.com/office/drawing/2010/main"/>
-                        </a:ext>
-                      </a:extLst>
-                    </a:blip>
+                    <a:blip r:embed="rId15"/>
                     <a:stretch>
                       <a:fillRect/>
                     </a:stretch>
@@ -2682,30 +2858,30 @@
     </w:p>
     <w:p>
       <w:pPr>
-        <w:pStyle w:val="2"/>
+        <w:pStyle w:val="3"/>
         <w:spacing w:before="200" w:after="200" w:line="240" w:lineRule="auto"/>
         <w:rPr>
           <w:rFonts w:ascii="Times New Roman" w:hAnsi="Times New Roman" w:eastAsia="Times New Roman" w:cs="Times New Roman"/>
-          <w:b w:val="1"/>
-          <w:bCs w:val="1"/>
-          <w:sz w:val="28"/>
-          <w:szCs w:val="28"/>
-        </w:rPr>
-      </w:pPr>
-      <w:bookmarkStart w:name="_n7lni2qub54c" w:id="9"/>
-      <w:bookmarkEnd w:id="9"/>
-      <w:bookmarkStart w:name="_Toc573087930" w:id="1082000834"/>
-      <w:r>
-        <w:rPr>
-          <w:rFonts w:ascii="Times New Roman" w:hAnsi="Times New Roman" w:eastAsia="Times New Roman" w:cs="Times New Roman"/>
-          <w:b w:val="1"/>
-          <w:bCs w:val="1"/>
+          <w:b/>
+          <w:bCs/>
+          <w:sz w:val="28"/>
+          <w:szCs w:val="28"/>
+        </w:rPr>
+      </w:pPr>
+      <w:bookmarkStart w:id="15" w:name="_n7lni2qub54c"/>
+      <w:bookmarkEnd w:id="15"/>
+      <w:bookmarkStart w:id="16" w:name="_Toc573087930"/>
+      <w:r>
+        <w:rPr>
+          <w:rFonts w:ascii="Times New Roman" w:hAnsi="Times New Roman" w:eastAsia="Times New Roman" w:cs="Times New Roman"/>
+          <w:b/>
+          <w:bCs/>
           <w:sz w:val="28"/>
           <w:szCs w:val="28"/>
         </w:rPr>
         <w:t>Тестирование сети</w:t>
       </w:r>
-      <w:bookmarkEnd w:id="1082000834"/>
+      <w:bookmarkEnd w:id="16"/>
     </w:p>
     <w:p>
       <w:pPr>
@@ -2801,33 +2977,28 @@
     </w:p>
     <w:p>
       <w:pPr>
-        <w:pStyle w:val="a"/>
         <w:spacing w:after="392" w:line="240" w:lineRule="auto"/>
       </w:pPr>
       <w:r>
         <w:drawing>
-          <wp:inline wp14:editId="195CA112" wp14:anchorId="775637D0">
+          <wp:inline distT="0" distB="0" distL="114300" distR="114300">
             <wp:extent cx="6848475" cy="4210050"/>
             <wp:effectExtent l="0" t="0" r="0" b="0"/>
             <wp:docPr id="314792125" name="drawing"/>
             <wp:cNvGraphicFramePr>
-              <a:graphicFrameLocks noChangeAspect="1"/>
+              <a:graphicFrameLocks xmlns:a="http://schemas.openxmlformats.org/drawingml/2006/main" noChangeAspect="1"/>
             </wp:cNvGraphicFramePr>
-            <a:graphic>
-              <a:graphicData xmlns:a="http://schemas.openxmlformats.org/drawingml/2006/main" uri="http://schemas.openxmlformats.org/drawingml/2006/picture">
+            <a:graphic xmlns:a="http://schemas.openxmlformats.org/drawingml/2006/main">
+              <a:graphicData uri="http://schemas.openxmlformats.org/drawingml/2006/picture">
                 <pic:pic xmlns:pic="http://schemas.openxmlformats.org/drawingml/2006/picture">
                   <pic:nvPicPr>
-                    <pic:cNvPr id="314792125" name="Picture 314792125"/>
-                    <pic:cNvPicPr/>
+                    <pic:cNvPr id="314792125" name="drawing"/>
+                    <pic:cNvPicPr>
+                      <a:picLocks noChangeAspect="1"/>
+                    </pic:cNvPicPr>
                   </pic:nvPicPr>
                   <pic:blipFill>
-                    <a:blip xmlns:r="http://schemas.openxmlformats.org/officeDocument/2006/relationships" r:embed="rId1761525479">
-                      <a:extLst>
-                        <a:ext uri="{28A0092B-C50C-407E-A947-70E740481C1C}">
-                          <a14:useLocalDpi xmlns:a14="http://schemas.microsoft.com/office/drawing/2010/main"/>
-                        </a:ext>
-                      </a:extLst>
-                    </a:blip>
+                    <a:blip r:embed="rId16"/>
                     <a:stretch>
                       <a:fillRect/>
                     </a:stretch>
@@ -2850,30 +3021,44 @@
     </w:p>
     <w:p>
       <w:pPr>
-        <w:pStyle w:val="2"/>
+        <w:pStyle w:val="3"/>
         <w:spacing w:before="0" w:after="200" w:line="240" w:lineRule="auto"/>
         <w:rPr>
-          <w:rFonts w:ascii="Times New Roman" w:hAnsi="Times New Roman" w:eastAsia="Times New Roman" w:cs="Times New Roman"/>
-          <w:b w:val="1"/>
-          <w:bCs w:val="1"/>
-          <w:sz w:val="28"/>
-          <w:szCs w:val="28"/>
-        </w:rPr>
-      </w:pPr>
-      <w:bookmarkStart w:name="_xfgmr2brp1nz" w:id="10"/>
-      <w:bookmarkEnd w:id="10"/>
-      <w:bookmarkStart w:name="_Toc461944068" w:id="98302524"/>
-      <w:r>
-        <w:rPr>
-          <w:rFonts w:ascii="Times New Roman" w:hAnsi="Times New Roman" w:eastAsia="Times New Roman" w:cs="Times New Roman"/>
-          <w:b w:val="1"/>
-          <w:bCs w:val="1"/>
-          <w:sz w:val="28"/>
-          <w:szCs w:val="28"/>
-        </w:rPr>
-        <w:t>Отправка пакетов</w:t>
-      </w:r>
-      <w:bookmarkEnd w:id="98302524"/>
+          <w:rFonts w:hint="default" w:ascii="Times New Roman" w:hAnsi="Times New Roman" w:eastAsia="Times New Roman" w:cs="Times New Roman"/>
+          <w:b/>
+          <w:bCs/>
+          <w:sz w:val="28"/>
+          <w:szCs w:val="28"/>
+          <w:lang w:val="en-US"/>
+        </w:rPr>
+      </w:pPr>
+      <w:bookmarkStart w:id="17" w:name="_xfgmr2brp1nz"/>
+      <w:bookmarkEnd w:id="17"/>
+      <w:bookmarkStart w:id="18" w:name="_Toc461944068"/>
+      <w:r>
+        <w:rPr>
+          <w:rFonts w:ascii="Times New Roman" w:hAnsi="Times New Roman" w:eastAsia="Times New Roman" w:cs="Times New Roman"/>
+          <w:b/>
+          <w:bCs/>
+          <w:sz w:val="28"/>
+          <w:szCs w:val="28"/>
+        </w:rPr>
+        <w:t xml:space="preserve">Отправка </w:t>
+      </w:r>
+      <w:bookmarkEnd w:id="18"/>
+      <w:r>
+        <w:rPr>
+          <w:rFonts w:hint="default" w:ascii="Times New Roman" w:hAnsi="Times New Roman" w:eastAsia="Times New Roman" w:cs="Times New Roman"/>
+          <w:b/>
+          <w:bCs/>
+          <w:sz w:val="28"/>
+          <w:szCs w:val="28"/>
+          <w:lang w:val="ru-RU"/>
+        </w:rPr>
+        <w:t>данных</w:t>
+      </w:r>
+      <w:bookmarkStart w:id="47" w:name="_GoBack"/>
+      <w:bookmarkEnd w:id="47"/>
     </w:p>
     <w:p>
       <w:pPr>
@@ -2897,33 +3082,28 @@
     </w:p>
     <w:p>
       <w:pPr>
-        <w:pStyle w:val="a"/>
         <w:spacing w:after="460" w:line="240" w:lineRule="auto"/>
       </w:pPr>
       <w:r>
         <w:drawing>
-          <wp:inline wp14:editId="62E37B52" wp14:anchorId="518000FA">
+          <wp:inline distT="0" distB="0" distL="114300" distR="114300">
             <wp:extent cx="6848475" cy="1943100"/>
             <wp:effectExtent l="0" t="0" r="0" b="0"/>
             <wp:docPr id="23947713" name="drawing"/>
             <wp:cNvGraphicFramePr>
-              <a:graphicFrameLocks noChangeAspect="1"/>
+              <a:graphicFrameLocks xmlns:a="http://schemas.openxmlformats.org/drawingml/2006/main" noChangeAspect="1"/>
             </wp:cNvGraphicFramePr>
-            <a:graphic>
-              <a:graphicData xmlns:a="http://schemas.openxmlformats.org/drawingml/2006/main" uri="http://schemas.openxmlformats.org/drawingml/2006/picture">
+            <a:graphic xmlns:a="http://schemas.openxmlformats.org/drawingml/2006/main">
+              <a:graphicData uri="http://schemas.openxmlformats.org/drawingml/2006/picture">
                 <pic:pic xmlns:pic="http://schemas.openxmlformats.org/drawingml/2006/picture">
                   <pic:nvPicPr>
-                    <pic:cNvPr id="23947713" name="Picture 23947713"/>
-                    <pic:cNvPicPr/>
+                    <pic:cNvPr id="23947713" name="drawing"/>
+                    <pic:cNvPicPr>
+                      <a:picLocks noChangeAspect="1"/>
+                    </pic:cNvPicPr>
                   </pic:nvPicPr>
                   <pic:blipFill>
-                    <a:blip xmlns:r="http://schemas.openxmlformats.org/officeDocument/2006/relationships" r:embed="rId2109120391">
-                      <a:extLst>
-                        <a:ext uri="{28A0092B-C50C-407E-A947-70E740481C1C}">
-                          <a14:useLocalDpi xmlns:a14="http://schemas.microsoft.com/office/drawing/2010/main"/>
-                        </a:ext>
-                      </a:extLst>
-                    </a:blip>
+                    <a:blip r:embed="rId17"/>
                     <a:stretch>
                       <a:fillRect/>
                     </a:stretch>
@@ -2959,26 +3139,26 @@
     </w:p>
     <w:p>
       <w:pPr>
-        <w:pStyle w:val="1"/>
+        <w:pStyle w:val="2"/>
         <w:spacing w:before="0" w:after="0" w:line="240" w:lineRule="auto"/>
         <w:rPr>
           <w:rFonts w:ascii="Times New Roman" w:hAnsi="Times New Roman" w:eastAsia="Times New Roman" w:cs="Times New Roman"/>
         </w:rPr>
       </w:pPr>
-      <w:bookmarkStart w:name="_km8mil98pkgb" w:id="11"/>
-      <w:bookmarkEnd w:id="11"/>
-      <w:bookmarkStart w:name="_Toc881018196" w:id="1607404491"/>
-      <w:r>
-        <w:rPr>
-          <w:rFonts w:ascii="Times New Roman" w:hAnsi="Times New Roman" w:eastAsia="Times New Roman" w:cs="Times New Roman"/>
-          <w:b w:val="1"/>
-          <w:bCs w:val="1"/>
+      <w:bookmarkStart w:id="19" w:name="_km8mil98pkgb"/>
+      <w:bookmarkEnd w:id="19"/>
+      <w:bookmarkStart w:id="20" w:name="_Toc881018196"/>
+      <w:r>
+        <w:rPr>
+          <w:rFonts w:ascii="Times New Roman" w:hAnsi="Times New Roman" w:eastAsia="Times New Roman" w:cs="Times New Roman"/>
+          <w:b/>
+          <w:bCs/>
           <w:sz w:val="32"/>
           <w:szCs w:val="32"/>
         </w:rPr>
         <w:t>Этап 2. Сеть с двумя маршрутизаторами</w:t>
       </w:r>
-      <w:bookmarkEnd w:id="1607404491"/>
+      <w:bookmarkEnd w:id="20"/>
     </w:p>
     <w:p>
       <w:pPr>
@@ -3002,12 +3182,11 @@
       <w:r>
         <w:rPr>
           <w:rFonts w:ascii="Times New Roman" w:hAnsi="Times New Roman" w:eastAsia="Times New Roman" w:cs="Times New Roman"/>
-          <w:noProof/>
           <w:sz w:val="28"/>
           <w:szCs w:val="28"/>
         </w:rPr>
         <w:drawing>
-          <wp:inline distT="0" distB="0" distL="0" distR="0" wp14:anchorId="4FA44DF4" wp14:editId="07777777">
+          <wp:inline distT="0" distB="0" distL="0" distR="0">
             <wp:extent cx="5400040" cy="716915"/>
             <wp:effectExtent l="0" t="0" r="0" b="0"/>
             <wp:docPr id="30" name="image29.jpg"/>
@@ -3020,7 +3199,7 @@
                     <pic:cNvPicPr preferRelativeResize="0"/>
                   </pic:nvPicPr>
                   <pic:blipFill>
-                    <a:blip r:embed="rId17"/>
+                    <a:blip r:embed="rId18"/>
                     <a:srcRect/>
                     <a:stretch>
                       <a:fillRect/>
@@ -3044,30 +3223,30 @@
     </w:p>
     <w:p>
       <w:pPr>
-        <w:pStyle w:val="2"/>
+        <w:pStyle w:val="3"/>
         <w:spacing w:before="200" w:after="64" w:line="240" w:lineRule="auto"/>
         <w:rPr>
           <w:rFonts w:ascii="Times New Roman" w:hAnsi="Times New Roman" w:eastAsia="Times New Roman" w:cs="Times New Roman"/>
-          <w:b w:val="1"/>
-          <w:bCs w:val="1"/>
-          <w:sz w:val="28"/>
-          <w:szCs w:val="28"/>
-        </w:rPr>
-      </w:pPr>
-      <w:bookmarkStart w:name="_fpmf2h7r6s37" w:id="12"/>
-      <w:bookmarkEnd w:id="12"/>
-      <w:bookmarkStart w:name="_Toc2013818215" w:id="89577159"/>
-      <w:r>
-        <w:rPr>
-          <w:rFonts w:ascii="Times New Roman" w:hAnsi="Times New Roman" w:eastAsia="Times New Roman" w:cs="Times New Roman"/>
-          <w:b w:val="1"/>
-          <w:bCs w:val="1"/>
+          <w:b/>
+          <w:bCs/>
+          <w:sz w:val="28"/>
+          <w:szCs w:val="28"/>
+        </w:rPr>
+      </w:pPr>
+      <w:bookmarkStart w:id="21" w:name="_fpmf2h7r6s37"/>
+      <w:bookmarkEnd w:id="21"/>
+      <w:bookmarkStart w:id="22" w:name="_Toc2013818215"/>
+      <w:r>
+        <w:rPr>
+          <w:rFonts w:ascii="Times New Roman" w:hAnsi="Times New Roman" w:eastAsia="Times New Roman" w:cs="Times New Roman"/>
+          <w:b/>
+          <w:bCs/>
           <w:sz w:val="28"/>
           <w:szCs w:val="28"/>
         </w:rPr>
         <w:t>Построение сети</w:t>
       </w:r>
-      <w:bookmarkEnd w:id="89577159"/>
+      <w:bookmarkEnd w:id="22"/>
     </w:p>
     <w:p>
       <w:pPr>
@@ -3090,34 +3269,29 @@
     </w:p>
     <w:p>
       <w:pPr>
-        <w:pStyle w:val="a"/>
         <w:spacing w:after="392" w:line="240" w:lineRule="auto"/>
         <w:ind w:left="299"/>
       </w:pPr>
       <w:r>
         <w:drawing>
-          <wp:inline wp14:editId="407D2F84" wp14:anchorId="4D3A7620">
+          <wp:inline distT="0" distB="0" distL="114300" distR="114300">
             <wp:extent cx="6848475" cy="4600575"/>
             <wp:effectExtent l="0" t="0" r="0" b="0"/>
             <wp:docPr id="420115127" name="drawing"/>
             <wp:cNvGraphicFramePr>
-              <a:graphicFrameLocks noChangeAspect="1"/>
+              <a:graphicFrameLocks xmlns:a="http://schemas.openxmlformats.org/drawingml/2006/main" noChangeAspect="1"/>
             </wp:cNvGraphicFramePr>
-            <a:graphic>
-              <a:graphicData xmlns:a="http://schemas.openxmlformats.org/drawingml/2006/main" uri="http://schemas.openxmlformats.org/drawingml/2006/picture">
+            <a:graphic xmlns:a="http://schemas.openxmlformats.org/drawingml/2006/main">
+              <a:graphicData uri="http://schemas.openxmlformats.org/drawingml/2006/picture">
                 <pic:pic xmlns:pic="http://schemas.openxmlformats.org/drawingml/2006/picture">
                   <pic:nvPicPr>
-                    <pic:cNvPr id="420115127" name="Picture 420115127"/>
-                    <pic:cNvPicPr/>
+                    <pic:cNvPr id="420115127" name="drawing"/>
+                    <pic:cNvPicPr>
+                      <a:picLocks noChangeAspect="1"/>
+                    </pic:cNvPicPr>
                   </pic:nvPicPr>
                   <pic:blipFill>
-                    <a:blip xmlns:r="http://schemas.openxmlformats.org/officeDocument/2006/relationships" r:embed="rId609340075">
-                      <a:extLst>
-                        <a:ext uri="{28A0092B-C50C-407E-A947-70E740481C1C}">
-                          <a14:useLocalDpi xmlns:a14="http://schemas.microsoft.com/office/drawing/2010/main"/>
-                        </a:ext>
-                      </a:extLst>
-                    </a:blip>
+                    <a:blip r:embed="rId19"/>
                     <a:stretch>
                       <a:fillRect/>
                     </a:stretch>
@@ -3154,30 +3328,30 @@
     </w:p>
     <w:p>
       <w:pPr>
-        <w:pStyle w:val="2"/>
+        <w:pStyle w:val="3"/>
         <w:spacing w:before="0" w:after="200" w:line="240" w:lineRule="auto"/>
         <w:rPr>
           <w:rFonts w:ascii="Times New Roman" w:hAnsi="Times New Roman" w:eastAsia="Times New Roman" w:cs="Times New Roman"/>
-          <w:b w:val="1"/>
-          <w:bCs w:val="1"/>
-          <w:sz w:val="28"/>
-          <w:szCs w:val="28"/>
-        </w:rPr>
-      </w:pPr>
-      <w:bookmarkStart w:name="_26cbcuuyctlv" w:id="13"/>
-      <w:bookmarkEnd w:id="13"/>
-      <w:bookmarkStart w:name="_Toc1512414041" w:id="1642873102"/>
-      <w:r>
-        <w:rPr>
-          <w:rFonts w:ascii="Times New Roman" w:hAnsi="Times New Roman" w:eastAsia="Times New Roman" w:cs="Times New Roman"/>
-          <w:b w:val="1"/>
-          <w:bCs w:val="1"/>
+          <w:b/>
+          <w:bCs/>
+          <w:sz w:val="28"/>
+          <w:szCs w:val="28"/>
+        </w:rPr>
+      </w:pPr>
+      <w:bookmarkStart w:id="23" w:name="_26cbcuuyctlv"/>
+      <w:bookmarkEnd w:id="23"/>
+      <w:bookmarkStart w:id="24" w:name="_Toc1512414041"/>
+      <w:r>
+        <w:rPr>
+          <w:rFonts w:ascii="Times New Roman" w:hAnsi="Times New Roman" w:eastAsia="Times New Roman" w:cs="Times New Roman"/>
+          <w:b/>
+          <w:bCs/>
           <w:sz w:val="28"/>
           <w:szCs w:val="28"/>
         </w:rPr>
         <w:t>Таблица маршрутизации</w:t>
       </w:r>
-      <w:bookmarkEnd w:id="1642873102"/>
+      <w:bookmarkEnd w:id="24"/>
     </w:p>
     <w:p>
       <w:pPr>
@@ -3201,33 +3375,28 @@
     </w:p>
     <w:p>
       <w:pPr>
-        <w:pStyle w:val="a"/>
         <w:spacing w:after="631" w:line="240" w:lineRule="auto"/>
       </w:pPr>
       <w:r>
         <w:drawing>
-          <wp:inline wp14:editId="3D7C40BE" wp14:anchorId="1388BFFA">
+          <wp:inline distT="0" distB="0" distL="114300" distR="114300">
             <wp:extent cx="6381750" cy="6848475"/>
             <wp:effectExtent l="0" t="0" r="0" b="0"/>
             <wp:docPr id="90008607" name="drawing"/>
             <wp:cNvGraphicFramePr>
-              <a:graphicFrameLocks noChangeAspect="1"/>
+              <a:graphicFrameLocks xmlns:a="http://schemas.openxmlformats.org/drawingml/2006/main" noChangeAspect="1"/>
             </wp:cNvGraphicFramePr>
-            <a:graphic>
-              <a:graphicData xmlns:a="http://schemas.openxmlformats.org/drawingml/2006/main" uri="http://schemas.openxmlformats.org/drawingml/2006/picture">
+            <a:graphic xmlns:a="http://schemas.openxmlformats.org/drawingml/2006/main">
+              <a:graphicData uri="http://schemas.openxmlformats.org/drawingml/2006/picture">
                 <pic:pic xmlns:pic="http://schemas.openxmlformats.org/drawingml/2006/picture">
                   <pic:nvPicPr>
-                    <pic:cNvPr id="90008607" name="Picture 90008607"/>
-                    <pic:cNvPicPr/>
+                    <pic:cNvPr id="90008607" name="drawing"/>
+                    <pic:cNvPicPr>
+                      <a:picLocks noChangeAspect="1"/>
+                    </pic:cNvPicPr>
                   </pic:nvPicPr>
                   <pic:blipFill>
-                    <a:blip xmlns:r="http://schemas.openxmlformats.org/officeDocument/2006/relationships" r:embed="rId740167201">
-                      <a:extLst>
-                        <a:ext uri="{28A0092B-C50C-407E-A947-70E740481C1C}">
-                          <a14:useLocalDpi xmlns:a14="http://schemas.microsoft.com/office/drawing/2010/main"/>
-                        </a:ext>
-                      </a:extLst>
-                    </a:blip>
+                    <a:blip r:embed="rId20"/>
                     <a:stretch>
                       <a:fillRect/>
                     </a:stretch>
@@ -3263,30 +3432,30 @@
     </w:p>
     <w:p>
       <w:pPr>
-        <w:pStyle w:val="2"/>
+        <w:pStyle w:val="3"/>
         <w:spacing w:before="0" w:after="64" w:line="240" w:lineRule="auto"/>
         <w:rPr>
           <w:rFonts w:ascii="Times New Roman" w:hAnsi="Times New Roman" w:eastAsia="Times New Roman" w:cs="Times New Roman"/>
-          <w:b w:val="1"/>
-          <w:bCs w:val="1"/>
-          <w:sz w:val="28"/>
-          <w:szCs w:val="28"/>
-        </w:rPr>
-      </w:pPr>
-      <w:bookmarkStart w:name="_d7g4y0mgy90f" w:id="14"/>
-      <w:bookmarkEnd w:id="14"/>
-      <w:bookmarkStart w:name="_Toc1801771193" w:id="705322305"/>
-      <w:r>
-        <w:rPr>
-          <w:rFonts w:ascii="Times New Roman" w:hAnsi="Times New Roman" w:eastAsia="Times New Roman" w:cs="Times New Roman"/>
-          <w:b w:val="1"/>
-          <w:bCs w:val="1"/>
+          <w:b/>
+          <w:bCs/>
+          <w:sz w:val="28"/>
+          <w:szCs w:val="28"/>
+        </w:rPr>
+      </w:pPr>
+      <w:bookmarkStart w:id="25" w:name="_d7g4y0mgy90f"/>
+      <w:bookmarkEnd w:id="25"/>
+      <w:bookmarkStart w:id="26" w:name="_Toc1801771193"/>
+      <w:r>
+        <w:rPr>
+          <w:rFonts w:ascii="Times New Roman" w:hAnsi="Times New Roman" w:eastAsia="Times New Roman" w:cs="Times New Roman"/>
+          <w:b/>
+          <w:bCs/>
           <w:sz w:val="28"/>
           <w:szCs w:val="28"/>
         </w:rPr>
         <w:t>Тестирование сети</w:t>
       </w:r>
-      <w:bookmarkEnd w:id="705322305"/>
+      <w:bookmarkEnd w:id="26"/>
     </w:p>
     <w:p>
       <w:pPr>
@@ -3382,33 +3551,28 @@
     </w:p>
     <w:p>
       <w:pPr>
-        <w:pStyle w:val="a"/>
         <w:spacing w:after="386" w:line="240" w:lineRule="auto"/>
       </w:pPr>
       <w:r>
         <w:drawing>
-          <wp:inline wp14:editId="7C9870CE" wp14:anchorId="621A68E6">
+          <wp:inline distT="0" distB="0" distL="114300" distR="114300">
             <wp:extent cx="6848475" cy="1123950"/>
             <wp:effectExtent l="0" t="0" r="0" b="0"/>
             <wp:docPr id="1016024676" name="drawing"/>
             <wp:cNvGraphicFramePr>
-              <a:graphicFrameLocks noChangeAspect="1"/>
+              <a:graphicFrameLocks xmlns:a="http://schemas.openxmlformats.org/drawingml/2006/main" noChangeAspect="1"/>
             </wp:cNvGraphicFramePr>
-            <a:graphic>
-              <a:graphicData xmlns:a="http://schemas.openxmlformats.org/drawingml/2006/main" uri="http://schemas.openxmlformats.org/drawingml/2006/picture">
+            <a:graphic xmlns:a="http://schemas.openxmlformats.org/drawingml/2006/main">
+              <a:graphicData uri="http://schemas.openxmlformats.org/drawingml/2006/picture">
                 <pic:pic xmlns:pic="http://schemas.openxmlformats.org/drawingml/2006/picture">
                   <pic:nvPicPr>
-                    <pic:cNvPr id="1016024676" name="Picture 1016024676"/>
-                    <pic:cNvPicPr/>
+                    <pic:cNvPr id="1016024676" name="drawing"/>
+                    <pic:cNvPicPr>
+                      <a:picLocks noChangeAspect="1"/>
+                    </pic:cNvPicPr>
                   </pic:nvPicPr>
                   <pic:blipFill>
-                    <a:blip xmlns:r="http://schemas.openxmlformats.org/officeDocument/2006/relationships" r:embed="rId979710769">
-                      <a:extLst>
-                        <a:ext uri="{28A0092B-C50C-407E-A947-70E740481C1C}">
-                          <a14:useLocalDpi xmlns:a14="http://schemas.microsoft.com/office/drawing/2010/main"/>
-                        </a:ext>
-                      </a:extLst>
-                    </a:blip>
+                    <a:blip r:embed="rId21"/>
                     <a:stretch>
                       <a:fillRect/>
                     </a:stretch>
@@ -3431,60 +3595,67 @@
     </w:p>
     <w:p>
       <w:pPr>
-        <w:pStyle w:val="2"/>
+        <w:pStyle w:val="3"/>
         <w:spacing w:before="200" w:after="200" w:line="240" w:lineRule="auto"/>
         <w:rPr>
-          <w:rFonts w:ascii="Times New Roman" w:hAnsi="Times New Roman" w:eastAsia="Times New Roman" w:cs="Times New Roman"/>
-          <w:b w:val="1"/>
-          <w:bCs w:val="1"/>
-          <w:sz w:val="28"/>
-          <w:szCs w:val="28"/>
-        </w:rPr>
-      </w:pPr>
-      <w:bookmarkStart w:name="_tmcupeo0kvze" w:id="15"/>
-      <w:bookmarkEnd w:id="15"/>
-      <w:bookmarkStart w:name="_Toc1726150743" w:id="1447007982"/>
-      <w:r>
-        <w:rPr>
-          <w:rFonts w:ascii="Times New Roman" w:hAnsi="Times New Roman" w:eastAsia="Times New Roman" w:cs="Times New Roman"/>
-          <w:b w:val="1"/>
-          <w:bCs w:val="1"/>
-          <w:sz w:val="28"/>
-          <w:szCs w:val="28"/>
-        </w:rPr>
-        <w:t>Отправка пакетов</w:t>
-      </w:r>
-      <w:bookmarkEnd w:id="1447007982"/>
-    </w:p>
-    <w:p>
-      <w:pPr>
-        <w:pStyle w:val="a"/>
+          <w:rFonts w:hint="default" w:ascii="Times New Roman" w:hAnsi="Times New Roman" w:eastAsia="Times New Roman" w:cs="Times New Roman"/>
+          <w:b/>
+          <w:bCs/>
+          <w:sz w:val="28"/>
+          <w:szCs w:val="28"/>
+          <w:lang w:val="ru-RU"/>
+        </w:rPr>
+      </w:pPr>
+      <w:bookmarkStart w:id="27" w:name="_tmcupeo0kvze"/>
+      <w:bookmarkEnd w:id="27"/>
+      <w:bookmarkStart w:id="28" w:name="_Toc1726150743"/>
+      <w:r>
+        <w:rPr>
+          <w:rFonts w:ascii="Times New Roman" w:hAnsi="Times New Roman" w:eastAsia="Times New Roman" w:cs="Times New Roman"/>
+          <w:b/>
+          <w:bCs/>
+          <w:sz w:val="28"/>
+          <w:szCs w:val="28"/>
+        </w:rPr>
+        <w:t xml:space="preserve">Отправка </w:t>
+      </w:r>
+      <w:bookmarkEnd w:id="28"/>
+      <w:r>
+        <w:rPr>
+          <w:rFonts w:hint="default" w:ascii="Times New Roman" w:hAnsi="Times New Roman" w:eastAsia="Times New Roman" w:cs="Times New Roman"/>
+          <w:b/>
+          <w:bCs/>
+          <w:sz w:val="28"/>
+          <w:szCs w:val="28"/>
+          <w:lang w:val="ru-RU"/>
+        </w:rPr>
+        <w:t>данных</w:t>
+      </w:r>
+    </w:p>
+    <w:p>
+      <w:pPr>
         <w:spacing w:after="454" w:line="240" w:lineRule="auto"/>
       </w:pPr>
       <w:r>
         <w:drawing>
-          <wp:inline wp14:editId="49E16F37" wp14:anchorId="5B2E9BBA">
+          <wp:inline distT="0" distB="0" distL="114300" distR="114300">
             <wp:extent cx="6848475" cy="1885950"/>
             <wp:effectExtent l="0" t="0" r="0" b="0"/>
             <wp:docPr id="472212979" name="drawing"/>
             <wp:cNvGraphicFramePr>
-              <a:graphicFrameLocks noChangeAspect="1"/>
+              <a:graphicFrameLocks xmlns:a="http://schemas.openxmlformats.org/drawingml/2006/main" noChangeAspect="1"/>
             </wp:cNvGraphicFramePr>
-            <a:graphic>
-              <a:graphicData xmlns:a="http://schemas.openxmlformats.org/drawingml/2006/main" uri="http://schemas.openxmlformats.org/drawingml/2006/picture">
+            <a:graphic xmlns:a="http://schemas.openxmlformats.org/drawingml/2006/main">
+              <a:graphicData uri="http://schemas.openxmlformats.org/drawingml/2006/picture">
                 <pic:pic xmlns:pic="http://schemas.openxmlformats.org/drawingml/2006/picture">
                   <pic:nvPicPr>
-                    <pic:cNvPr id="472212979" name="Picture 472212979"/>
-                    <pic:cNvPicPr/>
+                    <pic:cNvPr id="472212979" name="drawing"/>
+                    <pic:cNvPicPr>
+                      <a:picLocks noChangeAspect="1"/>
+                    </pic:cNvPicPr>
                   </pic:nvPicPr>
                   <pic:blipFill>
-                    <a:blip xmlns:r="http://schemas.openxmlformats.org/officeDocument/2006/relationships" r:embed="rId875036714">
-                      <a:extLst>
-                        <a:ext uri="{28A0092B-C50C-407E-A947-70E740481C1C}">
-                          <a14:useLocalDpi xmlns:a14="http://schemas.microsoft.com/office/drawing/2010/main"/>
-                        </a:ext>
-                      </a:extLst>
-                    </a:blip>
+                    <a:blip r:embed="rId22"/>
                     <a:stretch>
                       <a:fillRect/>
                     </a:stretch>
@@ -3520,7 +3691,7 @@
     </w:p>
     <w:p>
       <w:pPr>
-        <w:pStyle w:val="1"/>
+        <w:pStyle w:val="2"/>
         <w:spacing w:before="0" w:after="0" w:line="240" w:lineRule="auto"/>
         <w:rPr>
           <w:rFonts w:ascii="Times New Roman" w:hAnsi="Times New Roman" w:eastAsia="Times New Roman" w:cs="Times New Roman"/>
@@ -3528,24 +3699,23 @@
           <w:szCs w:val="37"/>
         </w:rPr>
       </w:pPr>
-      <w:bookmarkStart w:name="_emr7634plxrp" w:id="16"/>
-      <w:bookmarkEnd w:id="16"/>
-      <w:bookmarkStart w:name="_Toc1979975189" w:id="497588236"/>
-      <w:r>
-        <w:rPr>
-          <w:rFonts w:ascii="Times New Roman" w:hAnsi="Times New Roman" w:eastAsia="Times New Roman" w:cs="Times New Roman"/>
-          <w:b w:val="1"/>
-          <w:bCs w:val="1"/>
+      <w:bookmarkStart w:id="29" w:name="_emr7634plxrp"/>
+      <w:bookmarkEnd w:id="29"/>
+      <w:bookmarkStart w:id="30" w:name="_Toc1979975189"/>
+      <w:r>
+        <w:rPr>
+          <w:rFonts w:ascii="Times New Roman" w:hAnsi="Times New Roman" w:eastAsia="Times New Roman" w:cs="Times New Roman"/>
+          <w:b/>
+          <w:bCs/>
           <w:sz w:val="32"/>
           <w:szCs w:val="32"/>
         </w:rPr>
         <w:t>Этап 3. Сеть с тремя маршрутизаторами</w:t>
       </w:r>
-      <w:bookmarkEnd w:id="497588236"/>
-    </w:p>
-    <w:p>
-      <w:pPr>
-        <w:pStyle w:val="a"/>
+      <w:bookmarkEnd w:id="30"/>
+    </w:p>
+    <w:p>
+      <w:pPr>
         <w:spacing w:after="200" w:line="240" w:lineRule="auto"/>
       </w:pPr>
     </w:p>
@@ -3555,77 +3725,249 @@
         <w:ind w:left="-5" w:right="793"/>
         <w:jc w:val="both"/>
         <w:rPr>
-          <w:rFonts w:ascii="Times New Roman" w:hAnsi="Times New Roman" w:eastAsia="Times New Roman" w:cs="Times New Roman"/>
-          <w:sz w:val="28"/>
-          <w:szCs w:val="28"/>
-        </w:rPr>
-      </w:pPr>
-      <w:r>
-        <w:rPr>
-          <w:rFonts w:ascii="Times New Roman" w:hAnsi="Times New Roman" w:eastAsia="Times New Roman" w:cs="Times New Roman"/>
-          <w:b w:val="1"/>
-          <w:bCs w:val="1"/>
-          <w:sz w:val="28"/>
-          <w:szCs w:val="28"/>
-        </w:rPr>
-        <w:t>В</w:t>
-      </w:r>
-      <w:r>
-        <w:rPr>
-          <w:rFonts w:ascii="Times New Roman" w:hAnsi="Times New Roman" w:eastAsia="Times New Roman" w:cs="Times New Roman"/>
-          <w:b w:val="1"/>
-          <w:bCs w:val="1"/>
-          <w:sz w:val="28"/>
-          <w:szCs w:val="28"/>
-        </w:rPr>
-        <w:t>ыбрана топология B4</w:t>
-      </w:r>
-      <w:r>
-        <w:rPr>
-          <w:rFonts w:ascii="Times New Roman" w:hAnsi="Times New Roman" w:eastAsia="Times New Roman" w:cs="Times New Roman"/>
-          <w:sz w:val="28"/>
-          <w:szCs w:val="28"/>
-        </w:rPr>
-        <w:t>, исключающая прямое соединение подсетей и обеспечивающая оптимальное использование маршрутизаторов:</w:t>
-      </w:r>
-    </w:p>
-    <w:p>
-      <w:pPr>
-        <w:pStyle w:val="a"/>
+          <w:rFonts w:hint="default" w:ascii="Times New Roman" w:hAnsi="Times New Roman" w:eastAsia="Times New Roman" w:cs="Times New Roman"/>
+          <w:sz w:val="28"/>
+          <w:szCs w:val="28"/>
+          <w:lang w:val="en-US"/>
+        </w:rPr>
+      </w:pPr>
+      <w:r>
+        <w:rPr>
+          <w:rFonts w:ascii="Times New Roman" w:hAnsi="Times New Roman" w:eastAsia="Times New Roman" w:cs="Times New Roman"/>
+          <w:b/>
+          <w:bCs/>
+          <w:sz w:val="28"/>
+          <w:szCs w:val="28"/>
+        </w:rPr>
+        <w:t>Выбрана топология B</w:t>
+      </w:r>
+      <w:r>
+        <w:rPr>
+          <w:rFonts w:hint="default" w:ascii="Times New Roman" w:hAnsi="Times New Roman" w:eastAsia="Times New Roman" w:cs="Times New Roman"/>
+          <w:b/>
+          <w:bCs/>
+          <w:sz w:val="28"/>
+          <w:szCs w:val="28"/>
+          <w:lang w:val="en-US"/>
+        </w:rPr>
+        <w:t>5:</w:t>
+      </w:r>
+    </w:p>
+    <w:p>
+      <w:pPr>
         <w:spacing w:line="240" w:lineRule="auto"/>
       </w:pPr>
       <w:r>
         <w:drawing>
-          <wp:inline wp14:editId="5C3A775D" wp14:anchorId="12ABF337">
-            <wp:extent cx="2220077" cy="2294531"/>
-            <wp:effectExtent l="0" t="0" r="0" b="0"/>
-            <wp:docPr id="1392288632" name="drawing"/>
+          <wp:inline distT="0" distB="0" distL="114300" distR="114300">
+            <wp:extent cx="3173730" cy="2903855"/>
+            <wp:effectExtent l="0" t="0" r="11430" b="6985"/>
+            <wp:docPr id="2" name="Изображение 2"/>
             <wp:cNvGraphicFramePr>
-              <a:graphicFrameLocks noChangeAspect="1"/>
+              <a:graphicFrameLocks xmlns:a="http://schemas.openxmlformats.org/drawingml/2006/main" noChangeAspect="1"/>
             </wp:cNvGraphicFramePr>
-            <a:graphic>
-              <a:graphicData xmlns:a="http://schemas.openxmlformats.org/drawingml/2006/main" uri="http://schemas.openxmlformats.org/drawingml/2006/picture">
+            <a:graphic xmlns:a="http://schemas.openxmlformats.org/drawingml/2006/main">
+              <a:graphicData uri="http://schemas.openxmlformats.org/drawingml/2006/picture">
                 <pic:pic xmlns:pic="http://schemas.openxmlformats.org/drawingml/2006/picture">
                   <pic:nvPicPr>
-                    <pic:cNvPr id="1392288632" name="Picture 1392288632"/>
-                    <pic:cNvPicPr/>
+                    <pic:cNvPr id="2" name="Изображение 2"/>
+                    <pic:cNvPicPr>
+                      <a:picLocks noChangeAspect="1"/>
+                    </pic:cNvPicPr>
                   </pic:nvPicPr>
                   <pic:blipFill>
-                    <a:blip xmlns:r="http://schemas.openxmlformats.org/officeDocument/2006/relationships" r:embed="rId133702665">
-                      <a:extLst>
-                        <a:ext uri="{28A0092B-C50C-407E-A947-70E740481C1C}">
-                          <a14:useLocalDpi xmlns:a14="http://schemas.microsoft.com/office/drawing/2010/main"/>
-                        </a:ext>
-                      </a:extLst>
-                    </a:blip>
+                    <a:blip r:embed="rId23"/>
                     <a:stretch>
                       <a:fillRect/>
                     </a:stretch>
                   </pic:blipFill>
                   <pic:spPr>
-                    <a:xfrm rot="0">
+                    <a:xfrm>
                       <a:off x="0" y="0"/>
-                      <a:ext cx="2220077" cy="2294531"/>
+                      <a:ext cx="3173730" cy="2903855"/>
+                    </a:xfrm>
+                    <a:prstGeom prst="rect">
+                      <a:avLst/>
+                    </a:prstGeom>
+                    <a:noFill/>
+                    <a:ln>
+                      <a:noFill/>
+                    </a:ln>
+                  </pic:spPr>
+                </pic:pic>
+              </a:graphicData>
+            </a:graphic>
+          </wp:inline>
+        </w:drawing>
+      </w:r>
+    </w:p>
+    <w:p>
+      <w:pPr>
+        <w:pStyle w:val="3"/>
+        <w:spacing w:before="200" w:after="200" w:line="240" w:lineRule="auto"/>
+        <w:rPr>
+          <w:rFonts w:ascii="Times New Roman" w:hAnsi="Times New Roman" w:eastAsia="Times New Roman" w:cs="Times New Roman"/>
+          <w:b/>
+          <w:bCs/>
+          <w:sz w:val="28"/>
+          <w:szCs w:val="28"/>
+        </w:rPr>
+      </w:pPr>
+      <w:bookmarkStart w:id="31" w:name="_yex44i7ewnp"/>
+      <w:bookmarkEnd w:id="31"/>
+      <w:bookmarkStart w:id="32" w:name="_Toc1801567111"/>
+      <w:r>
+        <w:rPr>
+          <w:rFonts w:ascii="Times New Roman" w:hAnsi="Times New Roman" w:eastAsia="Times New Roman" w:cs="Times New Roman"/>
+          <w:b/>
+          <w:bCs/>
+          <w:sz w:val="28"/>
+          <w:szCs w:val="28"/>
+        </w:rPr>
+        <w:t>Построение сети</w:t>
+      </w:r>
+      <w:bookmarkEnd w:id="32"/>
+    </w:p>
+    <w:p>
+      <w:pPr>
+        <w:spacing w:after="392" w:line="240" w:lineRule="auto"/>
+      </w:pPr>
+      <w:r>
+        <w:drawing>
+          <wp:inline distT="0" distB="0" distL="114300" distR="114300">
+            <wp:extent cx="6837045" cy="3381375"/>
+            <wp:effectExtent l="0" t="0" r="5715" b="1905"/>
+            <wp:docPr id="3" name="Изображение 3"/>
+            <wp:cNvGraphicFramePr>
+              <a:graphicFrameLocks xmlns:a="http://schemas.openxmlformats.org/drawingml/2006/main" noChangeAspect="1"/>
+            </wp:cNvGraphicFramePr>
+            <a:graphic xmlns:a="http://schemas.openxmlformats.org/drawingml/2006/main">
+              <a:graphicData uri="http://schemas.openxmlformats.org/drawingml/2006/picture">
+                <pic:pic xmlns:pic="http://schemas.openxmlformats.org/drawingml/2006/picture">
+                  <pic:nvPicPr>
+                    <pic:cNvPr id="3" name="Изображение 3"/>
+                    <pic:cNvPicPr>
+                      <a:picLocks noChangeAspect="1"/>
+                    </pic:cNvPicPr>
+                  </pic:nvPicPr>
+                  <pic:blipFill>
+                    <a:blip r:embed="rId24"/>
+                    <a:stretch>
+                      <a:fillRect/>
+                    </a:stretch>
+                  </pic:blipFill>
+                  <pic:spPr>
+                    <a:xfrm>
+                      <a:off x="0" y="0"/>
+                      <a:ext cx="6837045" cy="3381375"/>
+                    </a:xfrm>
+                    <a:prstGeom prst="rect">
+                      <a:avLst/>
+                    </a:prstGeom>
+                    <a:noFill/>
+                    <a:ln>
+                      <a:noFill/>
+                    </a:ln>
+                  </pic:spPr>
+                </pic:pic>
+              </a:graphicData>
+            </a:graphic>
+          </wp:inline>
+        </w:drawing>
+      </w:r>
+    </w:p>
+    <w:p>
+      <w:pPr>
+        <w:spacing w:after="392" w:line="240" w:lineRule="auto"/>
+        <w:rPr>
+          <w:rFonts w:ascii="Times New Roman" w:hAnsi="Times New Roman" w:eastAsia="Times New Roman" w:cs="Times New Roman"/>
+          <w:sz w:val="28"/>
+          <w:szCs w:val="28"/>
+        </w:rPr>
+      </w:pPr>
+      <w:r>
+        <w:br w:type="page"/>
+      </w:r>
+    </w:p>
+    <w:p>
+      <w:pPr>
+        <w:pStyle w:val="3"/>
+        <w:spacing w:before="200" w:after="200" w:line="240" w:lineRule="auto"/>
+        <w:rPr>
+          <w:rFonts w:ascii="Times New Roman" w:hAnsi="Times New Roman" w:eastAsia="Times New Roman" w:cs="Times New Roman"/>
+          <w:b/>
+          <w:bCs/>
+          <w:sz w:val="28"/>
+          <w:szCs w:val="28"/>
+        </w:rPr>
+      </w:pPr>
+      <w:bookmarkStart w:id="33" w:name="_iuaevqyhugsr"/>
+      <w:bookmarkEnd w:id="33"/>
+      <w:bookmarkStart w:id="34" w:name="_Toc1902150913"/>
+      <w:r>
+        <w:rPr>
+          <w:rFonts w:ascii="Times New Roman" w:hAnsi="Times New Roman" w:eastAsia="Times New Roman" w:cs="Times New Roman"/>
+          <w:b/>
+          <w:bCs/>
+          <w:sz w:val="28"/>
+          <w:szCs w:val="28"/>
+        </w:rPr>
+        <w:t>Таблица маршрутизации</w:t>
+      </w:r>
+      <w:bookmarkEnd w:id="34"/>
+    </w:p>
+    <w:p>
+      <w:pPr>
+        <w:spacing w:after="200" w:line="240" w:lineRule="auto"/>
+        <w:ind w:left="-5" w:right="793"/>
+        <w:jc w:val="both"/>
+        <w:rPr>
+          <w:rFonts w:ascii="Times New Roman" w:hAnsi="Times New Roman" w:eastAsia="Times New Roman" w:cs="Times New Roman"/>
+          <w:sz w:val="28"/>
+          <w:szCs w:val="28"/>
+        </w:rPr>
+      </w:pPr>
+      <w:r>
+        <w:rPr>
+          <w:rFonts w:ascii="Times New Roman" w:hAnsi="Times New Roman" w:eastAsia="Times New Roman" w:cs="Times New Roman"/>
+          <w:sz w:val="28"/>
+          <w:szCs w:val="28"/>
+        </w:rPr>
+        <w:t>В записях для каждого маршрутизатора есть 3 подключаемых и 2 статических записи</w:t>
+      </w:r>
+    </w:p>
+    <w:p>
+      <w:pPr>
+        <w:spacing w:line="240" w:lineRule="auto"/>
+      </w:pPr>
+      <w:r>
+        <w:drawing>
+          <wp:inline distT="0" distB="0" distL="114300" distR="114300">
+            <wp:extent cx="5195570" cy="3063875"/>
+            <wp:effectExtent l="0" t="0" r="1270" b="14605"/>
+            <wp:docPr id="1568946271" name="drawing"/>
+            <wp:cNvGraphicFramePr>
+              <a:graphicFrameLocks xmlns:a="http://schemas.openxmlformats.org/drawingml/2006/main" noChangeAspect="1"/>
+            </wp:cNvGraphicFramePr>
+            <a:graphic xmlns:a="http://schemas.openxmlformats.org/drawingml/2006/main">
+              <a:graphicData uri="http://schemas.openxmlformats.org/drawingml/2006/picture">
+                <pic:pic xmlns:pic="http://schemas.openxmlformats.org/drawingml/2006/picture">
+                  <pic:nvPicPr>
+                    <pic:cNvPr id="1568946271" name="drawing"/>
+                    <pic:cNvPicPr>
+                      <a:picLocks noChangeAspect="1"/>
+                    </pic:cNvPicPr>
+                  </pic:nvPicPr>
+                  <pic:blipFill>
+                    <a:blip r:embed="rId25"/>
+                    <a:stretch>
+                      <a:fillRect/>
+                    </a:stretch>
+                  </pic:blipFill>
+                  <pic:spPr>
+                    <a:xfrm>
+                      <a:off x="0" y="0"/>
+                      <a:ext cx="5195570" cy="3063875"/>
                     </a:xfrm>
                     <a:prstGeom prst="rect">
                       <a:avLst/>
@@ -3637,63 +3979,26 @@
           </wp:inline>
         </w:drawing>
       </w:r>
-    </w:p>
-    <w:p>
-      <w:pPr>
-        <w:pStyle w:val="2"/>
-        <w:spacing w:before="200" w:after="200" w:line="240" w:lineRule="auto"/>
-        <w:rPr>
-          <w:rFonts w:ascii="Times New Roman" w:hAnsi="Times New Roman" w:eastAsia="Times New Roman" w:cs="Times New Roman"/>
-          <w:b w:val="1"/>
-          <w:bCs w:val="1"/>
-          <w:sz w:val="28"/>
-          <w:szCs w:val="28"/>
-        </w:rPr>
-      </w:pPr>
-      <w:bookmarkStart w:name="_yex44i7ewnp" w:id="18"/>
-      <w:bookmarkEnd w:id="18"/>
-      <w:bookmarkStart w:name="_Toc1801567111" w:id="1534507818"/>
-      <w:r>
-        <w:rPr>
-          <w:rFonts w:ascii="Times New Roman" w:hAnsi="Times New Roman" w:eastAsia="Times New Roman" w:cs="Times New Roman"/>
-          <w:b w:val="1"/>
-          <w:bCs w:val="1"/>
-          <w:sz w:val="28"/>
-          <w:szCs w:val="28"/>
-        </w:rPr>
-        <w:t>Построение сети</w:t>
-      </w:r>
-      <w:bookmarkEnd w:id="1534507818"/>
-    </w:p>
-    <w:p>
-      <w:pPr>
-        <w:pStyle w:val="a"/>
-        <w:spacing w:after="392" w:line="240" w:lineRule="auto"/>
-      </w:pPr>
       <w:r>
         <w:drawing>
-          <wp:inline wp14:editId="420BB579" wp14:anchorId="49B92E3F">
-            <wp:extent cx="6848475" cy="3952875"/>
-            <wp:effectExtent l="0" t="0" r="0" b="0"/>
-            <wp:docPr id="978920838" name="drawing"/>
+          <wp:inline distT="0" distB="0" distL="114300" distR="114300">
+            <wp:extent cx="5350510" cy="3155315"/>
+            <wp:effectExtent l="0" t="0" r="13970" b="14605"/>
+            <wp:docPr id="2026788341" name="drawing"/>
             <wp:cNvGraphicFramePr>
-              <a:graphicFrameLocks noChangeAspect="1"/>
+              <a:graphicFrameLocks xmlns:a="http://schemas.openxmlformats.org/drawingml/2006/main" noChangeAspect="1"/>
             </wp:cNvGraphicFramePr>
-            <a:graphic>
-              <a:graphicData xmlns:a="http://schemas.openxmlformats.org/drawingml/2006/main" uri="http://schemas.openxmlformats.org/drawingml/2006/picture">
+            <a:graphic xmlns:a="http://schemas.openxmlformats.org/drawingml/2006/main">
+              <a:graphicData uri="http://schemas.openxmlformats.org/drawingml/2006/picture">
                 <pic:pic xmlns:pic="http://schemas.openxmlformats.org/drawingml/2006/picture">
                   <pic:nvPicPr>
-                    <pic:cNvPr id="978920838" name="Picture 978920838"/>
-                    <pic:cNvPicPr/>
+                    <pic:cNvPr id="2026788341" name="drawing"/>
+                    <pic:cNvPicPr>
+                      <a:picLocks noChangeAspect="1"/>
+                    </pic:cNvPicPr>
                   </pic:nvPicPr>
                   <pic:blipFill>
-                    <a:blip xmlns:r="http://schemas.openxmlformats.org/officeDocument/2006/relationships" r:embed="rId1217238345">
-                      <a:extLst>
-                        <a:ext uri="{28A0092B-C50C-407E-A947-70E740481C1C}">
-                          <a14:useLocalDpi xmlns:a14="http://schemas.microsoft.com/office/drawing/2010/main"/>
-                        </a:ext>
-                      </a:extLst>
-                    </a:blip>
+                    <a:blip r:embed="rId26"/>
                     <a:stretch>
                       <a:fillRect/>
                     </a:stretch>
@@ -3701,7 +4006,7 @@
                   <pic:spPr>
                     <a:xfrm>
                       <a:off x="0" y="0"/>
-                      <a:ext cx="6848475" cy="3952875"/>
+                      <a:ext cx="5350510" cy="3155315"/>
                     </a:xfrm>
                     <a:prstGeom prst="rect">
                       <a:avLst/>
@@ -3713,188 +4018,32 @@
           </wp:inline>
         </w:drawing>
       </w:r>
-    </w:p>
-    <w:p>
-      <w:pPr>
-        <w:spacing w:after="392" w:line="240" w:lineRule="auto"/>
-        <w:rPr>
-          <w:rFonts w:ascii="Times New Roman" w:hAnsi="Times New Roman" w:eastAsia="Times New Roman" w:cs="Times New Roman"/>
-          <w:sz w:val="28"/>
-          <w:szCs w:val="28"/>
-        </w:rPr>
-      </w:pPr>
-      <w:r>
-        <w:br w:type="page"/>
-      </w:r>
-    </w:p>
-    <w:p>
-      <w:pPr>
-        <w:pStyle w:val="2"/>
-        <w:spacing w:before="200" w:after="200" w:line="240" w:lineRule="auto"/>
-        <w:rPr>
-          <w:rFonts w:ascii="Times New Roman" w:hAnsi="Times New Roman" w:eastAsia="Times New Roman" w:cs="Times New Roman"/>
-          <w:b w:val="1"/>
-          <w:bCs w:val="1"/>
-          <w:sz w:val="28"/>
-          <w:szCs w:val="28"/>
-        </w:rPr>
-      </w:pPr>
-      <w:bookmarkStart w:name="_iuaevqyhugsr" w:id="19"/>
-      <w:bookmarkEnd w:id="19"/>
-      <w:bookmarkStart w:name="_Toc1902150913" w:id="17168877"/>
-      <w:r>
-        <w:rPr>
-          <w:rFonts w:ascii="Times New Roman" w:hAnsi="Times New Roman" w:eastAsia="Times New Roman" w:cs="Times New Roman"/>
-          <w:b w:val="1"/>
-          <w:bCs w:val="1"/>
-          <w:sz w:val="28"/>
-          <w:szCs w:val="28"/>
-        </w:rPr>
-        <w:t>Таблица маршрутизации</w:t>
-      </w:r>
-      <w:bookmarkEnd w:id="17168877"/>
-    </w:p>
-    <w:p>
-      <w:pPr>
-        <w:spacing w:after="200" w:line="240" w:lineRule="auto"/>
-        <w:ind w:left="-5" w:right="793"/>
-        <w:jc w:val="both"/>
-        <w:rPr>
-          <w:rFonts w:ascii="Times New Roman" w:hAnsi="Times New Roman" w:eastAsia="Times New Roman" w:cs="Times New Roman"/>
-          <w:sz w:val="28"/>
-          <w:szCs w:val="28"/>
-        </w:rPr>
-      </w:pPr>
-      <w:r>
-        <w:rPr>
-          <w:rFonts w:ascii="Times New Roman" w:hAnsi="Times New Roman" w:eastAsia="Times New Roman" w:cs="Times New Roman"/>
-          <w:sz w:val="28"/>
-          <w:szCs w:val="28"/>
-        </w:rPr>
-        <w:t xml:space="preserve">В записях для каждого маршрутизатора есть 3 подключаемых и 2 статических записи. </w:t>
-      </w:r>
-    </w:p>
-    <w:p>
-      <w:pPr>
-        <w:pStyle w:val="a"/>
-        <w:spacing w:line="240" w:lineRule="auto"/>
-      </w:pPr>
       <w:r>
         <w:drawing>
-          <wp:inline wp14:editId="275B7643" wp14:anchorId="0E1A8E83">
-            <wp:extent cx="6047186" cy="3566074"/>
+          <wp:inline distT="0" distB="0" distL="114300" distR="114300">
+            <wp:extent cx="5943600" cy="3538220"/>
             <wp:effectExtent l="0" t="0" r="0" b="0"/>
-            <wp:docPr id="1568946271" name="drawing"/>
+            <wp:docPr id="1960296985" name="drawing"/>
             <wp:cNvGraphicFramePr>
-              <a:graphicFrameLocks noChangeAspect="1"/>
+              <a:graphicFrameLocks xmlns:a="http://schemas.openxmlformats.org/drawingml/2006/main" noChangeAspect="1"/>
             </wp:cNvGraphicFramePr>
-            <a:graphic>
-              <a:graphicData xmlns:a="http://schemas.openxmlformats.org/drawingml/2006/main" uri="http://schemas.openxmlformats.org/drawingml/2006/picture">
+            <a:graphic xmlns:a="http://schemas.openxmlformats.org/drawingml/2006/main">
+              <a:graphicData uri="http://schemas.openxmlformats.org/drawingml/2006/picture">
                 <pic:pic xmlns:pic="http://schemas.openxmlformats.org/drawingml/2006/picture">
                   <pic:nvPicPr>
-                    <pic:cNvPr id="1568946271" name="Picture 1568946271"/>
-                    <pic:cNvPicPr/>
+                    <pic:cNvPr id="1960296985" name="drawing"/>
+                    <pic:cNvPicPr>
+                      <a:picLocks noChangeAspect="1"/>
+                    </pic:cNvPicPr>
                   </pic:nvPicPr>
                   <pic:blipFill>
-                    <a:blip xmlns:r="http://schemas.openxmlformats.org/officeDocument/2006/relationships" r:embed="rId380332177">
-                      <a:extLst>
-                        <a:ext uri="{28A0092B-C50C-407E-A947-70E740481C1C}">
-                          <a14:useLocalDpi xmlns:a14="http://schemas.microsoft.com/office/drawing/2010/main"/>
-                        </a:ext>
-                      </a:extLst>
-                    </a:blip>
+                    <a:blip r:embed="rId27"/>
                     <a:stretch>
                       <a:fillRect/>
                     </a:stretch>
                   </pic:blipFill>
                   <pic:spPr>
-                    <a:xfrm rot="0">
-                      <a:off x="0" y="0"/>
-                      <a:ext cx="6047186" cy="3566074"/>
-                    </a:xfrm>
-                    <a:prstGeom prst="rect">
-                      <a:avLst/>
-                    </a:prstGeom>
-                  </pic:spPr>
-                </pic:pic>
-              </a:graphicData>
-            </a:graphic>
-          </wp:inline>
-        </w:drawing>
-      </w:r>
-      <w:r>
-        <w:drawing>
-          <wp:inline wp14:editId="65CD5347" wp14:anchorId="2B321987">
-            <wp:extent cx="6027412" cy="3554413"/>
-            <wp:effectExtent l="0" t="0" r="0" b="0"/>
-            <wp:docPr id="2026788341" name="drawing"/>
-            <wp:cNvGraphicFramePr>
-              <a:graphicFrameLocks noChangeAspect="1"/>
-            </wp:cNvGraphicFramePr>
-            <a:graphic>
-              <a:graphicData xmlns:a="http://schemas.openxmlformats.org/drawingml/2006/main" uri="http://schemas.openxmlformats.org/drawingml/2006/picture">
-                <pic:pic xmlns:pic="http://schemas.openxmlformats.org/drawingml/2006/picture">
-                  <pic:nvPicPr>
-                    <pic:cNvPr id="2026788341" name="Picture 2026788341"/>
-                    <pic:cNvPicPr/>
-                  </pic:nvPicPr>
-                  <pic:blipFill>
-                    <a:blip xmlns:r="http://schemas.openxmlformats.org/officeDocument/2006/relationships" r:embed="rId1726847174">
-                      <a:extLst>
-                        <a:ext uri="{28A0092B-C50C-407E-A947-70E740481C1C}">
-                          <a14:useLocalDpi xmlns:a14="http://schemas.microsoft.com/office/drawing/2010/main"/>
-                        </a:ext>
-                      </a:extLst>
-                    </a:blip>
-                    <a:stretch>
-                      <a:fillRect/>
-                    </a:stretch>
-                  </pic:blipFill>
-                  <pic:spPr>
-                    <a:xfrm rot="0">
-                      <a:off x="0" y="0"/>
-                      <a:ext cx="6027412" cy="3554413"/>
-                    </a:xfrm>
-                    <a:prstGeom prst="rect">
-                      <a:avLst/>
-                    </a:prstGeom>
-                  </pic:spPr>
-                </pic:pic>
-              </a:graphicData>
-            </a:graphic>
-          </wp:inline>
-        </w:drawing>
-      </w:r>
-      <w:r>
-        <w:drawing>
-          <wp:inline wp14:editId="0C22889F" wp14:anchorId="704B075F">
-            <wp:extent cx="5944074" cy="3538337"/>
-            <wp:effectExtent l="0" t="0" r="0" b="0"/>
-            <wp:docPr id="1960296985" name="drawing"/>
-            <wp:cNvGraphicFramePr>
-              <a:graphicFrameLocks noChangeAspect="1"/>
-            </wp:cNvGraphicFramePr>
-            <a:graphic>
-              <a:graphicData xmlns:a="http://schemas.openxmlformats.org/drawingml/2006/main" uri="http://schemas.openxmlformats.org/drawingml/2006/picture">
-                <pic:pic xmlns:pic="http://schemas.openxmlformats.org/drawingml/2006/picture">
-                  <pic:nvPicPr>
-                    <pic:cNvPr id="1960296985" name="Picture 1960296985"/>
-                    <pic:cNvPicPr/>
-                  </pic:nvPicPr>
-                  <pic:blipFill>
-                    <a:blip xmlns:r="http://schemas.openxmlformats.org/officeDocument/2006/relationships" r:embed="rId1015794976">
-                      <a:extLst>
-                        <a:ext uri="{28A0092B-C50C-407E-A947-70E740481C1C}">
-                          <a14:useLocalDpi xmlns:a14="http://schemas.microsoft.com/office/drawing/2010/main"/>
-                        </a:ext>
-                      </a:extLst>
-                    </a:blip>
-                    <a:stretch>
-                      <a:fillRect/>
-                    </a:stretch>
-                  </pic:blipFill>
-                  <pic:spPr>
-                    <a:xfrm rot="0">
+                    <a:xfrm>
                       <a:off x="0" y="0"/>
                       <a:ext cx="5944074" cy="3538337"/>
                     </a:xfrm>
@@ -3924,30 +4073,30 @@
     </w:p>
     <w:p>
       <w:pPr>
-        <w:pStyle w:val="2"/>
+        <w:pStyle w:val="3"/>
         <w:spacing w:before="200" w:after="200" w:line="240" w:lineRule="auto"/>
         <w:rPr>
           <w:rFonts w:ascii="Times New Roman" w:hAnsi="Times New Roman" w:eastAsia="Times New Roman" w:cs="Times New Roman"/>
-          <w:b w:val="1"/>
-          <w:bCs w:val="1"/>
-          <w:sz w:val="28"/>
-          <w:szCs w:val="28"/>
-        </w:rPr>
-      </w:pPr>
-      <w:bookmarkStart w:name="_jhnaki1oal6a" w:id="20"/>
-      <w:bookmarkEnd w:id="20"/>
-      <w:bookmarkStart w:name="_Toc772780739" w:id="263168579"/>
-      <w:r>
-        <w:rPr>
-          <w:rFonts w:ascii="Times New Roman" w:hAnsi="Times New Roman" w:eastAsia="Times New Roman" w:cs="Times New Roman"/>
-          <w:b w:val="1"/>
-          <w:bCs w:val="1"/>
+          <w:b/>
+          <w:bCs/>
+          <w:sz w:val="28"/>
+          <w:szCs w:val="28"/>
+        </w:rPr>
+      </w:pPr>
+      <w:bookmarkStart w:id="35" w:name="_jhnaki1oal6a"/>
+      <w:bookmarkEnd w:id="35"/>
+      <w:bookmarkStart w:id="36" w:name="_Toc772780739"/>
+      <w:r>
+        <w:rPr>
+          <w:rFonts w:ascii="Times New Roman" w:hAnsi="Times New Roman" w:eastAsia="Times New Roman" w:cs="Times New Roman"/>
+          <w:b/>
+          <w:bCs/>
           <w:sz w:val="28"/>
           <w:szCs w:val="28"/>
         </w:rPr>
         <w:t>Настройка компьютеров</w:t>
       </w:r>
-      <w:bookmarkEnd w:id="263168579"/>
+      <w:bookmarkEnd w:id="36"/>
     </w:p>
     <w:p>
       <w:pPr>
@@ -3971,30 +4120,30 @@
     </w:p>
     <w:p>
       <w:pPr>
-        <w:pStyle w:val="2"/>
+        <w:pStyle w:val="3"/>
         <w:spacing w:before="200" w:after="200" w:line="240" w:lineRule="auto"/>
         <w:rPr>
           <w:rFonts w:ascii="Times New Roman" w:hAnsi="Times New Roman" w:eastAsia="Times New Roman" w:cs="Times New Roman"/>
-          <w:b w:val="1"/>
-          <w:bCs w:val="1"/>
-          <w:sz w:val="28"/>
-          <w:szCs w:val="28"/>
-        </w:rPr>
-      </w:pPr>
-      <w:bookmarkStart w:name="_37zdoksnctp0" w:id="21"/>
-      <w:bookmarkEnd w:id="21"/>
-      <w:bookmarkStart w:name="_Toc1910320161" w:id="1364006370"/>
-      <w:r>
-        <w:rPr>
-          <w:rFonts w:ascii="Times New Roman" w:hAnsi="Times New Roman" w:eastAsia="Times New Roman" w:cs="Times New Roman"/>
-          <w:b w:val="1"/>
-          <w:bCs w:val="1"/>
+          <w:b/>
+          <w:bCs/>
+          <w:sz w:val="28"/>
+          <w:szCs w:val="28"/>
+        </w:rPr>
+      </w:pPr>
+      <w:bookmarkStart w:id="37" w:name="_37zdoksnctp0"/>
+      <w:bookmarkEnd w:id="37"/>
+      <w:bookmarkStart w:id="38" w:name="_Toc1910320161"/>
+      <w:r>
+        <w:rPr>
+          <w:rFonts w:ascii="Times New Roman" w:hAnsi="Times New Roman" w:eastAsia="Times New Roman" w:cs="Times New Roman"/>
+          <w:b/>
+          <w:bCs/>
           <w:sz w:val="28"/>
           <w:szCs w:val="28"/>
         </w:rPr>
         <w:t>Тестирование сети</w:t>
       </w:r>
-      <w:bookmarkEnd w:id="1364006370"/>
+      <w:bookmarkEnd w:id="38"/>
     </w:p>
     <w:p>
       <w:pPr>
@@ -4090,33 +4239,28 @@
     </w:p>
     <w:p>
       <w:pPr>
-        <w:pStyle w:val="a"/>
         <w:spacing w:after="392" w:line="240" w:lineRule="auto"/>
       </w:pPr>
       <w:r>
         <w:drawing>
-          <wp:inline wp14:editId="3F2C9541" wp14:anchorId="76A56393">
+          <wp:inline distT="0" distB="0" distL="114300" distR="114300">
             <wp:extent cx="6848475" cy="1838325"/>
             <wp:effectExtent l="0" t="0" r="0" b="0"/>
             <wp:docPr id="167223930" name="drawing"/>
             <wp:cNvGraphicFramePr>
-              <a:graphicFrameLocks noChangeAspect="1"/>
+              <a:graphicFrameLocks xmlns:a="http://schemas.openxmlformats.org/drawingml/2006/main" noChangeAspect="1"/>
             </wp:cNvGraphicFramePr>
-            <a:graphic>
-              <a:graphicData xmlns:a="http://schemas.openxmlformats.org/drawingml/2006/main" uri="http://schemas.openxmlformats.org/drawingml/2006/picture">
+            <a:graphic xmlns:a="http://schemas.openxmlformats.org/drawingml/2006/main">
+              <a:graphicData uri="http://schemas.openxmlformats.org/drawingml/2006/picture">
                 <pic:pic xmlns:pic="http://schemas.openxmlformats.org/drawingml/2006/picture">
                   <pic:nvPicPr>
-                    <pic:cNvPr id="167223930" name="Picture 167223930"/>
-                    <pic:cNvPicPr/>
+                    <pic:cNvPr id="167223930" name="drawing"/>
+                    <pic:cNvPicPr>
+                      <a:picLocks noChangeAspect="1"/>
+                    </pic:cNvPicPr>
                   </pic:nvPicPr>
                   <pic:blipFill>
-                    <a:blip xmlns:r="http://schemas.openxmlformats.org/officeDocument/2006/relationships" r:embed="rId2096367494">
-                      <a:extLst>
-                        <a:ext uri="{28A0092B-C50C-407E-A947-70E740481C1C}">
-                          <a14:useLocalDpi xmlns:a14="http://schemas.microsoft.com/office/drawing/2010/main"/>
-                        </a:ext>
-                      </a:extLst>
-                    </a:blip>
+                    <a:blip r:embed="rId28"/>
                     <a:stretch>
                       <a:fillRect/>
                     </a:stretch>
@@ -4139,60 +4283,55 @@
     </w:p>
     <w:p>
       <w:pPr>
-        <w:pStyle w:val="2"/>
+        <w:pStyle w:val="3"/>
         <w:spacing w:before="200" w:after="200" w:line="240" w:lineRule="auto"/>
         <w:rPr>
           <w:rFonts w:ascii="Times New Roman" w:hAnsi="Times New Roman" w:eastAsia="Times New Roman" w:cs="Times New Roman"/>
-          <w:b w:val="1"/>
-          <w:bCs w:val="1"/>
-          <w:sz w:val="28"/>
-          <w:szCs w:val="28"/>
-        </w:rPr>
-      </w:pPr>
-      <w:bookmarkStart w:name="_ipzv4u1dr6po" w:id="22"/>
-      <w:bookmarkEnd w:id="22"/>
-      <w:bookmarkStart w:name="_Toc1691146282" w:id="1263585136"/>
-      <w:r>
-        <w:rPr>
-          <w:rFonts w:ascii="Times New Roman" w:hAnsi="Times New Roman" w:eastAsia="Times New Roman" w:cs="Times New Roman"/>
-          <w:b w:val="1"/>
-          <w:bCs w:val="1"/>
+          <w:b/>
+          <w:bCs/>
+          <w:sz w:val="28"/>
+          <w:szCs w:val="28"/>
+        </w:rPr>
+      </w:pPr>
+      <w:bookmarkStart w:id="39" w:name="_ipzv4u1dr6po"/>
+      <w:bookmarkEnd w:id="39"/>
+      <w:bookmarkStart w:id="40" w:name="_Toc1691146282"/>
+      <w:r>
+        <w:rPr>
+          <w:rFonts w:ascii="Times New Roman" w:hAnsi="Times New Roman" w:eastAsia="Times New Roman" w:cs="Times New Roman"/>
+          <w:b/>
+          <w:bCs/>
           <w:sz w:val="28"/>
           <w:szCs w:val="28"/>
         </w:rPr>
         <w:t>Отправка пакетов</w:t>
       </w:r>
-      <w:bookmarkEnd w:id="1263585136"/>
-    </w:p>
-    <w:p>
-      <w:pPr>
-        <w:pStyle w:val="a"/>
+      <w:bookmarkEnd w:id="40"/>
+    </w:p>
+    <w:p>
+      <w:pPr>
         <w:spacing w:after="460" w:line="240" w:lineRule="auto"/>
       </w:pPr>
       <w:r>
         <w:drawing>
-          <wp:inline wp14:editId="1CAF6C0B" wp14:anchorId="2B2A321F">
+          <wp:inline distT="0" distB="0" distL="114300" distR="114300">
             <wp:extent cx="6848475" cy="2524125"/>
             <wp:effectExtent l="0" t="0" r="0" b="0"/>
             <wp:docPr id="1119074059" name="drawing"/>
             <wp:cNvGraphicFramePr>
-              <a:graphicFrameLocks noChangeAspect="1"/>
+              <a:graphicFrameLocks xmlns:a="http://schemas.openxmlformats.org/drawingml/2006/main" noChangeAspect="1"/>
             </wp:cNvGraphicFramePr>
-            <a:graphic>
-              <a:graphicData xmlns:a="http://schemas.openxmlformats.org/drawingml/2006/main" uri="http://schemas.openxmlformats.org/drawingml/2006/picture">
+            <a:graphic xmlns:a="http://schemas.openxmlformats.org/drawingml/2006/main">
+              <a:graphicData uri="http://schemas.openxmlformats.org/drawingml/2006/picture">
                 <pic:pic xmlns:pic="http://schemas.openxmlformats.org/drawingml/2006/picture">
                   <pic:nvPicPr>
-                    <pic:cNvPr id="1119074059" name="Picture 1119074059"/>
-                    <pic:cNvPicPr/>
+                    <pic:cNvPr id="1119074059" name="drawing"/>
+                    <pic:cNvPicPr>
+                      <a:picLocks noChangeAspect="1"/>
+                    </pic:cNvPicPr>
                   </pic:nvPicPr>
                   <pic:blipFill>
-                    <a:blip xmlns:r="http://schemas.openxmlformats.org/officeDocument/2006/relationships" r:embed="rId1135712455">
-                      <a:extLst>
-                        <a:ext uri="{28A0092B-C50C-407E-A947-70E740481C1C}">
-                          <a14:useLocalDpi xmlns:a14="http://schemas.microsoft.com/office/drawing/2010/main"/>
-                        </a:ext>
-                      </a:extLst>
-                    </a:blip>
+                    <a:blip r:embed="rId29"/>
                     <a:stretch>
                       <a:fillRect/>
                     </a:stretch>
@@ -4228,30 +4367,30 @@
     </w:p>
     <w:p>
       <w:pPr>
-        <w:pStyle w:val="1"/>
+        <w:pStyle w:val="2"/>
         <w:spacing w:before="0" w:after="74" w:line="240" w:lineRule="auto"/>
         <w:rPr>
           <w:rFonts w:ascii="Times New Roman" w:hAnsi="Times New Roman" w:eastAsia="Times New Roman" w:cs="Times New Roman"/>
-          <w:b w:val="1"/>
-          <w:bCs w:val="1"/>
+          <w:b/>
+          <w:bCs/>
           <w:sz w:val="32"/>
           <w:szCs w:val="32"/>
         </w:rPr>
       </w:pPr>
-      <w:bookmarkStart w:name="_k7kszvzaslcb" w:id="23"/>
-      <w:bookmarkEnd w:id="23"/>
-      <w:bookmarkStart w:name="_Toc498160531" w:id="30443681"/>
-      <w:r>
-        <w:rPr>
-          <w:rFonts w:ascii="Times New Roman" w:hAnsi="Times New Roman" w:eastAsia="Times New Roman" w:cs="Times New Roman"/>
-          <w:b w:val="1"/>
-          <w:bCs w:val="1"/>
+      <w:bookmarkStart w:id="41" w:name="_k7kszvzaslcb"/>
+      <w:bookmarkEnd w:id="41"/>
+      <w:bookmarkStart w:id="42" w:name="_Toc498160531"/>
+      <w:r>
+        <w:rPr>
+          <w:rFonts w:ascii="Times New Roman" w:hAnsi="Times New Roman" w:eastAsia="Times New Roman" w:cs="Times New Roman"/>
+          <w:b/>
+          <w:bCs/>
           <w:sz w:val="32"/>
           <w:szCs w:val="32"/>
         </w:rPr>
         <w:t>Динамическая маршрутизация по протоколу RIP</w:t>
       </w:r>
-      <w:bookmarkEnd w:id="30443681"/>
+      <w:bookmarkEnd w:id="42"/>
     </w:p>
     <w:p>
       <w:pPr>
@@ -4292,56 +4431,33 @@
           <w:szCs w:val="28"/>
           <w:lang w:val="ru-RU"/>
         </w:rPr>
-        <w:t>Расстояние в RIP (</w:t>
-      </w:r>
-      <w:r>
-        <w:rPr>
-          <w:rFonts w:ascii="Times New Roman" w:hAnsi="Times New Roman" w:eastAsia="Times New Roman" w:cs="Times New Roman"/>
-          <w:sz w:val="28"/>
-          <w:szCs w:val="28"/>
-          <w:lang w:val="ru-RU"/>
-        </w:rPr>
-        <w:t>Routing</w:t>
-      </w:r>
-      <w:r>
-        <w:rPr>
-          <w:rFonts w:ascii="Times New Roman" w:hAnsi="Times New Roman" w:eastAsia="Times New Roman" w:cs="Times New Roman"/>
-          <w:sz w:val="28"/>
-          <w:szCs w:val="28"/>
-          <w:lang w:val="ru-RU"/>
-        </w:rPr>
-        <w:t xml:space="preserve"> Information Protocol) задается как количество промежуточных маршрутизаторов. Протокол извлекает информацию о новых сетях в сообщениях от соседей. Маршрутизаторы обмениваются сообщениями каждые 30 секунд, а если от маршрутизатора нет сообщения в течение 180 секунд, то он считается отказавшим.</w:t>
-      </w:r>
-    </w:p>
-    <w:p>
-      <w:pPr>
-        <w:pStyle w:val="a"/>
+        <w:t>Расстояние в RIP (Routing Information Protocol) задается как количество промежуточных маршрутизаторов. Протокол извлекает информацию о новых сетях в сообщениях от соседей. Маршрутизаторы обмениваются сообщениями каждые 30 секунд, а если от маршрутизатора нет сообщения в течение 180 секунд, то он считается отказавшим.</w:t>
+      </w:r>
+    </w:p>
+    <w:p>
+      <w:pPr>
         <w:spacing w:after="52" w:line="240" w:lineRule="auto"/>
       </w:pPr>
       <w:r>
         <w:drawing>
-          <wp:inline wp14:editId="69A88F42" wp14:anchorId="73A145C6">
+          <wp:inline distT="0" distB="0" distL="114300" distR="114300">
             <wp:extent cx="6848475" cy="1276350"/>
             <wp:effectExtent l="0" t="0" r="0" b="0"/>
             <wp:docPr id="1191910433" name="drawing"/>
             <wp:cNvGraphicFramePr>
-              <a:graphicFrameLocks noChangeAspect="1"/>
+              <a:graphicFrameLocks xmlns:a="http://schemas.openxmlformats.org/drawingml/2006/main" noChangeAspect="1"/>
             </wp:cNvGraphicFramePr>
-            <a:graphic>
-              <a:graphicData xmlns:a="http://schemas.openxmlformats.org/drawingml/2006/main" uri="http://schemas.openxmlformats.org/drawingml/2006/picture">
+            <a:graphic xmlns:a="http://schemas.openxmlformats.org/drawingml/2006/main">
+              <a:graphicData uri="http://schemas.openxmlformats.org/drawingml/2006/picture">
                 <pic:pic xmlns:pic="http://schemas.openxmlformats.org/drawingml/2006/picture">
                   <pic:nvPicPr>
-                    <pic:cNvPr id="1191910433" name="Picture 1191910433"/>
-                    <pic:cNvPicPr/>
+                    <pic:cNvPr id="1191910433" name="drawing"/>
+                    <pic:cNvPicPr>
+                      <a:picLocks noChangeAspect="1"/>
+                    </pic:cNvPicPr>
                   </pic:nvPicPr>
                   <pic:blipFill>
-                    <a:blip xmlns:r="http://schemas.openxmlformats.org/officeDocument/2006/relationships" r:embed="rId906486227">
-                      <a:extLst>
-                        <a:ext uri="{28A0092B-C50C-407E-A947-70E740481C1C}">
-                          <a14:useLocalDpi xmlns:a14="http://schemas.microsoft.com/office/drawing/2010/main"/>
-                        </a:ext>
-                      </a:extLst>
-                    </a:blip>
+                    <a:blip r:embed="rId30"/>
                     <a:stretch>
                       <a:fillRect/>
                     </a:stretch>
@@ -4384,33 +4500,28 @@
     </w:p>
     <w:p>
       <w:pPr>
-        <w:pStyle w:val="a"/>
         <w:spacing w:after="52" w:line="240" w:lineRule="auto"/>
       </w:pPr>
       <w:r>
         <w:drawing>
-          <wp:inline wp14:editId="7EE402EB" wp14:anchorId="5A4424F5">
+          <wp:inline distT="0" distB="0" distL="114300" distR="114300">
             <wp:extent cx="6848475" cy="4324350"/>
             <wp:effectExtent l="0" t="0" r="0" b="0"/>
             <wp:docPr id="617265116" name="drawing"/>
             <wp:cNvGraphicFramePr>
-              <a:graphicFrameLocks noChangeAspect="1"/>
+              <a:graphicFrameLocks xmlns:a="http://schemas.openxmlformats.org/drawingml/2006/main" noChangeAspect="1"/>
             </wp:cNvGraphicFramePr>
-            <a:graphic>
-              <a:graphicData xmlns:a="http://schemas.openxmlformats.org/drawingml/2006/main" uri="http://schemas.openxmlformats.org/drawingml/2006/picture">
+            <a:graphic xmlns:a="http://schemas.openxmlformats.org/drawingml/2006/main">
+              <a:graphicData uri="http://schemas.openxmlformats.org/drawingml/2006/picture">
                 <pic:pic xmlns:pic="http://schemas.openxmlformats.org/drawingml/2006/picture">
                   <pic:nvPicPr>
-                    <pic:cNvPr id="617265116" name="Picture 617265116"/>
-                    <pic:cNvPicPr/>
+                    <pic:cNvPr id="617265116" name="drawing"/>
+                    <pic:cNvPicPr>
+                      <a:picLocks noChangeAspect="1"/>
+                    </pic:cNvPicPr>
                   </pic:nvPicPr>
                   <pic:blipFill>
-                    <a:blip xmlns:r="http://schemas.openxmlformats.org/officeDocument/2006/relationships" r:embed="rId1728138601">
-                      <a:extLst>
-                        <a:ext uri="{28A0092B-C50C-407E-A947-70E740481C1C}">
-                          <a14:useLocalDpi xmlns:a14="http://schemas.microsoft.com/office/drawing/2010/main"/>
-                        </a:ext>
-                      </a:extLst>
-                    </a:blip>
+                    <a:blip r:embed="rId31"/>
                     <a:stretch>
                       <a:fillRect/>
                     </a:stretch>
@@ -4515,30 +4626,30 @@
     </w:p>
     <w:p>
       <w:pPr>
-        <w:pStyle w:val="1"/>
+        <w:pStyle w:val="2"/>
         <w:spacing w:before="0" w:after="74" w:line="240" w:lineRule="auto"/>
         <w:rPr>
           <w:rFonts w:ascii="Times New Roman" w:hAnsi="Times New Roman" w:eastAsia="Times New Roman" w:cs="Times New Roman"/>
-          <w:b w:val="1"/>
-          <w:bCs w:val="1"/>
+          <w:b/>
+          <w:bCs/>
           <w:sz w:val="32"/>
           <w:szCs w:val="32"/>
         </w:rPr>
       </w:pPr>
-      <w:bookmarkStart w:name="_u5htuc3ox0jj" w:id="24"/>
-      <w:bookmarkEnd w:id="24"/>
-      <w:bookmarkStart w:name="_Toc48123083" w:id="65779190"/>
-      <w:r>
-        <w:rPr>
-          <w:rFonts w:ascii="Times New Roman" w:hAnsi="Times New Roman" w:eastAsia="Times New Roman" w:cs="Times New Roman"/>
-          <w:b w:val="1"/>
-          <w:bCs w:val="1"/>
+      <w:bookmarkStart w:id="43" w:name="_u5htuc3ox0jj"/>
+      <w:bookmarkEnd w:id="43"/>
+      <w:bookmarkStart w:id="44" w:name="_Toc48123083"/>
+      <w:r>
+        <w:rPr>
+          <w:rFonts w:ascii="Times New Roman" w:hAnsi="Times New Roman" w:eastAsia="Times New Roman" w:cs="Times New Roman"/>
+          <w:b/>
+          <w:bCs/>
           <w:sz w:val="32"/>
           <w:szCs w:val="32"/>
         </w:rPr>
         <w:t>Автоматическое получение сетевых настроек по DHCP</w:t>
       </w:r>
-      <w:bookmarkEnd w:id="65779190"/>
+      <w:bookmarkEnd w:id="44"/>
     </w:p>
     <w:p>
       <w:pPr>
@@ -4570,28 +4681,25 @@
         </w:rPr>
       </w:pPr>
       <w:r>
-        <w:rPr>
-          <w:rFonts w:ascii="Times New Roman" w:hAnsi="Times New Roman" w:eastAsia="Times New Roman" w:cs="Times New Roman"/>
-          <w:noProof/>
-          <w:sz w:val="28"/>
-          <w:szCs w:val="28"/>
-        </w:rPr>
         <w:drawing>
-          <wp:inline distT="0" distB="0" distL="0" distR="0" wp14:anchorId="14B8EF03" wp14:editId="07777777">
-            <wp:extent cx="6193790" cy="3812540"/>
-            <wp:effectExtent l="0" t="0" r="0" b="0"/>
-            <wp:docPr id="45" name="image23.jpg"/>
-            <wp:cNvGraphicFramePr/>
+          <wp:inline distT="0" distB="0" distL="114300" distR="114300">
+            <wp:extent cx="6837680" cy="4237990"/>
+            <wp:effectExtent l="0" t="0" r="5080" b="13970"/>
+            <wp:docPr id="1" name="Изображение 1"/>
+            <wp:cNvGraphicFramePr>
+              <a:graphicFrameLocks xmlns:a="http://schemas.openxmlformats.org/drawingml/2006/main" noChangeAspect="1"/>
+            </wp:cNvGraphicFramePr>
             <a:graphic xmlns:a="http://schemas.openxmlformats.org/drawingml/2006/main">
               <a:graphicData uri="http://schemas.openxmlformats.org/drawingml/2006/picture">
                 <pic:pic xmlns:pic="http://schemas.openxmlformats.org/drawingml/2006/picture">
                   <pic:nvPicPr>
-                    <pic:cNvPr id="45" name="image23.jpg"/>
-                    <pic:cNvPicPr preferRelativeResize="0"/>
+                    <pic:cNvPr id="1" name="Изображение 1"/>
+                    <pic:cNvPicPr>
+                      <a:picLocks noChangeAspect="1"/>
+                    </pic:cNvPicPr>
                   </pic:nvPicPr>
                   <pic:blipFill>
-                    <a:blip r:embed="rId51"/>
-                    <a:srcRect/>
+                    <a:blip r:embed="rId32"/>
                     <a:stretch>
                       <a:fillRect/>
                     </a:stretch>
@@ -4599,11 +4707,15 @@
                   <pic:spPr>
                     <a:xfrm>
                       <a:off x="0" y="0"/>
-                      <a:ext cx="6194149" cy="3812625"/>
+                      <a:ext cx="6837680" cy="4237990"/>
                     </a:xfrm>
                     <a:prstGeom prst="rect">
                       <a:avLst/>
                     </a:prstGeom>
+                    <a:noFill/>
+                    <a:ln>
+                      <a:noFill/>
+                    </a:ln>
                   </pic:spPr>
                 </pic:pic>
               </a:graphicData>
@@ -4644,12 +4756,11 @@
       <w:r>
         <w:rPr>
           <w:rFonts w:ascii="Times New Roman" w:hAnsi="Times New Roman" w:eastAsia="Times New Roman" w:cs="Times New Roman"/>
-          <w:noProof/>
           <w:sz w:val="28"/>
           <w:szCs w:val="28"/>
         </w:rPr>
         <w:drawing>
-          <wp:inline distT="0" distB="0" distL="0" distR="0" wp14:anchorId="430934EF" wp14:editId="07777777">
+          <wp:inline distT="0" distB="0" distL="0" distR="0">
             <wp:extent cx="4180205" cy="3804285"/>
             <wp:effectExtent l="0" t="0" r="0" b="0"/>
             <wp:docPr id="46" name="image21.jpg"/>
@@ -4662,7 +4773,7 @@
                     <pic:cNvPicPr preferRelativeResize="0"/>
                   </pic:nvPicPr>
                   <pic:blipFill>
-                    <a:blip r:embed="rId52"/>
+                    <a:blip r:embed="rId33"/>
                     <a:srcRect/>
                     <a:stretch>
                       <a:fillRect/>
@@ -4738,12 +4849,11 @@
       <w:r>
         <w:rPr>
           <w:rFonts w:ascii="Times New Roman" w:hAnsi="Times New Roman" w:eastAsia="Times New Roman" w:cs="Times New Roman"/>
-          <w:noProof/>
           <w:sz w:val="28"/>
           <w:szCs w:val="28"/>
         </w:rPr>
         <w:drawing>
-          <wp:inline distT="0" distB="0" distL="0" distR="0" wp14:anchorId="2B08BD02" wp14:editId="07777777">
+          <wp:inline distT="0" distB="0" distL="0" distR="0">
             <wp:extent cx="5399405" cy="1673860"/>
             <wp:effectExtent l="0" t="0" r="0" b="0"/>
             <wp:docPr id="47" name="image5.jpg"/>
@@ -4756,7 +4866,7 @@
                     <pic:cNvPicPr preferRelativeResize="0"/>
                   </pic:nvPicPr>
                   <pic:blipFill>
-                    <a:blip r:embed="rId53"/>
+                    <a:blip r:embed="rId34"/>
                     <a:srcRect/>
                     <a:stretch>
                       <a:fillRect/>
@@ -4788,26 +4898,6 @@
     </w:p>
     <w:p>
       <w:pPr>
-        <w:spacing w:before="200" w:after="200" w:line="240" w:lineRule="auto"/>
-        <w:ind w:left="-5" w:right="329"/>
-        <w:jc w:val="both"/>
-        <w:rPr>
-          <w:rFonts w:ascii="Times New Roman" w:hAnsi="Times New Roman" w:eastAsia="Times New Roman" w:cs="Times New Roman"/>
-          <w:sz w:val="28"/>
-          <w:szCs w:val="28"/>
-        </w:rPr>
-      </w:pPr>
-      <w:r>
-        <w:rPr>
-          <w:rFonts w:ascii="Times New Roman" w:hAnsi="Times New Roman" w:eastAsia="Times New Roman" w:cs="Times New Roman"/>
-          <w:sz w:val="28"/>
-          <w:szCs w:val="28"/>
-        </w:rPr>
-        <w:t>В связи с некоторыми особенностями необходимо было модифицировать последнюю полученную сеть:</w:t>
-      </w:r>
-    </w:p>
-    <w:p>
-      <w:pPr>
         <w:spacing w:after="52" w:line="240" w:lineRule="auto"/>
         <w:rPr>
           <w:rFonts w:ascii="Times New Roman" w:hAnsi="Times New Roman" w:eastAsia="Times New Roman" w:cs="Times New Roman"/>
@@ -4815,48 +4905,6 @@
           <w:szCs w:val="28"/>
         </w:rPr>
       </w:pPr>
-      <w:r>
-        <w:rPr>
-          <w:rFonts w:ascii="Times New Roman" w:hAnsi="Times New Roman" w:eastAsia="Times New Roman" w:cs="Times New Roman"/>
-          <w:noProof/>
-          <w:sz w:val="28"/>
-          <w:szCs w:val="28"/>
-        </w:rPr>
-        <w:drawing>
-          <wp:inline distT="114300" distB="114300" distL="114300" distR="114300" wp14:anchorId="1BC26532" wp14:editId="07777777">
-            <wp:extent cx="5688330" cy="2984500"/>
-            <wp:effectExtent l="0" t="0" r="0" b="0"/>
-            <wp:docPr id="48" name="image4.png"/>
-            <wp:cNvGraphicFramePr/>
-            <a:graphic xmlns:a="http://schemas.openxmlformats.org/drawingml/2006/main">
-              <a:graphicData uri="http://schemas.openxmlformats.org/drawingml/2006/picture">
-                <pic:pic xmlns:pic="http://schemas.openxmlformats.org/drawingml/2006/picture">
-                  <pic:nvPicPr>
-                    <pic:cNvPr id="48" name="image4.png"/>
-                    <pic:cNvPicPr preferRelativeResize="0"/>
-                  </pic:nvPicPr>
-                  <pic:blipFill>
-                    <a:blip r:embed="rId54"/>
-                    <a:srcRect/>
-                    <a:stretch>
-                      <a:fillRect/>
-                    </a:stretch>
-                  </pic:blipFill>
-                  <pic:spPr>
-                    <a:xfrm>
-                      <a:off x="0" y="0"/>
-                      <a:ext cx="5688375" cy="2984641"/>
-                    </a:xfrm>
-                    <a:prstGeom prst="rect">
-                      <a:avLst/>
-                    </a:prstGeom>
-                  </pic:spPr>
-                </pic:pic>
-              </a:graphicData>
-            </a:graphic>
-          </wp:inline>
-        </w:drawing>
-      </w:r>
     </w:p>
     <w:p>
       <w:pPr>
@@ -4890,12 +4938,11 @@
       <w:r>
         <w:rPr>
           <w:rFonts w:ascii="Times New Roman" w:hAnsi="Times New Roman" w:eastAsia="Times New Roman" w:cs="Times New Roman"/>
-          <w:noProof/>
           <w:sz w:val="28"/>
           <w:szCs w:val="28"/>
         </w:rPr>
         <w:drawing>
-          <wp:inline distT="0" distB="0" distL="0" distR="0" wp14:anchorId="7A351CE6" wp14:editId="07777777">
+          <wp:inline distT="0" distB="0" distL="0" distR="0">
             <wp:extent cx="5399405" cy="1454785"/>
             <wp:effectExtent l="0" t="0" r="0" b="0"/>
             <wp:docPr id="49" name="image12.jpg"/>
@@ -4908,7 +4955,7 @@
                     <pic:cNvPicPr preferRelativeResize="0"/>
                   </pic:nvPicPr>
                   <pic:blipFill>
-                    <a:blip r:embed="rId55"/>
+                    <a:blip r:embed="rId35"/>
                     <a:srcRect/>
                     <a:stretch>
                       <a:fillRect/>
@@ -4945,7 +4992,7 @@
     </w:p>
     <w:p>
       <w:pPr>
-        <w:pStyle w:val="1"/>
+        <w:pStyle w:val="2"/>
         <w:spacing w:before="0" w:after="0" w:line="240" w:lineRule="auto"/>
         <w:rPr>
           <w:rFonts w:ascii="Times New Roman" w:hAnsi="Times New Roman" w:eastAsia="Times New Roman" w:cs="Times New Roman"/>
@@ -4953,20 +5000,20 @@
           <w:szCs w:val="28"/>
         </w:rPr>
       </w:pPr>
-      <w:bookmarkStart w:name="_reu5xmfhj4rc" w:id="25"/>
-      <w:bookmarkEnd w:id="25"/>
-      <w:bookmarkStart w:name="_Toc371874213" w:id="1094264106"/>
-      <w:r>
-        <w:rPr>
-          <w:rFonts w:ascii="Times New Roman" w:hAnsi="Times New Roman" w:eastAsia="Times New Roman" w:cs="Times New Roman"/>
-          <w:b w:val="1"/>
-          <w:bCs w:val="1"/>
+      <w:bookmarkStart w:id="45" w:name="_reu5xmfhj4rc"/>
+      <w:bookmarkEnd w:id="45"/>
+      <w:bookmarkStart w:id="46" w:name="_Toc371874213"/>
+      <w:r>
+        <w:rPr>
+          <w:rFonts w:ascii="Times New Roman" w:hAnsi="Times New Roman" w:eastAsia="Times New Roman" w:cs="Times New Roman"/>
+          <w:b/>
+          <w:bCs/>
           <w:sz w:val="32"/>
           <w:szCs w:val="32"/>
         </w:rPr>
         <w:t>Вывод</w:t>
       </w:r>
-      <w:bookmarkEnd w:id="1094264106"/>
+      <w:bookmarkEnd w:id="46"/>
     </w:p>
     <w:p>
       <w:pPr>
@@ -4985,23 +5032,58 @@
           <w:sz w:val="28"/>
           <w:szCs w:val="28"/>
         </w:rPr>
-        <w:t>В ходе лабораторной работы были успешно изучены принципы построения и настройки сетей с использованием маршрутизаторов. На примере трех топологий (с одним, двумя и тремя маршрутизаторами) отработаны методы статической маршрутизации, включая ручное заполнение таблиц маршрутизации и настройку IP-адресов. Динамическая маршрутизация на основе протокола RIP продемонстрировала автоматизацию обновления маршрутов, что снизило нагрузку на администратора. Реализация DHCP подтвердила эффективность автоматического расп</w:t>
-      </w:r>
-      <w:r>
-        <w:rPr>
-          <w:rFonts w:ascii="Times New Roman" w:hAnsi="Times New Roman" w:eastAsia="Times New Roman" w:cs="Times New Roman"/>
-          <w:sz w:val="28"/>
-          <w:szCs w:val="28"/>
-        </w:rPr>
-        <w:t>ределения IP-адресов, упростив конфигурацию узлов. Тестирование передачи данных через UDP и TCP выявило различия в надёжности протоколов: TCP обеспечил гарантированную доставку через трёхстороннее рукопожатие, тогда как UDP показал меньшую задержку. Анализ топологий позволил сделать вывод о целесообразности выбора конфигурации B4, исключающей избыточные связи и обеспечивающей стабильность сети. Полученные навыки подтверждают важность комбинирования статических и динамических методов для оптимизации работы с</w:t>
-      </w:r>
-      <w:r>
-        <w:rPr>
-          <w:rFonts w:ascii="Times New Roman" w:hAnsi="Times New Roman" w:eastAsia="Times New Roman" w:cs="Times New Roman"/>
-          <w:sz w:val="28"/>
-          <w:szCs w:val="28"/>
-        </w:rPr>
-        <w:t>ложных сетевых инфраструктур.</w:t>
+        <w:t>В ходе лабораторной работы были построен</w:t>
+      </w:r>
+      <w:r>
+        <w:rPr>
+          <w:rFonts w:hint="default" w:ascii="Times New Roman" w:hAnsi="Times New Roman" w:eastAsia="Times New Roman" w:cs="Times New Roman"/>
+          <w:sz w:val="28"/>
+          <w:szCs w:val="28"/>
+          <w:lang w:val="ru-RU"/>
+        </w:rPr>
+        <w:t>ы</w:t>
+      </w:r>
+      <w:r>
+        <w:rPr>
+          <w:rFonts w:ascii="Times New Roman" w:hAnsi="Times New Roman" w:eastAsia="Times New Roman" w:cs="Times New Roman"/>
+          <w:sz w:val="28"/>
+          <w:szCs w:val="28"/>
+        </w:rPr>
+        <w:t xml:space="preserve"> и настро</w:t>
+      </w:r>
+      <w:r>
+        <w:rPr>
+          <w:rFonts w:ascii="Times New Roman" w:hAnsi="Times New Roman" w:eastAsia="Times New Roman" w:cs="Times New Roman"/>
+          <w:sz w:val="28"/>
+          <w:szCs w:val="28"/>
+          <w:lang w:val="ru-RU"/>
+        </w:rPr>
+        <w:t>ены</w:t>
+      </w:r>
+      <w:r>
+        <w:rPr>
+          <w:rFonts w:ascii="Times New Roman" w:hAnsi="Times New Roman" w:eastAsia="Times New Roman" w:cs="Times New Roman"/>
+          <w:sz w:val="28"/>
+          <w:szCs w:val="28"/>
+        </w:rPr>
+        <w:t xml:space="preserve"> сет</w:t>
+      </w:r>
+      <w:r>
+        <w:rPr>
+          <w:rFonts w:ascii="Times New Roman" w:hAnsi="Times New Roman" w:eastAsia="Times New Roman" w:cs="Times New Roman"/>
+          <w:sz w:val="28"/>
+          <w:szCs w:val="28"/>
+          <w:lang w:val="ru-RU"/>
+        </w:rPr>
+        <w:t>и</w:t>
+      </w:r>
+      <w:r>
+        <w:rPr>
+          <w:rFonts w:ascii="Times New Roman" w:hAnsi="Times New Roman" w:eastAsia="Times New Roman" w:cs="Times New Roman"/>
+          <w:sz w:val="28"/>
+          <w:szCs w:val="28"/>
+        </w:rPr>
+        <w:t xml:space="preserve"> с использованием маршрутизаторов. На примере трех топологий (с одним, двумя и тремя маршрутизаторами) отработаны методы статической маршрутизации, включая ручное заполнение таблиц маршрутизации и настройку IP-адресов. Динамическая маршрутизация на основе протокола RIP продемонстрировала автоматизацию обновления маршрутов, что снизило нагрузку на администратора. Реализация DHCP подтвердила эффективность автоматического распределения IP-адресов, упростив конфигурацию узлов. Тестирование передачи данных через UDP и TCP выявило различия в надёжности протоколов: TCP обеспечил гарантированную доставку через трёхстороннее рукопожатие, тогда как UDP показал меньшую задержку.</w:t>
       </w:r>
     </w:p>
     <w:p>
@@ -5017,12 +5099,12 @@
       </w:pPr>
     </w:p>
     <w:sectPr>
-      <w:headerReference w:type="default" r:id="rId56"/>
-      <w:footerReference w:type="default" r:id="rId57"/>
-      <w:pgSz w:w="11909" w:h="16834" w:orient="portrait"/>
+      <w:headerReference r:id="rId5" w:type="default"/>
+      <w:footerReference r:id="rId6" w:type="default"/>
+      <w:pgSz w:w="11909" w:h="16834"/>
       <w:pgMar w:top="566" w:right="566" w:bottom="566" w:left="566" w:header="720" w:footer="720" w:gutter="0"/>
       <w:pgNumType w:start="0"/>
-      <w:cols w:space="720"/>
+      <w:cols w:space="720" w:num="1"/>
       <w:titlePg/>
     </w:sectPr>
   </w:body>
@@ -5030,8 +5112,8 @@
 </file>
 
 <file path=word/endnotes.xml><?xml version="1.0" encoding="utf-8"?>
-<w:endnotes xmlns:wpc="http://schemas.microsoft.com/office/word/2010/wordprocessingCanvas" xmlns:cx="http://schemas.microsoft.com/office/drawing/2014/chartex" xmlns:cx1="http://schemas.microsoft.com/office/drawing/2015/9/8/chartex" xmlns:cx2="http://schemas.microsoft.com/office/drawing/2015/10/21/chartex" xmlns:cx3="http://schemas.microsoft.com/office/drawing/2016/5/9/chartex" xmlns:cx4="http://schemas.microsoft.com/office/drawing/2016/5/10/chartex" xmlns:cx5="http://schemas.microsoft.com/office/drawing/2016/5/11/chartex" xmlns:cx6="http://schemas.microsoft.com/office/drawing/2016/5/12/chartex" xmlns:cx7="http://schemas.microsoft.com/office/drawing/2016/5/13/chartex" xmlns:cx8="http://schemas.microsoft.com/office/drawing/2016/5/14/chartex" xmlns:mc="http://schemas.openxmlformats.org/markup-compatibility/2006" xmlns:aink="http://schemas.microsoft.com/office/drawing/2016/ink" xmlns:am3d="http://schemas.microsoft.com/office/drawing/2017/model3d" xmlns:o="urn:schemas-microsoft-com:office:office" xmlns:oel="http://schemas.microsoft.com/office/2019/extlst" xmlns:r="http://schemas.openxmlformats.org/officeDocument/2006/relationships" xmlns:m="http://schemas.openxmlformats.org/officeDocument/2006/math" xmlns:v="urn:schemas-microsoft-com:vml" xmlns:wp14="http://schemas.microsoft.com/office/word/2010/wordprocessingDrawing" xmlns:wp="http://schemas.openxmlformats.org/drawingml/2006/wordprocessingDrawing" xmlns:w10="urn:schemas-microsoft-com:office:word" xmlns:w="http://schemas.openxmlformats.org/wordprocessingml/2006/main" xmlns:w14="http://schemas.microsoft.com/office/word/2010/wordml" xmlns:w15="http://schemas.microsoft.com/office/word/2012/wordml" xmlns:w16cex="http://schemas.microsoft.com/office/word/2018/wordml/cex" xmlns:w16cid="http://schemas.microsoft.com/office/word/2016/wordml/cid" xmlns:w16="http://schemas.microsoft.com/office/word/2018/wordml" xmlns:w16du="http://schemas.microsoft.com/office/word/2023/wordml/word16du" xmlns:w16sdtdh="http://schemas.microsoft.com/office/word/2020/wordml/sdtdatahash" xmlns:w16sdtfl="http://schemas.microsoft.com/office/word/2024/wordml/sdtformatlock" xmlns:w16se="http://schemas.microsoft.com/office/word/2015/wordml/symex" xmlns:wpg="http://schemas.microsoft.com/office/word/2010/wordprocessingGroup" xmlns:wpi="http://schemas.microsoft.com/office/word/2010/wordprocessingInk" xmlns:wne="http://schemas.microsoft.com/office/word/2006/wordml" xmlns:wps="http://schemas.microsoft.com/office/word/2010/wordprocessingShape" mc:Ignorable="w14 w15 w16se w16cid w16 w16cex w16sdtdh w16sdtfl w16du wp14">
-  <w:endnote w:type="separator" w:id="-1">
+<w:endnotes xmlns:wpc="http://schemas.microsoft.com/office/word/2010/wordprocessingCanvas" xmlns:mc="http://schemas.openxmlformats.org/markup-compatibility/2006" xmlns:o="urn:schemas-microsoft-com:office:office" xmlns:r="http://schemas.openxmlformats.org/officeDocument/2006/relationships" xmlns:m="http://schemas.openxmlformats.org/officeDocument/2006/math" xmlns:v="urn:schemas-microsoft-com:vml" xmlns:wp14="http://schemas.microsoft.com/office/word/2010/wordprocessingDrawing" xmlns:wp="http://schemas.openxmlformats.org/drawingml/2006/wordprocessingDrawing" xmlns:w="http://schemas.openxmlformats.org/wordprocessingml/2006/main" xmlns:w14="http://schemas.microsoft.com/office/word/2010/wordml" xmlns:w15="http://schemas.microsoft.com/office/word/2012/wordml" xmlns:w10="urn:schemas-microsoft-com:office:word" xmlns:wpg="http://schemas.microsoft.com/office/word/2010/wordprocessingGroup" xmlns:wpi="http://schemas.microsoft.com/office/word/2010/wordprocessingInk" xmlns:wne="http://schemas.microsoft.com/office/word/2006/wordml" xmlns:wps="http://schemas.microsoft.com/office/word/2010/wordprocessingShape" xmlns:wpsCustomData="http://www.wps.cn/officeDocument/2013/wpsCustomData" mc:Ignorable="w14 w15 wp14">
+  <w:endnote w:type="separator" w:id="0">
     <w:p>
       <w:pPr>
         <w:spacing w:line="240" w:lineRule="auto"/>
@@ -5041,7 +5123,7 @@
       </w:r>
     </w:p>
   </w:endnote>
-  <w:endnote w:type="continuationSeparator" w:id="0">
+  <w:endnote w:type="continuationSeparator" w:id="1">
     <w:p>
       <w:pPr>
         <w:spacing w:line="240" w:lineRule="auto"/>
@@ -5055,7 +5137,7 @@
 </file>
 
 <file path=word/footer1.xml><?xml version="1.0" encoding="utf-8"?>
-<w:ftr xmlns:wpc="http://schemas.microsoft.com/office/word/2010/wordprocessingCanvas" xmlns:cx="http://schemas.microsoft.com/office/drawing/2014/chartex" xmlns:cx1="http://schemas.microsoft.com/office/drawing/2015/9/8/chartex" xmlns:cx2="http://schemas.microsoft.com/office/drawing/2015/10/21/chartex" xmlns:cx3="http://schemas.microsoft.com/office/drawing/2016/5/9/chartex" xmlns:cx4="http://schemas.microsoft.com/office/drawing/2016/5/10/chartex" xmlns:cx5="http://schemas.microsoft.com/office/drawing/2016/5/11/chartex" xmlns:cx6="http://schemas.microsoft.com/office/drawing/2016/5/12/chartex" xmlns:cx7="http://schemas.microsoft.com/office/drawing/2016/5/13/chartex" xmlns:cx8="http://schemas.microsoft.com/office/drawing/2016/5/14/chartex" xmlns:mc="http://schemas.openxmlformats.org/markup-compatibility/2006" xmlns:aink="http://schemas.microsoft.com/office/drawing/2016/ink" xmlns:am3d="http://schemas.microsoft.com/office/drawing/2017/model3d" xmlns:o="urn:schemas-microsoft-com:office:office" xmlns:oel="http://schemas.microsoft.com/office/2019/extlst" xmlns:r="http://schemas.openxmlformats.org/officeDocument/2006/relationships" xmlns:m="http://schemas.openxmlformats.org/officeDocument/2006/math" xmlns:v="urn:schemas-microsoft-com:vml" xmlns:wp14="http://schemas.microsoft.com/office/word/2010/wordprocessingDrawing" xmlns:wp="http://schemas.openxmlformats.org/drawingml/2006/wordprocessingDrawing" xmlns:w10="urn:schemas-microsoft-com:office:word" xmlns:w="http://schemas.openxmlformats.org/wordprocessingml/2006/main" xmlns:w14="http://schemas.microsoft.com/office/word/2010/wordml" xmlns:w15="http://schemas.microsoft.com/office/word/2012/wordml" xmlns:w16cex="http://schemas.microsoft.com/office/word/2018/wordml/cex" xmlns:w16cid="http://schemas.microsoft.com/office/word/2016/wordml/cid" xmlns:w16="http://schemas.microsoft.com/office/word/2018/wordml" xmlns:w16du="http://schemas.microsoft.com/office/word/2023/wordml/word16du" xmlns:w16sdtdh="http://schemas.microsoft.com/office/word/2020/wordml/sdtdatahash" xmlns:w16sdtfl="http://schemas.microsoft.com/office/word/2024/wordml/sdtformatlock" xmlns:w16se="http://schemas.microsoft.com/office/word/2015/wordml/symex" xmlns:wpg="http://schemas.microsoft.com/office/word/2010/wordprocessingGroup" xmlns:wpi="http://schemas.microsoft.com/office/word/2010/wordprocessingInk" xmlns:wne="http://schemas.microsoft.com/office/word/2006/wordml" xmlns:wps="http://schemas.microsoft.com/office/word/2010/wordprocessingShape" mc:Ignorable="w14 w15 w16se w16cid w16 w16cex w16sdtdh w16sdtfl w16du wp14">
+<w:ftr xmlns:wpc="http://schemas.microsoft.com/office/word/2010/wordprocessingCanvas" xmlns:mc="http://schemas.openxmlformats.org/markup-compatibility/2006" xmlns:o="urn:schemas-microsoft-com:office:office" xmlns:r="http://schemas.openxmlformats.org/officeDocument/2006/relationships" xmlns:m="http://schemas.openxmlformats.org/officeDocument/2006/math" xmlns:v="urn:schemas-microsoft-com:vml" xmlns:wp14="http://schemas.microsoft.com/office/word/2010/wordprocessingDrawing" xmlns:wp="http://schemas.openxmlformats.org/drawingml/2006/wordprocessingDrawing" xmlns:w10="urn:schemas-microsoft-com:office:word" xmlns:w="http://schemas.openxmlformats.org/wordprocessingml/2006/main" xmlns:w14="http://schemas.microsoft.com/office/word/2010/wordml" xmlns:w15="http://schemas.microsoft.com/office/word/2012/wordml" xmlns:wpg="http://schemas.microsoft.com/office/word/2010/wordprocessingGroup" xmlns:wpi="http://schemas.microsoft.com/office/word/2010/wordprocessingInk" xmlns:wne="http://schemas.microsoft.com/office/word/2006/wordml" xmlns:wps="http://schemas.microsoft.com/office/word/2010/wordprocessingShape" xmlns:wpsCustomData="http://www.wps.cn/officeDocument/2013/wpsCustomData" mc:Ignorable="w14 w15 wp14">
   <w:p>
     <w:pPr>
       <w:jc w:val="center"/>
@@ -5064,7 +5146,7 @@
       <w:fldChar w:fldCharType="begin"/>
     </w:r>
     <w:r>
-      <w:instrText>PAGE</w:instrText>
+      <w:instrText xml:space="preserve">PAGE</w:instrText>
     </w:r>
     <w:r>
       <w:fldChar w:fldCharType="separate"/>
@@ -5077,16 +5159,22 @@
 </file>
 
 <file path=word/footnotes.xml><?xml version="1.0" encoding="utf-8"?>
-<w:footnotes xmlns:wpc="http://schemas.microsoft.com/office/word/2010/wordprocessingCanvas" xmlns:cx="http://schemas.microsoft.com/office/drawing/2014/chartex" xmlns:cx1="http://schemas.microsoft.com/office/drawing/2015/9/8/chartex" xmlns:cx2="http://schemas.microsoft.com/office/drawing/2015/10/21/chartex" xmlns:cx3="http://schemas.microsoft.com/office/drawing/2016/5/9/chartex" xmlns:cx4="http://schemas.microsoft.com/office/drawing/2016/5/10/chartex" xmlns:cx5="http://schemas.microsoft.com/office/drawing/2016/5/11/chartex" xmlns:cx6="http://schemas.microsoft.com/office/drawing/2016/5/12/chartex" xmlns:cx7="http://schemas.microsoft.com/office/drawing/2016/5/13/chartex" xmlns:cx8="http://schemas.microsoft.com/office/drawing/2016/5/14/chartex" xmlns:mc="http://schemas.openxmlformats.org/markup-compatibility/2006" xmlns:aink="http://schemas.microsoft.com/office/drawing/2016/ink" xmlns:am3d="http://schemas.microsoft.com/office/drawing/2017/model3d" xmlns:o="urn:schemas-microsoft-com:office:office" xmlns:oel="http://schemas.microsoft.com/office/2019/extlst" xmlns:r="http://schemas.openxmlformats.org/officeDocument/2006/relationships" xmlns:m="http://schemas.openxmlformats.org/officeDocument/2006/math" xmlns:v="urn:schemas-microsoft-com:vml" xmlns:wp14="http://schemas.microsoft.com/office/word/2010/wordprocessingDrawing" xmlns:wp="http://schemas.openxmlformats.org/drawingml/2006/wordprocessingDrawing" xmlns:w10="urn:schemas-microsoft-com:office:word" xmlns:w="http://schemas.openxmlformats.org/wordprocessingml/2006/main" xmlns:w14="http://schemas.microsoft.com/office/word/2010/wordml" xmlns:w15="http://schemas.microsoft.com/office/word/2012/wordml" xmlns:w16cex="http://schemas.microsoft.com/office/word/2018/wordml/cex" xmlns:w16cid="http://schemas.microsoft.com/office/word/2016/wordml/cid" xmlns:w16="http://schemas.microsoft.com/office/word/2018/wordml" xmlns:w16du="http://schemas.microsoft.com/office/word/2023/wordml/word16du" xmlns:w16sdtdh="http://schemas.microsoft.com/office/word/2020/wordml/sdtdatahash" xmlns:w16sdtfl="http://schemas.microsoft.com/office/word/2024/wordml/sdtformatlock" xmlns:w16se="http://schemas.microsoft.com/office/word/2015/wordml/symex" xmlns:wpg="http://schemas.microsoft.com/office/word/2010/wordprocessingGroup" xmlns:wpi="http://schemas.microsoft.com/office/word/2010/wordprocessingInk" xmlns:wne="http://schemas.microsoft.com/office/word/2006/wordml" xmlns:wps="http://schemas.microsoft.com/office/word/2010/wordprocessingShape" mc:Ignorable="w14 w15 w16se w16cid w16 w16cex w16sdtdh w16sdtfl w16du wp14">
-  <w:footnote w:type="separator" w:id="-1">
-    <w:p>
+<w:footnotes xmlns:wpc="http://schemas.microsoft.com/office/word/2010/wordprocessingCanvas" xmlns:mc="http://schemas.openxmlformats.org/markup-compatibility/2006" xmlns:o="urn:schemas-microsoft-com:office:office" xmlns:r="http://schemas.openxmlformats.org/officeDocument/2006/relationships" xmlns:m="http://schemas.openxmlformats.org/officeDocument/2006/math" xmlns:v="urn:schemas-microsoft-com:vml" xmlns:wp14="http://schemas.microsoft.com/office/word/2010/wordprocessingDrawing" xmlns:wp="http://schemas.openxmlformats.org/drawingml/2006/wordprocessingDrawing" xmlns:w="http://schemas.openxmlformats.org/wordprocessingml/2006/main" xmlns:w14="http://schemas.microsoft.com/office/word/2010/wordml" xmlns:w15="http://schemas.microsoft.com/office/word/2012/wordml" xmlns:w10="urn:schemas-microsoft-com:office:word" xmlns:wpg="http://schemas.microsoft.com/office/word/2010/wordprocessingGroup" xmlns:wpi="http://schemas.microsoft.com/office/word/2010/wordprocessingInk" xmlns:wne="http://schemas.microsoft.com/office/word/2006/wordml" xmlns:wps="http://schemas.microsoft.com/office/word/2010/wordprocessingShape" xmlns:wpsCustomData="http://www.wps.cn/officeDocument/2013/wpsCustomData" mc:Ignorable="w14 w15 wp14">
+  <w:footnote w:type="separator" w:id="0">
+    <w:p>
+      <w:pPr>
+        <w:spacing w:line="276" w:lineRule="auto"/>
+      </w:pPr>
       <w:r>
         <w:separator/>
       </w:r>
     </w:p>
   </w:footnote>
-  <w:footnote w:type="continuationSeparator" w:id="0">
-    <w:p>
+  <w:footnote w:type="continuationSeparator" w:id="1">
+    <w:p>
+      <w:pPr>
+        <w:spacing w:line="276" w:lineRule="auto"/>
+      </w:pPr>
       <w:r>
         <w:continuationSeparator/>
       </w:r>
@@ -5096,18 +5184,18 @@
 </file>
 
 <file path=word/header1.xml><?xml version="1.0" encoding="utf-8"?>
-<w:hdr xmlns:wpc="http://schemas.microsoft.com/office/word/2010/wordprocessingCanvas" xmlns:cx="http://schemas.microsoft.com/office/drawing/2014/chartex" xmlns:cx1="http://schemas.microsoft.com/office/drawing/2015/9/8/chartex" xmlns:cx2="http://schemas.microsoft.com/office/drawing/2015/10/21/chartex" xmlns:cx3="http://schemas.microsoft.com/office/drawing/2016/5/9/chartex" xmlns:cx4="http://schemas.microsoft.com/office/drawing/2016/5/10/chartex" xmlns:cx5="http://schemas.microsoft.com/office/drawing/2016/5/11/chartex" xmlns:cx6="http://schemas.microsoft.com/office/drawing/2016/5/12/chartex" xmlns:cx7="http://schemas.microsoft.com/office/drawing/2016/5/13/chartex" xmlns:cx8="http://schemas.microsoft.com/office/drawing/2016/5/14/chartex" xmlns:mc="http://schemas.openxmlformats.org/markup-compatibility/2006" xmlns:aink="http://schemas.microsoft.com/office/drawing/2016/ink" xmlns:am3d="http://schemas.microsoft.com/office/drawing/2017/model3d" xmlns:o="urn:schemas-microsoft-com:office:office" xmlns:oel="http://schemas.microsoft.com/office/2019/extlst" xmlns:r="http://schemas.openxmlformats.org/officeDocument/2006/relationships" xmlns:m="http://schemas.openxmlformats.org/officeDocument/2006/math" xmlns:v="urn:schemas-microsoft-com:vml" xmlns:wp14="http://schemas.microsoft.com/office/word/2010/wordprocessingDrawing" xmlns:wp="http://schemas.openxmlformats.org/drawingml/2006/wordprocessingDrawing" xmlns:w10="urn:schemas-microsoft-com:office:word" xmlns:w="http://schemas.openxmlformats.org/wordprocessingml/2006/main" xmlns:w14="http://schemas.microsoft.com/office/word/2010/wordml" xmlns:w15="http://schemas.microsoft.com/office/word/2012/wordml" xmlns:w16cex="http://schemas.microsoft.com/office/word/2018/wordml/cex" xmlns:w16cid="http://schemas.microsoft.com/office/word/2016/wordml/cid" xmlns:w16="http://schemas.microsoft.com/office/word/2018/wordml" xmlns:w16du="http://schemas.microsoft.com/office/word/2023/wordml/word16du" xmlns:w16sdtdh="http://schemas.microsoft.com/office/word/2020/wordml/sdtdatahash" xmlns:w16sdtfl="http://schemas.microsoft.com/office/word/2024/wordml/sdtformatlock" xmlns:w16se="http://schemas.microsoft.com/office/word/2015/wordml/symex" xmlns:wpg="http://schemas.microsoft.com/office/word/2010/wordprocessingGroup" xmlns:wpi="http://schemas.microsoft.com/office/word/2010/wordprocessingInk" xmlns:wne="http://schemas.microsoft.com/office/word/2006/wordml" xmlns:wps="http://schemas.microsoft.com/office/word/2010/wordprocessingShape" mc:Ignorable="w14 w15 w16se w16cid w16 w16cex w16sdtdh w16sdtfl w16du wp14">
+<w:hdr xmlns:wpc="http://schemas.microsoft.com/office/word/2010/wordprocessingCanvas" xmlns:mc="http://schemas.openxmlformats.org/markup-compatibility/2006" xmlns:o="urn:schemas-microsoft-com:office:office" xmlns:r="http://schemas.openxmlformats.org/officeDocument/2006/relationships" xmlns:m="http://schemas.openxmlformats.org/officeDocument/2006/math" xmlns:v="urn:schemas-microsoft-com:vml" xmlns:wp14="http://schemas.microsoft.com/office/word/2010/wordprocessingDrawing" xmlns:wp="http://schemas.openxmlformats.org/drawingml/2006/wordprocessingDrawing" xmlns:w10="urn:schemas-microsoft-com:office:word" xmlns:w="http://schemas.openxmlformats.org/wordprocessingml/2006/main" xmlns:w14="http://schemas.microsoft.com/office/word/2010/wordml" xmlns:w15="http://schemas.microsoft.com/office/word/2012/wordml" xmlns:wpg="http://schemas.microsoft.com/office/word/2010/wordprocessingGroup" xmlns:wpi="http://schemas.microsoft.com/office/word/2010/wordprocessingInk" xmlns:wne="http://schemas.microsoft.com/office/word/2006/wordml" xmlns:wps="http://schemas.microsoft.com/office/word/2010/wordprocessingShape" xmlns:wpsCustomData="http://www.wps.cn/officeDocument/2013/wpsCustomData" mc:Ignorable="w14 w15 wp14">
   <w:p/>
 </w:hdr>
 </file>
 
 <file path=word/numbering.xml><?xml version="1.0" encoding="utf-8"?>
-<w:numbering xmlns:wpc="http://schemas.microsoft.com/office/word/2010/wordprocessingCanvas" xmlns:cx="http://schemas.microsoft.com/office/drawing/2014/chartex" xmlns:cx1="http://schemas.microsoft.com/office/drawing/2015/9/8/chartex" xmlns:cx2="http://schemas.microsoft.com/office/drawing/2015/10/21/chartex" xmlns:cx3="http://schemas.microsoft.com/office/drawing/2016/5/9/chartex" xmlns:cx4="http://schemas.microsoft.com/office/drawing/2016/5/10/chartex" xmlns:cx5="http://schemas.microsoft.com/office/drawing/2016/5/11/chartex" xmlns:cx6="http://schemas.microsoft.com/office/drawing/2016/5/12/chartex" xmlns:cx7="http://schemas.microsoft.com/office/drawing/2016/5/13/chartex" xmlns:cx8="http://schemas.microsoft.com/office/drawing/2016/5/14/chartex" xmlns:mc="http://schemas.openxmlformats.org/markup-compatibility/2006" xmlns:aink="http://schemas.microsoft.com/office/drawing/2016/ink" xmlns:am3d="http://schemas.microsoft.com/office/drawing/2017/model3d" xmlns:o="urn:schemas-microsoft-com:office:office" xmlns:oel="http://schemas.microsoft.com/office/2019/extlst" xmlns:r="http://schemas.openxmlformats.org/officeDocument/2006/relationships" xmlns:m="http://schemas.openxmlformats.org/officeDocument/2006/math" xmlns:v="urn:schemas-microsoft-com:vml" xmlns:wp14="http://schemas.microsoft.com/office/word/2010/wordprocessingDrawing" xmlns:wp="http://schemas.openxmlformats.org/drawingml/2006/wordprocessingDrawing" xmlns:w10="urn:schemas-microsoft-com:office:word" xmlns:w="http://schemas.openxmlformats.org/wordprocessingml/2006/main" xmlns:w14="http://schemas.microsoft.com/office/word/2010/wordml" xmlns:w15="http://schemas.microsoft.com/office/word/2012/wordml" xmlns:w16cex="http://schemas.microsoft.com/office/word/2018/wordml/cex" xmlns:w16cid="http://schemas.microsoft.com/office/word/2016/wordml/cid" xmlns:w16="http://schemas.microsoft.com/office/word/2018/wordml" xmlns:w16du="http://schemas.microsoft.com/office/word/2023/wordml/word16du" xmlns:w16sdtdh="http://schemas.microsoft.com/office/word/2020/wordml/sdtdatahash" xmlns:w16sdtfl="http://schemas.microsoft.com/office/word/2024/wordml/sdtformatlock" xmlns:w16se="http://schemas.microsoft.com/office/word/2015/wordml/symex" xmlns:wpg="http://schemas.microsoft.com/office/word/2010/wordprocessingGroup" xmlns:wpi="http://schemas.microsoft.com/office/word/2010/wordprocessingInk" xmlns:wne="http://schemas.microsoft.com/office/word/2006/wordml" xmlns:wps="http://schemas.microsoft.com/office/word/2010/wordprocessingShape" mc:Ignorable="w14 w15 w16se w16cid w16 w16cex w16sdtdh w16sdtfl w16du wp14">
-  <w:abstractNum w:abstractNumId="0" w15:restartNumberingAfterBreak="0">
+<w:numbering xmlns:wpc="http://schemas.microsoft.com/office/word/2010/wordprocessingCanvas" xmlns:mc="http://schemas.openxmlformats.org/markup-compatibility/2006" xmlns:o="urn:schemas-microsoft-com:office:office" xmlns:r="http://schemas.openxmlformats.org/officeDocument/2006/relationships" xmlns:m="http://schemas.openxmlformats.org/officeDocument/2006/math" xmlns:v="urn:schemas-microsoft-com:vml" xmlns:wp14="http://schemas.microsoft.com/office/word/2010/wordprocessingDrawing" xmlns:wp="http://schemas.openxmlformats.org/drawingml/2006/wordprocessingDrawing" xmlns:w10="urn:schemas-microsoft-com:office:word" xmlns:w="http://schemas.openxmlformats.org/wordprocessingml/2006/main" xmlns:w14="http://schemas.microsoft.com/office/word/2010/wordml" xmlns:wpg="http://schemas.microsoft.com/office/word/2010/wordprocessingGroup" xmlns:wpi="http://schemas.microsoft.com/office/word/2010/wordprocessingInk" xmlns:wne="http://schemas.microsoft.com/office/word/2006/wordml" xmlns:wps="http://schemas.microsoft.com/office/word/2010/wordprocessingShape" xmlns:wpsCustomData="http://www.wps.cn/officeDocument/2013/wpsCustomData" mc:Ignorable="w14 wp14">
+  <w:abstractNum w:abstractNumId="0">
     <w:nsid w:val="87DC45F6"/>
     <w:multiLevelType w:val="multilevel"/>
     <w:tmpl w:val="87DC45F6"/>
-    <w:lvl w:ilvl="0">
+    <w:lvl w:ilvl="0" w:tentative="0">
       <w:start w:val="1"/>
       <w:numFmt w:val="decimal"/>
       <w:lvlText w:val="%1."/>
@@ -5119,7 +5207,7 @@
         <w:u w:val="none"/>
       </w:rPr>
     </w:lvl>
-    <w:lvl w:ilvl="1">
+    <w:lvl w:ilvl="1" w:tentative="0">
       <w:start w:val="1"/>
       <w:numFmt w:val="lowerLetter"/>
       <w:lvlText w:val="%2"/>
@@ -5131,7 +5219,7 @@
         <w:u w:val="none"/>
       </w:rPr>
     </w:lvl>
-    <w:lvl w:ilvl="2">
+    <w:lvl w:ilvl="2" w:tentative="0">
       <w:start w:val="1"/>
       <w:numFmt w:val="lowerRoman"/>
       <w:lvlText w:val="%3"/>
@@ -5143,7 +5231,7 @@
         <w:u w:val="none"/>
       </w:rPr>
     </w:lvl>
-    <w:lvl w:ilvl="3">
+    <w:lvl w:ilvl="3" w:tentative="0">
       <w:start w:val="1"/>
       <w:numFmt w:val="decimal"/>
       <w:lvlText w:val="%4"/>
@@ -5155,7 +5243,7 @@
         <w:u w:val="none"/>
       </w:rPr>
     </w:lvl>
-    <w:lvl w:ilvl="4">
+    <w:lvl w:ilvl="4" w:tentative="0">
       <w:start w:val="1"/>
       <w:numFmt w:val="lowerLetter"/>
       <w:lvlText w:val="%5"/>
@@ -5167,7 +5255,7 @@
         <w:u w:val="none"/>
       </w:rPr>
     </w:lvl>
-    <w:lvl w:ilvl="5">
+    <w:lvl w:ilvl="5" w:tentative="0">
       <w:start w:val="1"/>
       <w:numFmt w:val="lowerRoman"/>
       <w:lvlText w:val="%6"/>
@@ -5179,7 +5267,7 @@
         <w:u w:val="none"/>
       </w:rPr>
     </w:lvl>
-    <w:lvl w:ilvl="6">
+    <w:lvl w:ilvl="6" w:tentative="0">
       <w:start w:val="1"/>
       <w:numFmt w:val="decimal"/>
       <w:lvlText w:val="%7"/>
@@ -5191,7 +5279,7 @@
         <w:u w:val="none"/>
       </w:rPr>
     </w:lvl>
-    <w:lvl w:ilvl="7">
+    <w:lvl w:ilvl="7" w:tentative="0">
       <w:start w:val="1"/>
       <w:numFmt w:val="lowerLetter"/>
       <w:lvlText w:val="%8"/>
@@ -5203,7 +5291,7 @@
         <w:u w:val="none"/>
       </w:rPr>
     </w:lvl>
-    <w:lvl w:ilvl="8">
+    <w:lvl w:ilvl="8" w:tentative="0">
       <w:start w:val="1"/>
       <w:numFmt w:val="lowerRoman"/>
       <w:lvlText w:val="%9"/>
@@ -5216,11 +5304,11 @@
       </w:rPr>
     </w:lvl>
   </w:abstractNum>
-  <w:abstractNum w:abstractNumId="1" w15:restartNumberingAfterBreak="0">
+  <w:abstractNum w:abstractNumId="1">
     <w:nsid w:val="8F214B03"/>
     <w:multiLevelType w:val="multilevel"/>
     <w:tmpl w:val="8F214B03"/>
-    <w:lvl w:ilvl="0">
+    <w:lvl w:ilvl="0" w:tentative="0">
       <w:start w:val="1"/>
       <w:numFmt w:val="decimal"/>
       <w:lvlText w:val="%1."/>
@@ -5232,7 +5320,7 @@
         <w:u w:val="none"/>
       </w:rPr>
     </w:lvl>
-    <w:lvl w:ilvl="1">
+    <w:lvl w:ilvl="1" w:tentative="0">
       <w:start w:val="1"/>
       <w:numFmt w:val="lowerLetter"/>
       <w:lvlText w:val="%2"/>
@@ -5244,7 +5332,7 @@
         <w:u w:val="none"/>
       </w:rPr>
     </w:lvl>
-    <w:lvl w:ilvl="2">
+    <w:lvl w:ilvl="2" w:tentative="0">
       <w:start w:val="1"/>
       <w:numFmt w:val="lowerRoman"/>
       <w:lvlText w:val="%3"/>
@@ -5256,7 +5344,7 @@
         <w:u w:val="none"/>
       </w:rPr>
     </w:lvl>
-    <w:lvl w:ilvl="3">
+    <w:lvl w:ilvl="3" w:tentative="0">
       <w:start w:val="1"/>
       <w:numFmt w:val="decimal"/>
       <w:lvlText w:val="%4"/>
@@ -5268,7 +5356,7 @@
         <w:u w:val="none"/>
       </w:rPr>
     </w:lvl>
-    <w:lvl w:ilvl="4">
+    <w:lvl w:ilvl="4" w:tentative="0">
       <w:start w:val="1"/>
       <w:numFmt w:val="lowerLetter"/>
       <w:lvlText w:val="%5"/>
@@ -5280,7 +5368,7 @@
         <w:u w:val="none"/>
       </w:rPr>
     </w:lvl>
-    <w:lvl w:ilvl="5">
+    <w:lvl w:ilvl="5" w:tentative="0">
       <w:start w:val="1"/>
       <w:numFmt w:val="lowerRoman"/>
       <w:lvlText w:val="%6"/>
@@ -5292,7 +5380,7 @@
         <w:u w:val="none"/>
       </w:rPr>
     </w:lvl>
-    <w:lvl w:ilvl="6">
+    <w:lvl w:ilvl="6" w:tentative="0">
       <w:start w:val="1"/>
       <w:numFmt w:val="decimal"/>
       <w:lvlText w:val="%7"/>
@@ -5304,7 +5392,7 @@
         <w:u w:val="none"/>
       </w:rPr>
     </w:lvl>
-    <w:lvl w:ilvl="7">
+    <w:lvl w:ilvl="7" w:tentative="0">
       <w:start w:val="1"/>
       <w:numFmt w:val="lowerLetter"/>
       <w:lvlText w:val="%8"/>
@@ -5316,7 +5404,7 @@
         <w:u w:val="none"/>
       </w:rPr>
     </w:lvl>
-    <w:lvl w:ilvl="8">
+    <w:lvl w:ilvl="8" w:tentative="0">
       <w:start w:val="1"/>
       <w:numFmt w:val="lowerRoman"/>
       <w:lvlText w:val="%9"/>
@@ -5329,11 +5417,11 @@
       </w:rPr>
     </w:lvl>
   </w:abstractNum>
-  <w:abstractNum w:abstractNumId="2" w15:restartNumberingAfterBreak="0">
+  <w:abstractNum w:abstractNumId="2">
     <w:nsid w:val="E66415FB"/>
     <w:multiLevelType w:val="multilevel"/>
     <w:tmpl w:val="E66415FB"/>
-    <w:lvl w:ilvl="0">
+    <w:lvl w:ilvl="0" w:tentative="0">
       <w:start w:val="1"/>
       <w:numFmt w:val="bullet"/>
       <w:lvlText w:val="●"/>
@@ -5345,7 +5433,7 @@
         <w:u w:val="none"/>
       </w:rPr>
     </w:lvl>
-    <w:lvl w:ilvl="1">
+    <w:lvl w:ilvl="1" w:tentative="0">
       <w:start w:val="1"/>
       <w:numFmt w:val="bullet"/>
       <w:lvlText w:val="○"/>
@@ -5357,7 +5445,7 @@
         <w:u w:val="none"/>
       </w:rPr>
     </w:lvl>
-    <w:lvl w:ilvl="2">
+    <w:lvl w:ilvl="2" w:tentative="0">
       <w:start w:val="1"/>
       <w:numFmt w:val="bullet"/>
       <w:lvlText w:val="■"/>
@@ -5369,7 +5457,7 @@
         <w:u w:val="none"/>
       </w:rPr>
     </w:lvl>
-    <w:lvl w:ilvl="3">
+    <w:lvl w:ilvl="3" w:tentative="0">
       <w:start w:val="1"/>
       <w:numFmt w:val="bullet"/>
       <w:lvlText w:val="●"/>
@@ -5381,7 +5469,7 @@
         <w:u w:val="none"/>
       </w:rPr>
     </w:lvl>
-    <w:lvl w:ilvl="4">
+    <w:lvl w:ilvl="4" w:tentative="0">
       <w:start w:val="1"/>
       <w:numFmt w:val="bullet"/>
       <w:lvlText w:val="○"/>
@@ -5393,7 +5481,7 @@
         <w:u w:val="none"/>
       </w:rPr>
     </w:lvl>
-    <w:lvl w:ilvl="5">
+    <w:lvl w:ilvl="5" w:tentative="0">
       <w:start w:val="1"/>
       <w:numFmt w:val="bullet"/>
       <w:lvlText w:val="■"/>
@@ -5405,7 +5493,7 @@
         <w:u w:val="none"/>
       </w:rPr>
     </w:lvl>
-    <w:lvl w:ilvl="6">
+    <w:lvl w:ilvl="6" w:tentative="0">
       <w:start w:val="1"/>
       <w:numFmt w:val="bullet"/>
       <w:lvlText w:val="●"/>
@@ -5417,7 +5505,7 @@
         <w:u w:val="none"/>
       </w:rPr>
     </w:lvl>
-    <w:lvl w:ilvl="7">
+    <w:lvl w:ilvl="7" w:tentative="0">
       <w:start w:val="1"/>
       <w:numFmt w:val="bullet"/>
       <w:lvlText w:val="○"/>
@@ -5429,7 +5517,7 @@
         <w:u w:val="none"/>
       </w:rPr>
     </w:lvl>
-    <w:lvl w:ilvl="8">
+    <w:lvl w:ilvl="8" w:tentative="0">
       <w:start w:val="1"/>
       <w:numFmt w:val="bullet"/>
       <w:lvlText w:val="■"/>
@@ -5442,11 +5530,11 @@
       </w:rPr>
     </w:lvl>
   </w:abstractNum>
-  <w:abstractNum w:abstractNumId="3" w15:restartNumberingAfterBreak="0">
+  <w:abstractNum w:abstractNumId="3">
     <w:nsid w:val="2FBFF50A"/>
     <w:multiLevelType w:val="multilevel"/>
     <w:tmpl w:val="2FBFF50A"/>
-    <w:lvl w:ilvl="0">
+    <w:lvl w:ilvl="0" w:tentative="0">
       <w:start w:val="1"/>
       <w:numFmt w:val="decimal"/>
       <w:lvlText w:val="%1."/>
@@ -5458,7 +5546,7 @@
         <w:u w:val="none"/>
       </w:rPr>
     </w:lvl>
-    <w:lvl w:ilvl="1">
+    <w:lvl w:ilvl="1" w:tentative="0">
       <w:start w:val="1"/>
       <w:numFmt w:val="lowerLetter"/>
       <w:lvlText w:val="%2"/>
@@ -5470,7 +5558,7 @@
         <w:u w:val="none"/>
       </w:rPr>
     </w:lvl>
-    <w:lvl w:ilvl="2">
+    <w:lvl w:ilvl="2" w:tentative="0">
       <w:start w:val="1"/>
       <w:numFmt w:val="lowerRoman"/>
       <w:lvlText w:val="%3"/>
@@ -5482,7 +5570,7 @@
         <w:u w:val="none"/>
       </w:rPr>
     </w:lvl>
-    <w:lvl w:ilvl="3">
+    <w:lvl w:ilvl="3" w:tentative="0">
       <w:start w:val="1"/>
       <w:numFmt w:val="decimal"/>
       <w:lvlText w:val="%4"/>
@@ -5494,7 +5582,7 @@
         <w:u w:val="none"/>
       </w:rPr>
     </w:lvl>
-    <w:lvl w:ilvl="4">
+    <w:lvl w:ilvl="4" w:tentative="0">
       <w:start w:val="1"/>
       <w:numFmt w:val="lowerLetter"/>
       <w:lvlText w:val="%5"/>
@@ -5506,7 +5594,7 @@
         <w:u w:val="none"/>
       </w:rPr>
     </w:lvl>
-    <w:lvl w:ilvl="5">
+    <w:lvl w:ilvl="5" w:tentative="0">
       <w:start w:val="1"/>
       <w:numFmt w:val="lowerRoman"/>
       <w:lvlText w:val="%6"/>
@@ -5518,7 +5606,7 @@
         <w:u w:val="none"/>
       </w:rPr>
     </w:lvl>
-    <w:lvl w:ilvl="6">
+    <w:lvl w:ilvl="6" w:tentative="0">
       <w:start w:val="1"/>
       <w:numFmt w:val="decimal"/>
       <w:lvlText w:val="%7"/>
@@ -5530,7 +5618,7 @@
         <w:u w:val="none"/>
       </w:rPr>
     </w:lvl>
-    <w:lvl w:ilvl="7">
+    <w:lvl w:ilvl="7" w:tentative="0">
       <w:start w:val="1"/>
       <w:numFmt w:val="lowerLetter"/>
       <w:lvlText w:val="%8"/>
@@ -5542,7 +5630,7 @@
         <w:u w:val="none"/>
       </w:rPr>
     </w:lvl>
-    <w:lvl w:ilvl="8">
+    <w:lvl w:ilvl="8" w:tentative="0">
       <w:start w:val="1"/>
       <w:numFmt w:val="lowerRoman"/>
       <w:lvlText w:val="%9"/>
@@ -5555,11 +5643,11 @@
       </w:rPr>
     </w:lvl>
   </w:abstractNum>
-  <w:abstractNum w:abstractNumId="4" w15:restartNumberingAfterBreak="0">
+  <w:abstractNum w:abstractNumId="4">
     <w:nsid w:val="427EF0A8"/>
     <w:multiLevelType w:val="multilevel"/>
     <w:tmpl w:val="427EF0A8"/>
-    <w:lvl w:ilvl="0">
+    <w:lvl w:ilvl="0" w:tentative="0">
       <w:start w:val="1"/>
       <w:numFmt w:val="decimal"/>
       <w:lvlText w:val="%1."/>
@@ -5571,7 +5659,7 @@
         <w:u w:val="none"/>
       </w:rPr>
     </w:lvl>
-    <w:lvl w:ilvl="1">
+    <w:lvl w:ilvl="1" w:tentative="0">
       <w:start w:val="1"/>
       <w:numFmt w:val="lowerLetter"/>
       <w:lvlText w:val="%2"/>
@@ -5583,7 +5671,7 @@
         <w:u w:val="none"/>
       </w:rPr>
     </w:lvl>
-    <w:lvl w:ilvl="2">
+    <w:lvl w:ilvl="2" w:tentative="0">
       <w:start w:val="1"/>
       <w:numFmt w:val="lowerRoman"/>
       <w:lvlText w:val="%3"/>
@@ -5595,7 +5683,7 @@
         <w:u w:val="none"/>
       </w:rPr>
     </w:lvl>
-    <w:lvl w:ilvl="3">
+    <w:lvl w:ilvl="3" w:tentative="0">
       <w:start w:val="1"/>
       <w:numFmt w:val="decimal"/>
       <w:lvlText w:val="%4"/>
@@ -5607,7 +5695,7 @@
         <w:u w:val="none"/>
       </w:rPr>
     </w:lvl>
-    <w:lvl w:ilvl="4">
+    <w:lvl w:ilvl="4" w:tentative="0">
       <w:start w:val="1"/>
       <w:numFmt w:val="lowerLetter"/>
       <w:lvlText w:val="%5"/>
@@ -5619,7 +5707,7 @@
         <w:u w:val="none"/>
       </w:rPr>
     </w:lvl>
-    <w:lvl w:ilvl="5">
+    <w:lvl w:ilvl="5" w:tentative="0">
       <w:start w:val="1"/>
       <w:numFmt w:val="lowerRoman"/>
       <w:lvlText w:val="%6"/>
@@ -5631,7 +5719,7 @@
         <w:u w:val="none"/>
       </w:rPr>
     </w:lvl>
-    <w:lvl w:ilvl="6">
+    <w:lvl w:ilvl="6" w:tentative="0">
       <w:start w:val="1"/>
       <w:numFmt w:val="decimal"/>
       <w:lvlText w:val="%7"/>
@@ -5643,7 +5731,7 @@
         <w:u w:val="none"/>
       </w:rPr>
     </w:lvl>
-    <w:lvl w:ilvl="7">
+    <w:lvl w:ilvl="7" w:tentative="0">
       <w:start w:val="1"/>
       <w:numFmt w:val="lowerLetter"/>
       <w:lvlText w:val="%8"/>
@@ -5655,7 +5743,7 @@
         <w:u w:val="none"/>
       </w:rPr>
     </w:lvl>
-    <w:lvl w:ilvl="8">
+    <w:lvl w:ilvl="8" w:tentative="0">
       <w:start w:val="1"/>
       <w:numFmt w:val="lowerRoman"/>
       <w:lvlText w:val="%9"/>
@@ -5668,11 +5756,11 @@
       </w:rPr>
     </w:lvl>
   </w:abstractNum>
-  <w:abstractNum w:abstractNumId="5" w15:restartNumberingAfterBreak="0">
+  <w:abstractNum w:abstractNumId="5">
     <w:nsid w:val="4AFCB7B3"/>
     <w:multiLevelType w:val="multilevel"/>
     <w:tmpl w:val="4AFCB7B3"/>
-    <w:lvl w:ilvl="0">
+    <w:lvl w:ilvl="0" w:tentative="0">
       <w:start w:val="1"/>
       <w:numFmt w:val="bullet"/>
       <w:lvlText w:val="●"/>
@@ -5684,7 +5772,7 @@
         <w:u w:val="none"/>
       </w:rPr>
     </w:lvl>
-    <w:lvl w:ilvl="1">
+    <w:lvl w:ilvl="1" w:tentative="0">
       <w:start w:val="1"/>
       <w:numFmt w:val="bullet"/>
       <w:lvlText w:val="○"/>
@@ -5696,7 +5784,7 @@
         <w:u w:val="none"/>
       </w:rPr>
     </w:lvl>
-    <w:lvl w:ilvl="2">
+    <w:lvl w:ilvl="2" w:tentative="0">
       <w:start w:val="1"/>
       <w:numFmt w:val="bullet"/>
       <w:lvlText w:val="■"/>
@@ -5708,7 +5796,7 @@
         <w:u w:val="none"/>
       </w:rPr>
     </w:lvl>
-    <w:lvl w:ilvl="3">
+    <w:lvl w:ilvl="3" w:tentative="0">
       <w:start w:val="1"/>
       <w:numFmt w:val="bullet"/>
       <w:lvlText w:val="●"/>
@@ -5720,7 +5808,7 @@
         <w:u w:val="none"/>
       </w:rPr>
     </w:lvl>
-    <w:lvl w:ilvl="4">
+    <w:lvl w:ilvl="4" w:tentative="0">
       <w:start w:val="1"/>
       <w:numFmt w:val="bullet"/>
       <w:lvlText w:val="○"/>
@@ -5732,7 +5820,7 @@
         <w:u w:val="none"/>
       </w:rPr>
     </w:lvl>
-    <w:lvl w:ilvl="5">
+    <w:lvl w:ilvl="5" w:tentative="0">
       <w:start w:val="1"/>
       <w:numFmt w:val="bullet"/>
       <w:lvlText w:val="■"/>
@@ -5744,7 +5832,7 @@
         <w:u w:val="none"/>
       </w:rPr>
     </w:lvl>
-    <w:lvl w:ilvl="6">
+    <w:lvl w:ilvl="6" w:tentative="0">
       <w:start w:val="1"/>
       <w:numFmt w:val="bullet"/>
       <w:lvlText w:val="●"/>
@@ -5756,7 +5844,7 @@
         <w:u w:val="none"/>
       </w:rPr>
     </w:lvl>
-    <w:lvl w:ilvl="7">
+    <w:lvl w:ilvl="7" w:tentative="0">
       <w:start w:val="1"/>
       <w:numFmt w:val="bullet"/>
       <w:lvlText w:val="○"/>
@@ -5768,7 +5856,7 @@
         <w:u w:val="none"/>
       </w:rPr>
     </w:lvl>
-    <w:lvl w:ilvl="8">
+    <w:lvl w:ilvl="8" w:tentative="0">
       <w:start w:val="1"/>
       <w:numFmt w:val="bullet"/>
       <w:lvlText w:val="■"/>
@@ -5781,11 +5869,11 @@
       </w:rPr>
     </w:lvl>
   </w:abstractNum>
-  <w:abstractNum w:abstractNumId="6" w15:restartNumberingAfterBreak="0">
+  <w:abstractNum w:abstractNumId="6">
     <w:nsid w:val="6A1EB962"/>
     <w:multiLevelType w:val="multilevel"/>
     <w:tmpl w:val="6A1EB962"/>
-    <w:lvl w:ilvl="0">
+    <w:lvl w:ilvl="0" w:tentative="0">
       <w:start w:val="1"/>
       <w:numFmt w:val="decimal"/>
       <w:lvlText w:val="%1."/>
@@ -5797,7 +5885,7 @@
         <w:u w:val="none"/>
       </w:rPr>
     </w:lvl>
-    <w:lvl w:ilvl="1">
+    <w:lvl w:ilvl="1" w:tentative="0">
       <w:start w:val="1"/>
       <w:numFmt w:val="lowerLetter"/>
       <w:lvlText w:val="%2"/>
@@ -5809,7 +5897,7 @@
         <w:u w:val="none"/>
       </w:rPr>
     </w:lvl>
-    <w:lvl w:ilvl="2">
+    <w:lvl w:ilvl="2" w:tentative="0">
       <w:start w:val="1"/>
       <w:numFmt w:val="lowerRoman"/>
       <w:lvlText w:val="%3"/>
@@ -5821,7 +5909,7 @@
         <w:u w:val="none"/>
       </w:rPr>
     </w:lvl>
-    <w:lvl w:ilvl="3">
+    <w:lvl w:ilvl="3" w:tentative="0">
       <w:start w:val="1"/>
       <w:numFmt w:val="decimal"/>
       <w:lvlText w:val="%4"/>
@@ -5833,7 +5921,7 @@
         <w:u w:val="none"/>
       </w:rPr>
     </w:lvl>
-    <w:lvl w:ilvl="4">
+    <w:lvl w:ilvl="4" w:tentative="0">
       <w:start w:val="1"/>
       <w:numFmt w:val="lowerLetter"/>
       <w:lvlText w:val="%5"/>
@@ -5845,7 +5933,7 @@
         <w:u w:val="none"/>
       </w:rPr>
     </w:lvl>
-    <w:lvl w:ilvl="5">
+    <w:lvl w:ilvl="5" w:tentative="0">
       <w:start w:val="1"/>
       <w:numFmt w:val="lowerRoman"/>
       <w:lvlText w:val="%6"/>
@@ -5857,7 +5945,7 @@
         <w:u w:val="none"/>
       </w:rPr>
     </w:lvl>
-    <w:lvl w:ilvl="6">
+    <w:lvl w:ilvl="6" w:tentative="0">
       <w:start w:val="1"/>
       <w:numFmt w:val="decimal"/>
       <w:lvlText w:val="%7"/>
@@ -5869,7 +5957,7 @@
         <w:u w:val="none"/>
       </w:rPr>
     </w:lvl>
-    <w:lvl w:ilvl="7">
+    <w:lvl w:ilvl="7" w:tentative="0">
       <w:start w:val="1"/>
       <w:numFmt w:val="lowerLetter"/>
       <w:lvlText w:val="%8"/>
@@ -5881,7 +5969,7 @@
         <w:u w:val="none"/>
       </w:rPr>
     </w:lvl>
-    <w:lvl w:ilvl="8">
+    <w:lvl w:ilvl="8" w:tentative="0">
       <w:start w:val="1"/>
       <w:numFmt w:val="lowerRoman"/>
       <w:lvlText w:val="%9"/>
@@ -5894,452 +5982,324 @@
       </w:rPr>
     </w:lvl>
   </w:abstractNum>
-  <w:num w:numId="1" w16cid:durableId="605576337">
+  <w:num w:numId="1">
     <w:abstractNumId w:val="2"/>
   </w:num>
-  <w:num w:numId="2" w16cid:durableId="453210297">
+  <w:num w:numId="2">
     <w:abstractNumId w:val="5"/>
   </w:num>
-  <w:num w:numId="3" w16cid:durableId="260531958">
+  <w:num w:numId="3">
     <w:abstractNumId w:val="1"/>
   </w:num>
-  <w:num w:numId="4" w16cid:durableId="2061248010">
+  <w:num w:numId="4">
     <w:abstractNumId w:val="3"/>
   </w:num>
-  <w:num w:numId="5" w16cid:durableId="609514171">
+  <w:num w:numId="5">
     <w:abstractNumId w:val="6"/>
   </w:num>
-  <w:num w:numId="6" w16cid:durableId="527449937">
+  <w:num w:numId="6">
     <w:abstractNumId w:val="4"/>
   </w:num>
-  <w:num w:numId="7" w16cid:durableId="821309324">
+  <w:num w:numId="7">
     <w:abstractNumId w:val="0"/>
   </w:num>
 </w:numbering>
 </file>
 
 <file path=word/styles.xml><?xml version="1.0" encoding="utf-8"?>
-<w:styles xmlns:mc="http://schemas.openxmlformats.org/markup-compatibility/2006" xmlns:r="http://schemas.openxmlformats.org/officeDocument/2006/relationships" xmlns:w="http://schemas.openxmlformats.org/wordprocessingml/2006/main" xmlns:w14="http://schemas.microsoft.com/office/word/2010/wordml" xmlns:w15="http://schemas.microsoft.com/office/word/2012/wordml" xmlns:w16cex="http://schemas.microsoft.com/office/word/2018/wordml/cex" xmlns:w16cid="http://schemas.microsoft.com/office/word/2016/wordml/cid" xmlns:w16="http://schemas.microsoft.com/office/word/2018/wordml" xmlns:w16du="http://schemas.microsoft.com/office/word/2023/wordml/word16du" xmlns:w16sdtdh="http://schemas.microsoft.com/office/word/2020/wordml/sdtdatahash" xmlns:w16sdtfl="http://schemas.microsoft.com/office/word/2024/wordml/sdtformatlock" xmlns:w16se="http://schemas.microsoft.com/office/word/2015/wordml/symex" mc:Ignorable="w14 w15 w16se w16cid w16 w16cex w16sdtdh w16sdtfl w16du">
+<w:styles xmlns:mc="http://schemas.openxmlformats.org/markup-compatibility/2006" xmlns:o="urn:schemas-microsoft-com:office:office" xmlns:r="http://schemas.openxmlformats.org/officeDocument/2006/relationships" xmlns:m="http://schemas.openxmlformats.org/officeDocument/2006/math" xmlns:v="urn:schemas-microsoft-com:vml" xmlns:w="http://schemas.openxmlformats.org/wordprocessingml/2006/main" xmlns:w14="http://schemas.microsoft.com/office/word/2010/wordml" xmlns:w10="urn:schemas-microsoft-com:office:word" xmlns:sl="http://schemas.openxmlformats.org/schemaLibrary/2006/main" xmlns:wpsCustomData="http://www.wps.cn/officeDocument/2013/wpsCustomData" mc:Ignorable="w14">
   <w:docDefaults>
     <w:rPrDefault>
       <w:rPr>
         <w:rFonts w:ascii="Arial" w:hAnsi="Arial" w:eastAsia="Arial" w:cs="Arial"/>
-        <w:lang w:val="ru-RU" w:eastAsia="ja-JP" w:bidi="ar-SA"/>
       </w:rPr>
     </w:rPrDefault>
     <w:pPrDefault/>
   </w:docDefaults>
-  <w:latentStyles w:defLockedState="0" w:defUIPriority="0" w:defSemiHidden="0" w:defUnhideWhenUsed="0" w:defQFormat="0" w:count="376">
-    <w:lsdException w:name="Normal" w:qFormat="1"/>
-    <w:lsdException w:name="heading 6" w:qFormat="1"/>
-    <w:lsdException w:name="heading 7" w:semiHidden="1" w:unhideWhenUsed="1" w:qFormat="1"/>
-    <w:lsdException w:name="heading 8" w:semiHidden="1" w:unhideWhenUsed="1" w:qFormat="1"/>
-    <w:lsdException w:name="heading 9" w:semiHidden="1" w:unhideWhenUsed="1" w:qFormat="1"/>
-    <w:lsdException w:name="caption" w:semiHidden="1" w:unhideWhenUsed="1" w:qFormat="1"/>
-    <w:lsdException w:name="Default Paragraph Font" w:semiHidden="1"/>
-    <w:lsdException w:name="Strong" w:qFormat="1"/>
-    <w:lsdException w:name="Emphasis" w:qFormat="1"/>
-    <w:lsdException w:name="HTML Top of Form" w:uiPriority="99" w:semiHidden="1" w:unhideWhenUsed="1"/>
-    <w:lsdException w:name="HTML Bottom of Form" w:uiPriority="99" w:semiHidden="1" w:unhideWhenUsed="1"/>
-    <w:lsdException w:name="Normal Table" w:semiHidden="1" w:unhideWhenUsed="1"/>
-    <w:lsdException w:name="No List" w:uiPriority="99" w:semiHidden="1" w:unhideWhenUsed="1"/>
-    <w:lsdException w:name="Outline List 1" w:uiPriority="99" w:semiHidden="1" w:unhideWhenUsed="1"/>
-    <w:lsdException w:name="Outline List 2" w:uiPriority="99" w:semiHidden="1" w:unhideWhenUsed="1"/>
-    <w:lsdException w:name="Outline List 3" w:uiPriority="99" w:semiHidden="1" w:unhideWhenUsed="1"/>
-    <w:lsdException w:name="Table Simple 1" w:semiHidden="1" w:unhideWhenUsed="1"/>
-    <w:lsdException w:name="Table Simple 2" w:semiHidden="1" w:unhideWhenUsed="1"/>
-    <w:lsdException w:name="Table Simple 3" w:semiHidden="1" w:unhideWhenUsed="1"/>
-    <w:lsdException w:name="Table Classic 1" w:semiHidden="1" w:unhideWhenUsed="1"/>
-    <w:lsdException w:name="Table Classic 2" w:semiHidden="1" w:unhideWhenUsed="1"/>
-    <w:lsdException w:name="Table Classic 3" w:semiHidden="1" w:unhideWhenUsed="1"/>
-    <w:lsdException w:name="Table Classic 4" w:semiHidden="1" w:unhideWhenUsed="1"/>
-    <w:lsdException w:name="Table Colorful 1" w:semiHidden="1" w:unhideWhenUsed="1"/>
-    <w:lsdException w:name="Table Colorful 2" w:semiHidden="1" w:unhideWhenUsed="1"/>
-    <w:lsdException w:name="Table Colorful 3" w:semiHidden="1" w:unhideWhenUsed="1"/>
-    <w:lsdException w:name="Table Columns 1" w:semiHidden="1" w:unhideWhenUsed="1"/>
-    <w:lsdException w:name="Table Columns 2" w:semiHidden="1" w:unhideWhenUsed="1"/>
-    <w:lsdException w:name="Table Columns 3" w:semiHidden="1" w:unhideWhenUsed="1"/>
-    <w:lsdException w:name="Table Columns 4" w:semiHidden="1" w:unhideWhenUsed="1"/>
-    <w:lsdException w:name="Table Columns 5" w:semiHidden="1" w:unhideWhenUsed="1"/>
-    <w:lsdException w:name="Table Grid 1" w:semiHidden="1" w:unhideWhenUsed="1"/>
-    <w:lsdException w:name="Table Grid 2" w:semiHidden="1" w:unhideWhenUsed="1"/>
-    <w:lsdException w:name="Table Grid 3" w:semiHidden="1" w:unhideWhenUsed="1"/>
-    <w:lsdException w:name="Table Grid 4" w:semiHidden="1" w:unhideWhenUsed="1"/>
-    <w:lsdException w:name="Table Grid 5" w:semiHidden="1" w:unhideWhenUsed="1"/>
-    <w:lsdException w:name="Table Grid 6" w:semiHidden="1" w:unhideWhenUsed="1"/>
-    <w:lsdException w:name="Table Grid 7" w:semiHidden="1" w:unhideWhenUsed="1"/>
-    <w:lsdException w:name="Table Grid 8" w:semiHidden="1" w:unhideWhenUsed="1"/>
-    <w:lsdException w:name="Table List 1" w:semiHidden="1" w:unhideWhenUsed="1"/>
-    <w:lsdException w:name="Table List 2" w:semiHidden="1" w:unhideWhenUsed="1"/>
-    <w:lsdException w:name="Table List 3" w:semiHidden="1" w:unhideWhenUsed="1"/>
-    <w:lsdException w:name="Table List 4" w:semiHidden="1" w:unhideWhenUsed="1"/>
-    <w:lsdException w:name="Table List 5" w:semiHidden="1" w:unhideWhenUsed="1"/>
-    <w:lsdException w:name="Table List 6" w:semiHidden="1" w:unhideWhenUsed="1"/>
-    <w:lsdException w:name="Table List 7" w:semiHidden="1" w:unhideWhenUsed="1"/>
-    <w:lsdException w:name="Table List 8" w:semiHidden="1" w:unhideWhenUsed="1"/>
-    <w:lsdException w:name="Table 3D effects 1" w:semiHidden="1" w:unhideWhenUsed="1"/>
-    <w:lsdException w:name="Table 3D effects 2" w:semiHidden="1" w:unhideWhenUsed="1"/>
-    <w:lsdException w:name="Table 3D effects 3" w:semiHidden="1" w:unhideWhenUsed="1"/>
-    <w:lsdException w:name="Table Contemporary" w:semiHidden="1" w:unhideWhenUsed="1"/>
-    <w:lsdException w:name="Table Elegant" w:semiHidden="1" w:unhideWhenUsed="1"/>
-    <w:lsdException w:name="Table Professional" w:semiHidden="1" w:unhideWhenUsed="1"/>
-    <w:lsdException w:name="Table Subtle 1" w:semiHidden="1" w:unhideWhenUsed="1"/>
-    <w:lsdException w:name="Table Subtle 2" w:semiHidden="1" w:unhideWhenUsed="1"/>
-    <w:lsdException w:name="Table Web 1" w:semiHidden="1" w:unhideWhenUsed="1"/>
-    <w:lsdException w:name="Table Web 2" w:semiHidden="1" w:unhideWhenUsed="1"/>
-    <w:lsdException w:name="Table Web 3" w:semiHidden="1" w:unhideWhenUsed="1"/>
-    <w:lsdException w:name="Table Theme" w:semiHidden="1" w:unhideWhenUsed="1"/>
-    <w:lsdException w:name="Placeholder Text" w:uiPriority="99" w:semiHidden="1" w:unhideWhenUsed="1"/>
-    <w:lsdException w:name="No Spacing" w:uiPriority="99" w:semiHidden="1" w:unhideWhenUsed="1"/>
-    <w:lsdException w:name="Light Shading" w:uiPriority="99"/>
-    <w:lsdException w:name="Light List" w:uiPriority="99"/>
-    <w:lsdException w:name="Light Grid" w:uiPriority="99"/>
-    <w:lsdException w:name="Medium Shading 1" w:uiPriority="99"/>
-    <w:lsdException w:name="Medium Shading 2" w:uiPriority="99"/>
-    <w:lsdException w:name="Medium List 1" w:uiPriority="99"/>
-    <w:lsdException w:name="Medium List 2" w:uiPriority="99"/>
-    <w:lsdException w:name="Medium Grid 1" w:uiPriority="99"/>
-    <w:lsdException w:name="Medium Grid 2" w:uiPriority="99"/>
-    <w:lsdException w:name="Medium Grid 3" w:uiPriority="99"/>
-    <w:lsdException w:name="Dark List" w:uiPriority="99"/>
-    <w:lsdException w:name="Colorful Shading" w:uiPriority="99"/>
-    <w:lsdException w:name="Colorful List" w:uiPriority="99"/>
-    <w:lsdException w:name="Colorful Grid" w:uiPriority="99"/>
-    <w:lsdException w:name="Light Shading Accent 1" w:uiPriority="99"/>
-    <w:lsdException w:name="Light List Accent 1" w:uiPriority="99"/>
-    <w:lsdException w:name="Light Grid Accent 1" w:uiPriority="99"/>
-    <w:lsdException w:name="Medium Shading 1 Accent 1" w:uiPriority="99"/>
-    <w:lsdException w:name="Medium Shading 2 Accent 1" w:uiPriority="99"/>
-    <w:lsdException w:name="Medium List 1 Accent 1" w:uiPriority="99"/>
-    <w:lsdException w:name="Revision" w:uiPriority="99" w:semiHidden="1" w:unhideWhenUsed="1"/>
-    <w:lsdException w:name="List Paragraph" w:uiPriority="99" w:semiHidden="1" w:unhideWhenUsed="1"/>
-    <w:lsdException w:name="Quote" w:uiPriority="99" w:semiHidden="1" w:unhideWhenUsed="1"/>
-    <w:lsdException w:name="Intense Quote" w:uiPriority="99" w:semiHidden="1" w:unhideWhenUsed="1"/>
-    <w:lsdException w:name="Medium List 2 Accent 1" w:uiPriority="99"/>
-    <w:lsdException w:name="Medium Grid 1 Accent 1" w:uiPriority="99"/>
-    <w:lsdException w:name="Medium Grid 2 Accent 1" w:uiPriority="99"/>
-    <w:lsdException w:name="Medium Grid 3 Accent 1" w:uiPriority="99"/>
-    <w:lsdException w:name="Dark List Accent 1" w:uiPriority="99"/>
-    <w:lsdException w:name="Colorful Shading Accent 1" w:uiPriority="99"/>
-    <w:lsdException w:name="Colorful List Accent 1" w:uiPriority="99"/>
-    <w:lsdException w:name="Colorful Grid Accent 1" w:uiPriority="99"/>
-    <w:lsdException w:name="Light Shading Accent 2" w:uiPriority="99"/>
-    <w:lsdException w:name="Light List Accent 2" w:uiPriority="99"/>
-    <w:lsdException w:name="Light Grid Accent 2" w:uiPriority="99"/>
-    <w:lsdException w:name="Medium Shading 1 Accent 2" w:uiPriority="99"/>
-    <w:lsdException w:name="Medium Shading 2 Accent 2" w:uiPriority="99"/>
-    <w:lsdException w:name="Medium List 1 Accent 2" w:uiPriority="99"/>
-    <w:lsdException w:name="Medium List 2 Accent 2" w:uiPriority="99"/>
-    <w:lsdException w:name="Medium Grid 1 Accent 2" w:uiPriority="99"/>
-    <w:lsdException w:name="Medium Grid 2 Accent 2" w:uiPriority="99"/>
-    <w:lsdException w:name="Medium Grid 3 Accent 2" w:uiPriority="99"/>
-    <w:lsdException w:name="Dark List Accent 2" w:uiPriority="99"/>
-    <w:lsdException w:name="Colorful Shading Accent 2" w:uiPriority="99"/>
-    <w:lsdException w:name="Colorful List Accent 2" w:uiPriority="99"/>
-    <w:lsdException w:name="Colorful Grid Accent 2" w:uiPriority="99"/>
-    <w:lsdException w:name="Light Shading Accent 3" w:uiPriority="99"/>
-    <w:lsdException w:name="Light List Accent 3" w:uiPriority="99"/>
-    <w:lsdException w:name="Light Grid Accent 3" w:uiPriority="99"/>
-    <w:lsdException w:name="Medium Shading 1 Accent 3" w:uiPriority="99"/>
-    <w:lsdException w:name="Medium Shading 2 Accent 3" w:uiPriority="99"/>
-    <w:lsdException w:name="Medium List 1 Accent 3" w:uiPriority="99"/>
-    <w:lsdException w:name="Medium List 2 Accent 3" w:uiPriority="99"/>
-    <w:lsdException w:name="Medium Grid 1 Accent 3" w:uiPriority="99"/>
-    <w:lsdException w:name="Medium Grid 2 Accent 3" w:uiPriority="99"/>
-    <w:lsdException w:name="Medium Grid 3 Accent 3" w:uiPriority="99"/>
-    <w:lsdException w:name="Dark List Accent 3" w:uiPriority="99"/>
-    <w:lsdException w:name="Colorful Shading Accent 3" w:uiPriority="99"/>
-    <w:lsdException w:name="Colorful List Accent 3" w:uiPriority="99"/>
-    <w:lsdException w:name="Colorful Grid Accent 3" w:uiPriority="99"/>
-    <w:lsdException w:name="Light Shading Accent 4" w:uiPriority="99"/>
-    <w:lsdException w:name="Light List Accent 4" w:uiPriority="99"/>
-    <w:lsdException w:name="Light Grid Accent 4" w:uiPriority="99"/>
-    <w:lsdException w:name="Medium Shading 1 Accent 4" w:uiPriority="99"/>
-    <w:lsdException w:name="Medium Shading 2 Accent 4" w:uiPriority="99"/>
-    <w:lsdException w:name="Medium List 1 Accent 4" w:uiPriority="99"/>
-    <w:lsdException w:name="Medium List 2 Accent 4" w:uiPriority="99"/>
-    <w:lsdException w:name="Medium Grid 1 Accent 4" w:uiPriority="99"/>
-    <w:lsdException w:name="Medium Grid 2 Accent 4" w:uiPriority="99"/>
-    <w:lsdException w:name="Medium Grid 3 Accent 4" w:uiPriority="99"/>
-    <w:lsdException w:name="Dark List Accent 4" w:uiPriority="99"/>
-    <w:lsdException w:name="Colorful Shading Accent 4" w:uiPriority="99"/>
-    <w:lsdException w:name="Colorful List Accent 4" w:uiPriority="99"/>
-    <w:lsdException w:name="Colorful Grid Accent 4" w:uiPriority="99"/>
-    <w:lsdException w:name="Light Shading Accent 5" w:uiPriority="99"/>
-    <w:lsdException w:name="Light List Accent 5" w:uiPriority="99"/>
-    <w:lsdException w:name="Light Grid Accent 5" w:uiPriority="99"/>
-    <w:lsdException w:name="Medium Shading 1 Accent 5" w:uiPriority="99"/>
-    <w:lsdException w:name="Medium Shading 2 Accent 5" w:uiPriority="99"/>
-    <w:lsdException w:name="Medium List 1 Accent 5" w:uiPriority="99"/>
-    <w:lsdException w:name="Medium List 2 Accent 5" w:uiPriority="99"/>
-    <w:lsdException w:name="Medium Grid 1 Accent 5" w:uiPriority="99"/>
-    <w:lsdException w:name="Medium Grid 2 Accent 5" w:uiPriority="99"/>
-    <w:lsdException w:name="Medium Grid 3 Accent 5" w:uiPriority="99"/>
-    <w:lsdException w:name="Dark List Accent 5" w:uiPriority="99"/>
-    <w:lsdException w:name="Colorful Shading Accent 5" w:uiPriority="99"/>
-    <w:lsdException w:name="Colorful List Accent 5" w:uiPriority="99"/>
-    <w:lsdException w:name="Colorful Grid Accent 5" w:uiPriority="99"/>
-    <w:lsdException w:name="Light Shading Accent 6" w:uiPriority="99"/>
-    <w:lsdException w:name="Light List Accent 6" w:uiPriority="99"/>
-    <w:lsdException w:name="Light Grid Accent 6" w:uiPriority="99"/>
-    <w:lsdException w:name="Medium Shading 1 Accent 6" w:uiPriority="99"/>
-    <w:lsdException w:name="Medium Shading 2 Accent 6" w:uiPriority="99"/>
-    <w:lsdException w:name="Medium List 1 Accent 6" w:uiPriority="99"/>
-    <w:lsdException w:name="Medium List 2 Accent 6" w:uiPriority="99"/>
-    <w:lsdException w:name="Medium Grid 1 Accent 6" w:uiPriority="99"/>
-    <w:lsdException w:name="Medium Grid 2 Accent 6" w:uiPriority="99"/>
-    <w:lsdException w:name="Medium Grid 3 Accent 6" w:uiPriority="99"/>
-    <w:lsdException w:name="Dark List Accent 6" w:uiPriority="99"/>
-    <w:lsdException w:name="Colorful Shading Accent 6" w:uiPriority="99"/>
-    <w:lsdException w:name="Colorful List Accent 6" w:uiPriority="99"/>
-    <w:lsdException w:name="Colorful Grid Accent 6" w:uiPriority="99"/>
-    <w:lsdException w:name="Subtle Emphasis" w:uiPriority="19" w:qFormat="1"/>
-    <w:lsdException w:name="Intense Emphasis" w:uiPriority="21" w:qFormat="1"/>
-    <w:lsdException w:name="Subtle Reference" w:uiPriority="31" w:qFormat="1"/>
-    <w:lsdException w:name="Intense Reference" w:uiPriority="32" w:qFormat="1"/>
-    <w:lsdException w:name="Book Title" w:uiPriority="33" w:qFormat="1"/>
-    <w:lsdException w:name="Bibliography" w:uiPriority="37" w:semiHidden="1" w:unhideWhenUsed="1"/>
-    <w:lsdException w:name="TOC Heading" w:uiPriority="39" w:semiHidden="1" w:unhideWhenUsed="1" w:qFormat="1"/>
-    <w:lsdException w:name="Plain Table 1" w:uiPriority="41"/>
-    <w:lsdException w:name="Plain Table 2" w:uiPriority="42"/>
-    <w:lsdException w:name="Plain Table 3" w:uiPriority="43"/>
-    <w:lsdException w:name="Plain Table 4" w:uiPriority="44"/>
-    <w:lsdException w:name="Plain Table 5" w:uiPriority="45"/>
-    <w:lsdException w:name="Grid Table Light" w:uiPriority="40"/>
-    <w:lsdException w:name="Grid Table 1 Light" w:uiPriority="46"/>
-    <w:lsdException w:name="Grid Table 2" w:uiPriority="47"/>
-    <w:lsdException w:name="Grid Table 3" w:uiPriority="48"/>
-    <w:lsdException w:name="Grid Table 4" w:uiPriority="49"/>
-    <w:lsdException w:name="Grid Table 5 Dark" w:uiPriority="50"/>
-    <w:lsdException w:name="Grid Table 6 Colorful" w:uiPriority="51"/>
-    <w:lsdException w:name="Grid Table 7 Colorful" w:uiPriority="52"/>
-    <w:lsdException w:name="Grid Table 1 Light Accent 1" w:uiPriority="46"/>
-    <w:lsdException w:name="Grid Table 2 Accent 1" w:uiPriority="47"/>
-    <w:lsdException w:name="Grid Table 3 Accent 1" w:uiPriority="48"/>
-    <w:lsdException w:name="Grid Table 4 Accent 1" w:uiPriority="49"/>
-    <w:lsdException w:name="Grid Table 5 Dark Accent 1" w:uiPriority="50"/>
-    <w:lsdException w:name="Grid Table 6 Colorful Accent 1" w:uiPriority="51"/>
-    <w:lsdException w:name="Grid Table 7 Colorful Accent 1" w:uiPriority="52"/>
-    <w:lsdException w:name="Grid Table 1 Light Accent 2" w:uiPriority="46"/>
-    <w:lsdException w:name="Grid Table 2 Accent 2" w:uiPriority="47"/>
-    <w:lsdException w:name="Grid Table 3 Accent 2" w:uiPriority="48"/>
-    <w:lsdException w:name="Grid Table 4 Accent 2" w:uiPriority="49"/>
-    <w:lsdException w:name="Grid Table 5 Dark Accent 2" w:uiPriority="50"/>
-    <w:lsdException w:name="Grid Table 6 Colorful Accent 2" w:uiPriority="51"/>
-    <w:lsdException w:name="Grid Table 7 Colorful Accent 2" w:uiPriority="52"/>
-    <w:lsdException w:name="Grid Table 1 Light Accent 3" w:uiPriority="46"/>
-    <w:lsdException w:name="Grid Table 2 Accent 3" w:uiPriority="47"/>
-    <w:lsdException w:name="Grid Table 3 Accent 3" w:uiPriority="48"/>
-    <w:lsdException w:name="Grid Table 4 Accent 3" w:uiPriority="49"/>
-    <w:lsdException w:name="Grid Table 5 Dark Accent 3" w:uiPriority="50"/>
-    <w:lsdException w:name="Grid Table 6 Colorful Accent 3" w:uiPriority="51"/>
-    <w:lsdException w:name="Grid Table 7 Colorful Accent 3" w:uiPriority="52"/>
-    <w:lsdException w:name="Grid Table 1 Light Accent 4" w:uiPriority="46"/>
-    <w:lsdException w:name="Grid Table 2 Accent 4" w:uiPriority="47"/>
-    <w:lsdException w:name="Grid Table 3 Accent 4" w:uiPriority="48"/>
-    <w:lsdException w:name="Grid Table 4 Accent 4" w:uiPriority="49"/>
-    <w:lsdException w:name="Grid Table 5 Dark Accent 4" w:uiPriority="50"/>
-    <w:lsdException w:name="Grid Table 6 Colorful Accent 4" w:uiPriority="51"/>
-    <w:lsdException w:name="Grid Table 7 Colorful Accent 4" w:uiPriority="52"/>
-    <w:lsdException w:name="Grid Table 1 Light Accent 5" w:uiPriority="46"/>
-    <w:lsdException w:name="Grid Table 2 Accent 5" w:uiPriority="47"/>
-    <w:lsdException w:name="Grid Table 3 Accent 5" w:uiPriority="48"/>
-    <w:lsdException w:name="Grid Table 4 Accent 5" w:uiPriority="49"/>
-    <w:lsdException w:name="Grid Table 5 Dark Accent 5" w:uiPriority="50"/>
-    <w:lsdException w:name="Grid Table 6 Colorful Accent 5" w:uiPriority="51"/>
-    <w:lsdException w:name="Grid Table 7 Colorful Accent 5" w:uiPriority="52"/>
-    <w:lsdException w:name="Grid Table 1 Light Accent 6" w:uiPriority="46"/>
-    <w:lsdException w:name="Grid Table 2 Accent 6" w:uiPriority="47"/>
-    <w:lsdException w:name="Grid Table 3 Accent 6" w:uiPriority="48"/>
-    <w:lsdException w:name="Grid Table 4 Accent 6" w:uiPriority="49"/>
-    <w:lsdException w:name="Grid Table 5 Dark Accent 6" w:uiPriority="50"/>
-    <w:lsdException w:name="Grid Table 6 Colorful Accent 6" w:uiPriority="51"/>
-    <w:lsdException w:name="Grid Table 7 Colorful Accent 6" w:uiPriority="52"/>
-    <w:lsdException w:name="List Table 1 Light" w:uiPriority="46"/>
-    <w:lsdException w:name="List Table 2" w:uiPriority="47"/>
-    <w:lsdException w:name="List Table 3" w:uiPriority="48"/>
-    <w:lsdException w:name="List Table 4" w:uiPriority="49"/>
-    <w:lsdException w:name="List Table 5 Dark" w:uiPriority="50"/>
-    <w:lsdException w:name="List Table 6 Colorful" w:uiPriority="51"/>
-    <w:lsdException w:name="List Table 7 Colorful" w:uiPriority="52"/>
-    <w:lsdException w:name="List Table 1 Light Accent 1" w:uiPriority="46"/>
-    <w:lsdException w:name="List Table 2 Accent 1" w:uiPriority="47"/>
-    <w:lsdException w:name="List Table 3 Accent 1" w:uiPriority="48"/>
-    <w:lsdException w:name="List Table 4 Accent 1" w:uiPriority="49"/>
-    <w:lsdException w:name="List Table 5 Dark Accent 1" w:uiPriority="50"/>
-    <w:lsdException w:name="List Table 6 Colorful Accent 1" w:uiPriority="51"/>
-    <w:lsdException w:name="List Table 7 Colorful Accent 1" w:uiPriority="52"/>
-    <w:lsdException w:name="List Table 1 Light Accent 2" w:uiPriority="46"/>
-    <w:lsdException w:name="List Table 2 Accent 2" w:uiPriority="47"/>
-    <w:lsdException w:name="List Table 3 Accent 2" w:uiPriority="48"/>
-    <w:lsdException w:name="List Table 4 Accent 2" w:uiPriority="49"/>
-    <w:lsdException w:name="List Table 5 Dark Accent 2" w:uiPriority="50"/>
-    <w:lsdException w:name="List Table 6 Colorful Accent 2" w:uiPriority="51"/>
-    <w:lsdException w:name="List Table 7 Colorful Accent 2" w:uiPriority="52"/>
-    <w:lsdException w:name="List Table 1 Light Accent 3" w:uiPriority="46"/>
-    <w:lsdException w:name="List Table 2 Accent 3" w:uiPriority="47"/>
-    <w:lsdException w:name="List Table 3 Accent 3" w:uiPriority="48"/>
-    <w:lsdException w:name="List Table 4 Accent 3" w:uiPriority="49"/>
-    <w:lsdException w:name="List Table 5 Dark Accent 3" w:uiPriority="50"/>
-    <w:lsdException w:name="List Table 6 Colorful Accent 3" w:uiPriority="51"/>
-    <w:lsdException w:name="List Table 7 Colorful Accent 3" w:uiPriority="52"/>
-    <w:lsdException w:name="List Table 1 Light Accent 4" w:uiPriority="46"/>
-    <w:lsdException w:name="List Table 2 Accent 4" w:uiPriority="47"/>
-    <w:lsdException w:name="List Table 3 Accent 4" w:uiPriority="48"/>
-    <w:lsdException w:name="List Table 4 Accent 4" w:uiPriority="49"/>
-    <w:lsdException w:name="List Table 5 Dark Accent 4" w:uiPriority="50"/>
-    <w:lsdException w:name="List Table 6 Colorful Accent 4" w:uiPriority="51"/>
-    <w:lsdException w:name="List Table 7 Colorful Accent 4" w:uiPriority="52"/>
-    <w:lsdException w:name="List Table 1 Light Accent 5" w:uiPriority="46"/>
-    <w:lsdException w:name="List Table 2 Accent 5" w:uiPriority="47"/>
-    <w:lsdException w:name="List Table 3 Accent 5" w:uiPriority="48"/>
-    <w:lsdException w:name="List Table 4 Accent 5" w:uiPriority="49"/>
-    <w:lsdException w:name="List Table 5 Dark Accent 5" w:uiPriority="50"/>
-    <w:lsdException w:name="List Table 6 Colorful Accent 5" w:uiPriority="51"/>
-    <w:lsdException w:name="List Table 7 Colorful Accent 5" w:uiPriority="52"/>
-    <w:lsdException w:name="List Table 1 Light Accent 6" w:uiPriority="46"/>
-    <w:lsdException w:name="List Table 2 Accent 6" w:uiPriority="47"/>
-    <w:lsdException w:name="List Table 3 Accent 6" w:uiPriority="48"/>
-    <w:lsdException w:name="List Table 4 Accent 6" w:uiPriority="49"/>
-    <w:lsdException w:name="List Table 5 Dark Accent 6" w:uiPriority="50"/>
-    <w:lsdException w:name="List Table 6 Colorful Accent 6" w:uiPriority="51"/>
-    <w:lsdException w:name="List Table 7 Colorful Accent 6" w:uiPriority="52"/>
-    <w:lsdException w:name="Mention" w:uiPriority="99" w:semiHidden="1" w:unhideWhenUsed="1"/>
-    <w:lsdException w:name="Smart Hyperlink" w:uiPriority="99" w:semiHidden="1" w:unhideWhenUsed="1"/>
-    <w:lsdException w:name="Hashtag" w:uiPriority="99" w:semiHidden="1" w:unhideWhenUsed="1"/>
-    <w:lsdException w:name="Unresolved Mention" w:uiPriority="99" w:semiHidden="1" w:unhideWhenUsed="1"/>
-    <w:lsdException w:name="Smart Link" w:uiPriority="99" w:semiHidden="1" w:unhideWhenUsed="1"/>
+  <w:latentStyles w:count="260" w:defQFormat="0" w:defUnhideWhenUsed="1" w:defSemiHidden="1" w:defUIPriority="99" w:defLockedState="0">
+    <w:lsdException w:qFormat="1" w:unhideWhenUsed="0" w:uiPriority="0" w:semiHidden="0" w:name="Normal"/>
+    <w:lsdException w:unhideWhenUsed="0" w:uiPriority="1" w:semiHidden="0" w:name="heading 1"/>
+    <w:lsdException w:unhideWhenUsed="0" w:uiPriority="1" w:semiHidden="0" w:name="heading 2"/>
+    <w:lsdException w:unhideWhenUsed="0" w:uiPriority="1" w:semiHidden="0" w:name="heading 3"/>
+    <w:lsdException w:unhideWhenUsed="0" w:uiPriority="1" w:semiHidden="0" w:name="heading 4"/>
+    <w:lsdException w:unhideWhenUsed="0" w:uiPriority="1" w:semiHidden="0" w:name="heading 5"/>
+    <w:lsdException w:qFormat="1" w:unhideWhenUsed="0" w:uiPriority="1" w:semiHidden="0" w:name="heading 6"/>
+    <w:lsdException w:qFormat="1" w:uiPriority="0" w:name="heading 7"/>
+    <w:lsdException w:qFormat="1" w:uiPriority="0" w:name="heading 8"/>
+    <w:lsdException w:qFormat="1" w:uiPriority="0" w:name="heading 9"/>
+    <w:lsdException w:unhideWhenUsed="0" w:uiPriority="0" w:semiHidden="0" w:name="index 1"/>
+    <w:lsdException w:unhideWhenUsed="0" w:uiPriority="0" w:semiHidden="0" w:name="index 2"/>
+    <w:lsdException w:unhideWhenUsed="0" w:uiPriority="0" w:semiHidden="0" w:name="index 3"/>
+    <w:lsdException w:unhideWhenUsed="0" w:uiPriority="0" w:semiHidden="0" w:name="index 4"/>
+    <w:lsdException w:unhideWhenUsed="0" w:uiPriority="0" w:semiHidden="0" w:name="index 5"/>
+    <w:lsdException w:unhideWhenUsed="0" w:uiPriority="0" w:semiHidden="0" w:name="index 6"/>
+    <w:lsdException w:unhideWhenUsed="0" w:uiPriority="0" w:semiHidden="0" w:name="index 7"/>
+    <w:lsdException w:unhideWhenUsed="0" w:uiPriority="0" w:semiHidden="0" w:name="index 8"/>
+    <w:lsdException w:unhideWhenUsed="0" w:uiPriority="0" w:semiHidden="0" w:name="index 9"/>
+    <w:lsdException w:qFormat="1" w:uiPriority="39" w:semiHidden="0" w:name="toc 1"/>
+    <w:lsdException w:qFormat="1" w:uiPriority="39" w:semiHidden="0" w:name="toc 2"/>
+    <w:lsdException w:unhideWhenUsed="0" w:uiPriority="0" w:semiHidden="0" w:name="toc 3"/>
+    <w:lsdException w:unhideWhenUsed="0" w:uiPriority="0" w:semiHidden="0" w:name="toc 4"/>
+    <w:lsdException w:unhideWhenUsed="0" w:uiPriority="0" w:semiHidden="0" w:name="toc 5"/>
+    <w:lsdException w:unhideWhenUsed="0" w:uiPriority="0" w:semiHidden="0" w:name="toc 6"/>
+    <w:lsdException w:unhideWhenUsed="0" w:uiPriority="0" w:semiHidden="0" w:name="toc 7"/>
+    <w:lsdException w:unhideWhenUsed="0" w:uiPriority="0" w:semiHidden="0" w:name="toc 8"/>
+    <w:lsdException w:unhideWhenUsed="0" w:uiPriority="0" w:semiHidden="0" w:name="toc 9"/>
+    <w:lsdException w:unhideWhenUsed="0" w:uiPriority="0" w:semiHidden="0" w:name="Normal Indent"/>
+    <w:lsdException w:unhideWhenUsed="0" w:uiPriority="0" w:semiHidden="0" w:name="footnote text"/>
+    <w:lsdException w:unhideWhenUsed="0" w:uiPriority="0" w:semiHidden="0" w:name="annotation text"/>
+    <w:lsdException w:unhideWhenUsed="0" w:uiPriority="0" w:semiHidden="0" w:name="header"/>
+    <w:lsdException w:unhideWhenUsed="0" w:uiPriority="0" w:semiHidden="0" w:name="footer"/>
+    <w:lsdException w:unhideWhenUsed="0" w:uiPriority="0" w:semiHidden="0" w:name="index heading"/>
+    <w:lsdException w:qFormat="1" w:uiPriority="0" w:name="caption"/>
+    <w:lsdException w:unhideWhenUsed="0" w:uiPriority="0" w:semiHidden="0" w:name="table of figures"/>
+    <w:lsdException w:unhideWhenUsed="0" w:uiPriority="0" w:semiHidden="0" w:name="envelope address"/>
+    <w:lsdException w:unhideWhenUsed="0" w:uiPriority="0" w:semiHidden="0" w:name="envelope return"/>
+    <w:lsdException w:unhideWhenUsed="0" w:uiPriority="0" w:semiHidden="0" w:name="footnote reference"/>
+    <w:lsdException w:unhideWhenUsed="0" w:uiPriority="0" w:semiHidden="0" w:name="annotation reference"/>
+    <w:lsdException w:unhideWhenUsed="0" w:uiPriority="0" w:semiHidden="0" w:name="line number"/>
+    <w:lsdException w:unhideWhenUsed="0" w:uiPriority="0" w:semiHidden="0" w:name="page number"/>
+    <w:lsdException w:unhideWhenUsed="0" w:uiPriority="0" w:semiHidden="0" w:name="endnote reference"/>
+    <w:lsdException w:unhideWhenUsed="0" w:uiPriority="0" w:semiHidden="0" w:name="endnote text"/>
+    <w:lsdException w:unhideWhenUsed="0" w:uiPriority="0" w:semiHidden="0" w:name="table of authorities"/>
+    <w:lsdException w:unhideWhenUsed="0" w:uiPriority="0" w:semiHidden="0" w:name="macro"/>
+    <w:lsdException w:unhideWhenUsed="0" w:uiPriority="0" w:semiHidden="0" w:name="toa heading"/>
+    <w:lsdException w:unhideWhenUsed="0" w:uiPriority="0" w:semiHidden="0" w:name="List"/>
+    <w:lsdException w:unhideWhenUsed="0" w:uiPriority="0" w:semiHidden="0" w:name="List Bullet"/>
+    <w:lsdException w:unhideWhenUsed="0" w:uiPriority="0" w:semiHidden="0" w:name="List Number"/>
+    <w:lsdException w:unhideWhenUsed="0" w:uiPriority="0" w:semiHidden="0" w:name="List 2"/>
+    <w:lsdException w:unhideWhenUsed="0" w:uiPriority="0" w:semiHidden="0" w:name="List 3"/>
+    <w:lsdException w:unhideWhenUsed="0" w:uiPriority="0" w:semiHidden="0" w:name="List 4"/>
+    <w:lsdException w:unhideWhenUsed="0" w:uiPriority="0" w:semiHidden="0" w:name="List 5"/>
+    <w:lsdException w:unhideWhenUsed="0" w:uiPriority="0" w:semiHidden="0" w:name="List Bullet 2"/>
+    <w:lsdException w:unhideWhenUsed="0" w:uiPriority="0" w:semiHidden="0" w:name="List Bullet 3"/>
+    <w:lsdException w:unhideWhenUsed="0" w:uiPriority="0" w:semiHidden="0" w:name="List Bullet 4"/>
+    <w:lsdException w:unhideWhenUsed="0" w:uiPriority="0" w:semiHidden="0" w:name="List Bullet 5"/>
+    <w:lsdException w:unhideWhenUsed="0" w:uiPriority="0" w:semiHidden="0" w:name="List Number 2"/>
+    <w:lsdException w:unhideWhenUsed="0" w:uiPriority="0" w:semiHidden="0" w:name="List Number 3"/>
+    <w:lsdException w:unhideWhenUsed="0" w:uiPriority="0" w:semiHidden="0" w:name="List Number 4"/>
+    <w:lsdException w:unhideWhenUsed="0" w:uiPriority="0" w:semiHidden="0" w:name="List Number 5"/>
+    <w:lsdException w:qFormat="1" w:unhideWhenUsed="0" w:uiPriority="1" w:semiHidden="0" w:name="Title"/>
+    <w:lsdException w:unhideWhenUsed="0" w:uiPriority="0" w:semiHidden="0" w:name="Closing"/>
+    <w:lsdException w:unhideWhenUsed="0" w:uiPriority="0" w:semiHidden="0" w:name="Signature"/>
+    <w:lsdException w:uiPriority="1" w:name="Default Paragraph Font"/>
+    <w:lsdException w:unhideWhenUsed="0" w:uiPriority="0" w:semiHidden="0" w:name="Body Text"/>
+    <w:lsdException w:unhideWhenUsed="0" w:uiPriority="0" w:semiHidden="0" w:name="Body Text Indent"/>
+    <w:lsdException w:unhideWhenUsed="0" w:uiPriority="0" w:semiHidden="0" w:name="List Continue"/>
+    <w:lsdException w:unhideWhenUsed="0" w:uiPriority="0" w:semiHidden="0" w:name="List Continue 2"/>
+    <w:lsdException w:unhideWhenUsed="0" w:uiPriority="0" w:semiHidden="0" w:name="List Continue 3"/>
+    <w:lsdException w:unhideWhenUsed="0" w:uiPriority="0" w:semiHidden="0" w:name="List Continue 4"/>
+    <w:lsdException w:unhideWhenUsed="0" w:uiPriority="0" w:semiHidden="0" w:name="List Continue 5"/>
+    <w:lsdException w:unhideWhenUsed="0" w:uiPriority="0" w:semiHidden="0" w:name="Message Header"/>
+    <w:lsdException w:qFormat="1" w:unhideWhenUsed="0" w:uiPriority="1" w:semiHidden="0" w:name="Subtitle"/>
+    <w:lsdException w:unhideWhenUsed="0" w:uiPriority="0" w:semiHidden="0" w:name="Salutation"/>
+    <w:lsdException w:unhideWhenUsed="0" w:uiPriority="0" w:semiHidden="0" w:name="Date"/>
+    <w:lsdException w:unhideWhenUsed="0" w:uiPriority="0" w:semiHidden="0" w:name="Body Text First Indent"/>
+    <w:lsdException w:unhideWhenUsed="0" w:uiPriority="0" w:semiHidden="0" w:name="Body Text First Indent 2"/>
+    <w:lsdException w:unhideWhenUsed="0" w:uiPriority="0" w:semiHidden="0" w:name="Note Heading"/>
+    <w:lsdException w:unhideWhenUsed="0" w:uiPriority="0" w:semiHidden="0" w:name="Body Text 2"/>
+    <w:lsdException w:unhideWhenUsed="0" w:uiPriority="0" w:semiHidden="0" w:name="Body Text 3"/>
+    <w:lsdException w:unhideWhenUsed="0" w:uiPriority="0" w:semiHidden="0" w:name="Body Text Indent 2"/>
+    <w:lsdException w:unhideWhenUsed="0" w:uiPriority="0" w:semiHidden="0" w:name="Body Text Indent 3"/>
+    <w:lsdException w:unhideWhenUsed="0" w:uiPriority="0" w:semiHidden="0" w:name="Block Text"/>
+    <w:lsdException w:qFormat="1" w:uiPriority="99" w:semiHidden="0" w:name="Hyperlink"/>
+    <w:lsdException w:unhideWhenUsed="0" w:uiPriority="0" w:semiHidden="0" w:name="FollowedHyperlink"/>
+    <w:lsdException w:qFormat="1" w:unhideWhenUsed="0" w:uiPriority="0" w:semiHidden="0" w:name="Strong"/>
+    <w:lsdException w:qFormat="1" w:unhideWhenUsed="0" w:uiPriority="0" w:semiHidden="0" w:name="Emphasis"/>
+    <w:lsdException w:unhideWhenUsed="0" w:uiPriority="0" w:semiHidden="0" w:name="Document Map"/>
+    <w:lsdException w:unhideWhenUsed="0" w:uiPriority="0" w:semiHidden="0" w:name="Plain Text"/>
+    <w:lsdException w:unhideWhenUsed="0" w:uiPriority="0" w:semiHidden="0" w:name="E-mail Signature"/>
+    <w:lsdException w:unhideWhenUsed="0" w:uiPriority="0" w:semiHidden="0" w:name="Normal (Web)"/>
+    <w:lsdException w:unhideWhenUsed="0" w:uiPriority="0" w:semiHidden="0" w:name="HTML Acronym"/>
+    <w:lsdException w:unhideWhenUsed="0" w:uiPriority="0" w:semiHidden="0" w:name="HTML Address"/>
+    <w:lsdException w:unhideWhenUsed="0" w:uiPriority="0" w:semiHidden="0" w:name="HTML Cite"/>
+    <w:lsdException w:unhideWhenUsed="0" w:uiPriority="0" w:semiHidden="0" w:name="HTML Code"/>
+    <w:lsdException w:unhideWhenUsed="0" w:uiPriority="0" w:semiHidden="0" w:name="HTML Definition"/>
+    <w:lsdException w:unhideWhenUsed="0" w:uiPriority="0" w:semiHidden="0" w:name="HTML Keyboard"/>
+    <w:lsdException w:unhideWhenUsed="0" w:uiPriority="0" w:semiHidden="0" w:name="HTML Preformatted"/>
+    <w:lsdException w:unhideWhenUsed="0" w:uiPriority="0" w:semiHidden="0" w:name="HTML Sample"/>
+    <w:lsdException w:unhideWhenUsed="0" w:uiPriority="0" w:semiHidden="0" w:name="HTML Typewriter"/>
+    <w:lsdException w:unhideWhenUsed="0" w:uiPriority="0" w:semiHidden="0" w:name="HTML Variable"/>
+    <w:lsdException w:qFormat="1" w:uiPriority="99" w:name="Normal Table"/>
+    <w:lsdException w:unhideWhenUsed="0" w:uiPriority="0" w:semiHidden="0" w:name="annotation subject"/>
+    <w:lsdException w:uiPriority="0" w:name="Table Simple 1"/>
+    <w:lsdException w:uiPriority="0" w:name="Table Simple 2"/>
+    <w:lsdException w:uiPriority="0" w:name="Table Simple 3"/>
+    <w:lsdException w:uiPriority="0" w:name="Table Classic 1"/>
+    <w:lsdException w:uiPriority="0" w:name="Table Classic 2"/>
+    <w:lsdException w:uiPriority="0" w:name="Table Classic 3"/>
+    <w:lsdException w:uiPriority="0" w:name="Table Classic 4"/>
+    <w:lsdException w:uiPriority="0" w:name="Table Colorful 1"/>
+    <w:lsdException w:uiPriority="0" w:name="Table Colorful 2"/>
+    <w:lsdException w:uiPriority="0" w:name="Table Colorful 3"/>
+    <w:lsdException w:uiPriority="0" w:name="Table Columns 1"/>
+    <w:lsdException w:uiPriority="0" w:name="Table Columns 2"/>
+    <w:lsdException w:uiPriority="0" w:name="Table Columns 3"/>
+    <w:lsdException w:uiPriority="0" w:name="Table Columns 4"/>
+    <w:lsdException w:uiPriority="0" w:name="Table Columns 5"/>
+    <w:lsdException w:uiPriority="0" w:name="Table Grid 1"/>
+    <w:lsdException w:uiPriority="0" w:name="Table Grid 2"/>
+    <w:lsdException w:uiPriority="0" w:name="Table Grid 3"/>
+    <w:lsdException w:uiPriority="0" w:name="Table Grid 4"/>
+    <w:lsdException w:uiPriority="0" w:name="Table Grid 5"/>
+    <w:lsdException w:uiPriority="0" w:name="Table Grid 6"/>
+    <w:lsdException w:uiPriority="0" w:name="Table Grid 7"/>
+    <w:lsdException w:uiPriority="0" w:name="Table Grid 8"/>
+    <w:lsdException w:uiPriority="0" w:name="Table List 1"/>
+    <w:lsdException w:uiPriority="0" w:name="Table List 2"/>
+    <w:lsdException w:uiPriority="0" w:name="Table List 3"/>
+    <w:lsdException w:uiPriority="0" w:name="Table List 4"/>
+    <w:lsdException w:uiPriority="0" w:name="Table List 5"/>
+    <w:lsdException w:uiPriority="0" w:name="Table List 6"/>
+    <w:lsdException w:uiPriority="0" w:name="Table List 7"/>
+    <w:lsdException w:uiPriority="0" w:name="Table List 8"/>
+    <w:lsdException w:uiPriority="0" w:name="Table 3D effects 1"/>
+    <w:lsdException w:uiPriority="0" w:name="Table 3D effects 2"/>
+    <w:lsdException w:uiPriority="0" w:name="Table 3D effects 3"/>
+    <w:lsdException w:uiPriority="0" w:name="Table Contemporary"/>
+    <w:lsdException w:uiPriority="0" w:name="Table Elegant"/>
+    <w:lsdException w:uiPriority="0" w:name="Table Professional"/>
+    <w:lsdException w:uiPriority="0" w:name="Table Subtle 1"/>
+    <w:lsdException w:uiPriority="0" w:name="Table Subtle 2"/>
+    <w:lsdException w:uiPriority="0" w:name="Table Web 1"/>
+    <w:lsdException w:uiPriority="0" w:name="Table Web 2"/>
+    <w:lsdException w:uiPriority="0" w:name="Table Web 3"/>
+    <w:lsdException w:unhideWhenUsed="0" w:uiPriority="0" w:semiHidden="0" w:name="Balloon Text"/>
+    <w:lsdException w:unhideWhenUsed="0" w:uiPriority="0" w:semiHidden="0" w:name="Table Grid"/>
+    <w:lsdException w:uiPriority="0" w:name="Table Theme"/>
   </w:latentStyles>
-  <w:style w:type="paragraph" w:styleId="a" w:default="1">
+  <w:style w:type="paragraph" w:default="1" w:styleId="1">
     <w:name w:val="Normal"/>
     <w:qFormat/>
+    <w:uiPriority w:val="0"/>
     <w:pPr>
       <w:spacing w:line="276" w:lineRule="auto"/>
     </w:pPr>
     <w:rPr>
+      <w:rFonts w:ascii="Arial" w:hAnsi="Arial" w:eastAsia="Arial" w:cs="Arial"/>
       <w:sz w:val="22"/>
       <w:szCs w:val="22"/>
-      <w:lang w:val="ru"/>
+      <w:lang w:val="ru" w:eastAsia="ja-JP" w:bidi="ar-SA"/>
     </w:rPr>
   </w:style>
-  <w:style w:type="paragraph" w:styleId="1">
+  <w:style w:type="paragraph" w:styleId="2">
+    <w:name w:val="heading 1"/>
+    <w:next w:val="1"/>
     <w:uiPriority w:val="1"/>
-    <w:name w:val="heading 1"/>
-    <w:basedOn w:val="Normal"/>
-    <w:next w:val="Normal"/>
-    <w:rsid w:val="63C5372D"/>
-    <w:rPr>
-      <w:sz w:val="40"/>
-      <w:szCs w:val="40"/>
-    </w:rPr>
     <w:pPr>
-      <w:keepNext w:val="1"/>
-      <w:keepLines w:val="1"/>
+      <w:keepNext/>
+      <w:keepLines/>
       <w:spacing w:before="400" w:after="120"/>
       <w:outlineLvl w:val="0"/>
     </w:pPr>
+    <w:rPr>
+      <w:rFonts w:ascii="Arial" w:hAnsi="Arial" w:eastAsia="Arial" w:cs="Arial"/>
+      <w:sz w:val="40"/>
+      <w:szCs w:val="40"/>
+      <w:lang w:val="ru-RU" w:eastAsia="ja-JP" w:bidi="ar-SA"/>
+    </w:rPr>
   </w:style>
-  <w:style w:type="paragraph" w:styleId="2">
+  <w:style w:type="paragraph" w:styleId="3">
+    <w:name w:val="heading 2"/>
+    <w:next w:val="1"/>
     <w:uiPriority w:val="1"/>
-    <w:name w:val="heading 2"/>
-    <w:basedOn w:val="Normal"/>
-    <w:next w:val="Normal"/>
-    <w:rsid w:val="63C5372D"/>
-    <w:rPr>
-      <w:sz w:val="32"/>
-      <w:szCs w:val="32"/>
-    </w:rPr>
     <w:pPr>
-      <w:keepNext w:val="1"/>
-      <w:keepLines w:val="1"/>
+      <w:keepNext/>
+      <w:keepLines/>
       <w:spacing w:before="360" w:after="120"/>
       <w:outlineLvl w:val="1"/>
     </w:pPr>
+    <w:rPr>
+      <w:rFonts w:ascii="Arial" w:hAnsi="Arial" w:eastAsia="Arial" w:cs="Arial"/>
+      <w:sz w:val="32"/>
+      <w:szCs w:val="32"/>
+      <w:lang w:val="ru-RU" w:eastAsia="ja-JP" w:bidi="ar-SA"/>
+    </w:rPr>
   </w:style>
-  <w:style w:type="paragraph" w:styleId="3">
+  <w:style w:type="paragraph" w:styleId="4">
+    <w:name w:val="heading 3"/>
+    <w:next w:val="1"/>
     <w:uiPriority w:val="1"/>
-    <w:name w:val="heading 3"/>
-    <w:basedOn w:val="Normal"/>
-    <w:next w:val="Normal"/>
-    <w:rsid w:val="63C5372D"/>
+    <w:pPr>
+      <w:keepNext/>
+      <w:keepLines/>
+      <w:spacing w:before="320" w:after="80"/>
+      <w:outlineLvl w:val="2"/>
+    </w:pPr>
     <w:rPr>
+      <w:rFonts w:ascii="Arial" w:hAnsi="Arial" w:eastAsia="Arial" w:cs="Arial"/>
       <w:color w:val="434343"/>
       <w:sz w:val="28"/>
       <w:szCs w:val="28"/>
+      <w:lang w:val="ru-RU" w:eastAsia="ja-JP" w:bidi="ar-SA"/>
     </w:rPr>
+  </w:style>
+  <w:style w:type="paragraph" w:styleId="5">
+    <w:name w:val="heading 4"/>
+    <w:next w:val="1"/>
+    <w:uiPriority w:val="1"/>
     <w:pPr>
-      <w:keepNext w:val="1"/>
-      <w:keepLines w:val="1"/>
-      <w:spacing w:before="320" w:after="80"/>
-      <w:outlineLvl w:val="2"/>
+      <w:keepNext/>
+      <w:keepLines/>
+      <w:spacing w:before="280" w:after="80"/>
+      <w:outlineLvl w:val="3"/>
     </w:pPr>
-  </w:style>
-  <w:style w:type="paragraph" w:styleId="4">
-    <w:uiPriority w:val="1"/>
-    <w:name w:val="heading 4"/>
-    <w:basedOn w:val="Normal"/>
-    <w:next w:val="Normal"/>
-    <w:rsid w:val="63C5372D"/>
     <w:rPr>
+      <w:rFonts w:ascii="Arial" w:hAnsi="Arial" w:eastAsia="Arial" w:cs="Arial"/>
       <w:color w:val="666666"/>
       <w:sz w:val="24"/>
       <w:szCs w:val="24"/>
+      <w:lang w:val="ru-RU" w:eastAsia="ja-JP" w:bidi="ar-SA"/>
     </w:rPr>
+  </w:style>
+  <w:style w:type="paragraph" w:styleId="6">
+    <w:name w:val="heading 5"/>
+    <w:next w:val="1"/>
+    <w:uiPriority w:val="1"/>
     <w:pPr>
-      <w:keepNext w:val="1"/>
-      <w:keepLines w:val="1"/>
-      <w:spacing w:before="280" w:after="80"/>
-      <w:outlineLvl w:val="3"/>
-    </w:pPr>
-  </w:style>
-  <w:style w:type="paragraph" w:styleId="5">
-    <w:uiPriority w:val="1"/>
-    <w:name w:val="heading 5"/>
-    <w:basedOn w:val="Normal"/>
-    <w:next w:val="Normal"/>
-    <w:rsid w:val="63C5372D"/>
-    <w:rPr>
-      <w:color w:val="666666"/>
-    </w:rPr>
-    <w:pPr>
-      <w:keepNext w:val="1"/>
-      <w:keepLines w:val="1"/>
+      <w:keepNext/>
+      <w:keepLines/>
       <w:spacing w:before="240" w:after="80"/>
       <w:outlineLvl w:val="4"/>
     </w:pPr>
+    <w:rPr>
+      <w:rFonts w:ascii="Arial" w:hAnsi="Arial" w:eastAsia="Arial" w:cs="Arial"/>
+      <w:color w:val="666666"/>
+      <w:lang w:val="ru-RU" w:eastAsia="ja-JP" w:bidi="ar-SA"/>
+    </w:rPr>
   </w:style>
-  <w:style w:type="paragraph" w:styleId="6">
+  <w:style w:type="paragraph" w:styleId="7">
+    <w:name w:val="heading 6"/>
+    <w:next w:val="1"/>
+    <w:qFormat/>
     <w:uiPriority w:val="1"/>
-    <w:name w:val="heading 6"/>
-    <w:basedOn w:val="Normal"/>
-    <w:next w:val="Normal"/>
-    <w:qFormat/>
-    <w:rsid w:val="63C5372D"/>
-    <w:rPr>
-      <w:i w:val="1"/>
-      <w:iCs w:val="1"/>
-      <w:color w:val="666666"/>
-    </w:rPr>
     <w:pPr>
-      <w:keepNext w:val="1"/>
-      <w:keepLines w:val="1"/>
+      <w:keepNext/>
+      <w:keepLines/>
       <w:spacing w:before="240" w:after="80"/>
       <w:outlineLvl w:val="5"/>
     </w:pPr>
+    <w:rPr>
+      <w:rFonts w:ascii="Arial" w:hAnsi="Arial" w:eastAsia="Arial" w:cs="Arial"/>
+      <w:i/>
+      <w:iCs/>
+      <w:color w:val="666666"/>
+      <w:lang w:val="ru-RU" w:eastAsia="ja-JP" w:bidi="ar-SA"/>
+    </w:rPr>
   </w:style>
-  <w:style w:type="character" w:styleId="a0" w:default="1">
+  <w:style w:type="character" w:default="1" w:styleId="8">
     <w:name w:val="Default Paragraph Font"/>
-    <w:uiPriority w:val="1"/>
     <w:semiHidden/>
     <w:unhideWhenUsed/>
+    <w:uiPriority w:val="1"/>
   </w:style>
-  <w:style w:type="table" w:styleId="a1" w:default="1">
+  <w:style w:type="table" w:default="1" w:styleId="9">
     <w:name w:val="Normal Table"/>
-    <w:uiPriority w:val="99"/>
     <w:semiHidden/>
     <w:unhideWhenUsed/>
+    <w:qFormat/>
+    <w:uiPriority w:val="99"/>
     <w:tblPr>
-      <w:tblInd w:w="0" w:type="dxa"/>
       <w:tblCellMar>
         <w:top w:w="0" w:type="dxa"/>
         <w:left w:w="108" w:type="dxa"/>
@@ -6348,48 +6308,82 @@
       </w:tblCellMar>
     </w:tblPr>
   </w:style>
-  <w:style w:type="numbering" w:styleId="a2" w:default="1">
-    <w:name w:val="No List"/>
+  <w:style w:type="character" w:styleId="10">
+    <w:name w:val="Hyperlink"/>
+    <w:unhideWhenUsed/>
+    <w:qFormat/>
     <w:uiPriority w:val="99"/>
-    <w:semiHidden/>
+    <w:rPr>
+      <w:color w:val="0000FF"/>
+      <w:u w:val="single"/>
+    </w:rPr>
+  </w:style>
+  <w:style w:type="paragraph" w:styleId="11">
+    <w:name w:val="toc 1"/>
+    <w:next w:val="1"/>
     <w:unhideWhenUsed/>
+    <w:qFormat/>
+    <w:uiPriority w:val="39"/>
+    <w:pPr>
+      <w:spacing w:after="100"/>
+    </w:pPr>
+    <w:rPr>
+      <w:rFonts w:ascii="Arial" w:hAnsi="Arial" w:eastAsia="Arial" w:cs="Arial"/>
+      <w:lang w:val="ru-RU" w:eastAsia="ja-JP" w:bidi="ar-SA"/>
+    </w:rPr>
   </w:style>
-  <w:style w:type="paragraph" w:styleId="a3">
+  <w:style w:type="paragraph" w:styleId="12">
+    <w:name w:val="toc 2"/>
+    <w:next w:val="1"/>
+    <w:unhideWhenUsed/>
+    <w:qFormat/>
+    <w:uiPriority w:val="39"/>
+    <w:pPr>
+      <w:spacing w:after="100"/>
+      <w:ind w:left="220"/>
+    </w:pPr>
+    <w:rPr>
+      <w:rFonts w:ascii="Arial" w:hAnsi="Arial" w:eastAsia="Arial" w:cs="Arial"/>
+      <w:lang w:val="ru-RU" w:eastAsia="ja-JP" w:bidi="ar-SA"/>
+    </w:rPr>
+  </w:style>
+  <w:style w:type="paragraph" w:styleId="13">
+    <w:name w:val="Title"/>
+    <w:qFormat/>
     <w:uiPriority w:val="1"/>
-    <w:name w:val="Title"/>
-    <w:basedOn w:val="Normal"/>
-    <w:next w:val="Normal"/>
-    <w:rsid w:val="63C5372D"/>
+    <w:pPr>
+      <w:keepNext/>
+      <w:keepLines/>
+      <w:spacing w:after="60"/>
+    </w:pPr>
     <w:rPr>
+      <w:rFonts w:ascii="Arial" w:hAnsi="Arial" w:eastAsia="Arial" w:cs="Arial"/>
       <w:sz w:val="52"/>
       <w:szCs w:val="52"/>
+      <w:lang w:val="ru-RU" w:eastAsia="ja-JP" w:bidi="ar-SA"/>
     </w:rPr>
+  </w:style>
+  <w:style w:type="paragraph" w:styleId="14">
+    <w:name w:val="Subtitle"/>
+    <w:qFormat/>
+    <w:uiPriority w:val="1"/>
     <w:pPr>
-      <w:keepNext w:val="1"/>
-      <w:keepLines w:val="1"/>
-      <w:spacing w:after="60"/>
+      <w:keepNext/>
+      <w:keepLines/>
+      <w:spacing w:after="320"/>
     </w:pPr>
-  </w:style>
-  <w:style w:type="paragraph" w:styleId="a4">
-    <w:uiPriority w:val="1"/>
-    <w:name w:val="Subtitle"/>
-    <w:basedOn w:val="Normal"/>
-    <w:next w:val="Normal"/>
-    <w:rsid w:val="63C5372D"/>
     <w:rPr>
+      <w:rFonts w:ascii="Arial" w:hAnsi="Arial" w:eastAsia="Arial" w:cs="Arial"/>
       <w:color w:val="666666"/>
       <w:sz w:val="30"/>
       <w:szCs w:val="30"/>
+      <w:lang w:val="ru-RU" w:eastAsia="ja-JP" w:bidi="ar-SA"/>
     </w:rPr>
-    <w:pPr>
-      <w:keepNext w:val="1"/>
-      <w:keepLines w:val="1"/>
-      <w:spacing w:after="320"/>
-    </w:pPr>
   </w:style>
-  <w:style w:type="table" w:styleId="TableNormal" w:customStyle="1">
+  <w:style w:type="table" w:customStyle="1" w:styleId="15">
     <w:name w:val="Table Normal"/>
     <w:qFormat/>
+    <w:uiPriority w:val="0"/>
     <w:tblPr>
       <w:tblCellMar>
         <w:top w:w="0" w:type="dxa"/>
@@ -6399,42 +6393,13 @@
       </w:tblCellMar>
     </w:tblPr>
   </w:style>
-  <w:style w:type="paragraph" w:styleId="WPSOffice1" w:customStyle="1">
+  <w:style w:type="paragraph" w:customStyle="1" w:styleId="16">
     <w:name w:val="WPSOffice手动目录 1"/>
-  </w:style>
-  <w:style w:type="character" w:styleId="Hyperlink">
-    <w:uiPriority w:val="99"/>
-    <w:name w:val="Hyperlink"/>
-    <w:basedOn w:val="DefaultParagraphFont"/>
-    <w:unhideWhenUsed/>
-    <w:rsid w:val="63C5372D"/>
+    <w:uiPriority w:val="0"/>
     <w:rPr>
-      <w:color w:val="0000FF"/>
-      <w:u w:val="single"/>
+      <w:rFonts w:ascii="Arial" w:hAnsi="Arial" w:eastAsia="Arial" w:cs="Arial"/>
+      <w:lang w:val="ru-RU" w:eastAsia="ja-JP" w:bidi="ar-SA"/>
     </w:rPr>
-  </w:style>
-  <w:style w:type="paragraph" w:styleId="TOC1">
-    <w:uiPriority w:val="39"/>
-    <w:name w:val="toc 1"/>
-    <w:basedOn w:val="Normal"/>
-    <w:next w:val="Normal"/>
-    <w:unhideWhenUsed/>
-    <w:rsid w:val="63C5372D"/>
-    <w:pPr>
-      <w:spacing w:after="100"/>
-    </w:pPr>
-  </w:style>
-  <w:style w:type="paragraph" w:styleId="TOC2">
-    <w:uiPriority w:val="39"/>
-    <w:name w:val="toc 2"/>
-    <w:basedOn w:val="Normal"/>
-    <w:next w:val="Normal"/>
-    <w:unhideWhenUsed/>
-    <w:rsid w:val="63C5372D"/>
-    <w:pPr>
-      <w:spacing w:after="100"/>
-      <w:ind w:left="220"/>
-    </w:pPr>
   </w:style>
 </w:styles>
 </file>
@@ -6755,23 +6720,5 @@
       </a:style>
     </a:lnDef>
   </a:objectDefaults>
-  <a:extraClrSchemeLst/>
 </a:theme>
-</file>
-
-<file path=customXml/item1.xml><?xml version="1.0" encoding="utf-8"?>
-<s:customData xmlns="http://www.wps.cn/officeDocument/2013/wpsCustomData" xmlns:s="http://www.wps.cn/officeDocument/2013/wpsCustomData">
-  <customSectProps/>
-  <customShpExts>
-    <customShpInfo spid="_x0000_s1026" textRotate="1"/>
-  </customShpExts>
-</s:customData>
-</file>
-
-<file path=customXml/itemProps1.xml><?xml version="1.0" encoding="utf-8"?>
-<ds:datastoreItem xmlns:ds="http://schemas.openxmlformats.org/officeDocument/2006/customXml" ds:itemID="{B1977F7D-205B-4081-913C-38D41E755F92}">
-  <ds:schemaRefs>
-    <ds:schemaRef ds:uri="http://www.wps.cn/officeDocument/2013/wpsCustomData"/>
-  </ds:schemaRefs>
-</ds:datastoreItem>
 </file>